--- a/mainWidget/mainWidget/src/template/射流冲击仿真计算数据表.docx
+++ b/mainWidget/mainWidget/src/template/射流冲击仿真计算数据表.docx
@@ -3040,6 +3040,7 @@
           </w:tcPr>
           <w:p>
             <w:pPr>
+              <w:spacing w:line="240" w:lineRule="auto"/>
               <w:ind w:firstLine="480"/>
             </w:pPr>
             <w:r>
@@ -3058,6 +3059,7 @@
           </w:tcPr>
           <w:p>
             <w:pPr>
+              <w:spacing w:line="240" w:lineRule="auto"/>
               <w:ind w:firstLine="480"/>
             </w:pPr>
             <w:r>
@@ -3076,6 +3078,7 @@
           </w:tcPr>
           <w:p>
             <w:pPr>
+              <w:spacing w:line="240" w:lineRule="auto"/>
               <w:ind w:firstLine="480"/>
             </w:pPr>
             <w:r>
@@ -3092,6 +3095,7 @@
           </w:tcPr>
           <w:p>
             <w:pPr>
+              <w:spacing w:line="240" w:lineRule="auto"/>
               <w:ind w:firstLine="480"/>
             </w:pPr>
             <w:r>
@@ -3108,6 +3112,7 @@
           </w:tcPr>
           <w:p>
             <w:pPr>
+              <w:spacing w:line="240" w:lineRule="auto"/>
               <w:ind w:firstLine="480"/>
             </w:pPr>
             <w:r>
@@ -3126,6 +3131,7 @@
           </w:tcPr>
           <w:p>
             <w:pPr>
+              <w:spacing w:line="240" w:lineRule="auto"/>
               <w:ind w:firstLine="480"/>
             </w:pPr>
           </w:p>
@@ -3136,6 +3142,7 @@
           </w:tcPr>
           <w:p>
             <w:pPr>
+              <w:spacing w:line="240" w:lineRule="auto"/>
               <w:ind w:firstLine="480"/>
             </w:pPr>
           </w:p>
@@ -3146,6 +3153,7 @@
           </w:tcPr>
           <w:p>
             <w:pPr>
+              <w:spacing w:line="240" w:lineRule="auto"/>
               <w:ind w:firstLine="480"/>
             </w:pPr>
           </w:p>
@@ -3156,6 +3164,7 @@
           </w:tcPr>
           <w:p>
             <w:pPr>
+              <w:spacing w:line="240" w:lineRule="auto"/>
               <w:ind w:firstLine="480"/>
             </w:pPr>
           </w:p>
@@ -3166,6 +3175,7 @@
           </w:tcPr>
           <w:p>
             <w:pPr>
+              <w:spacing w:line="240" w:lineRule="auto"/>
               <w:ind w:firstLine="480"/>
             </w:pPr>
           </w:p>
@@ -3985,7 +3995,6 @@
         <w:jc w:val="center"/>
       </w:pPr>
       <w:r>
-        <w:lastRenderedPageBreak/>
         <w:t>表</w:t>
       </w:r>
       <w:r>
@@ -4027,12 +4036,14 @@
           </w:tcPr>
           <w:p>
             <w:pPr>
+              <w:spacing w:line="240" w:lineRule="auto"/>
               <w:ind w:firstLine="480"/>
             </w:pPr>
             <w:r>
               <w:rPr>
                 <w:rFonts w:hint="eastAsia"/>
               </w:rPr>
+              <w:lastRenderedPageBreak/>
               <w:t>A/</w:t>
             </w:r>
             <w:proofErr w:type="spellStart"/>
@@ -4051,6 +4062,7 @@
           </w:tcPr>
           <w:p>
             <w:pPr>
+              <w:spacing w:line="240" w:lineRule="auto"/>
               <w:ind w:firstLine="480"/>
             </w:pPr>
             <w:r>
@@ -4075,6 +4087,7 @@
           </w:tcPr>
           <w:p>
             <w:pPr>
+              <w:spacing w:line="240" w:lineRule="auto"/>
               <w:ind w:firstLine="480"/>
             </w:pPr>
             <w:r>
@@ -4091,6 +4104,7 @@
           </w:tcPr>
           <w:p>
             <w:pPr>
+              <w:spacing w:line="240" w:lineRule="auto"/>
               <w:ind w:firstLine="480"/>
             </w:pPr>
             <w:r>
@@ -4107,6 +4121,7 @@
           </w:tcPr>
           <w:p>
             <w:pPr>
+              <w:spacing w:line="240" w:lineRule="auto"/>
               <w:ind w:firstLine="480"/>
             </w:pPr>
             <w:r>
@@ -4125,6 +4140,7 @@
           </w:tcPr>
           <w:p>
             <w:pPr>
+              <w:spacing w:line="240" w:lineRule="auto"/>
               <w:ind w:firstLine="480"/>
             </w:pPr>
           </w:p>
@@ -4135,6 +4151,7 @@
           </w:tcPr>
           <w:p>
             <w:pPr>
+              <w:spacing w:line="240" w:lineRule="auto"/>
               <w:ind w:firstLine="480"/>
             </w:pPr>
           </w:p>
@@ -4145,6 +4162,7 @@
           </w:tcPr>
           <w:p>
             <w:pPr>
+              <w:spacing w:line="240" w:lineRule="auto"/>
               <w:ind w:firstLine="480"/>
             </w:pPr>
           </w:p>
@@ -4155,6 +4173,7 @@
           </w:tcPr>
           <w:p>
             <w:pPr>
+              <w:spacing w:line="240" w:lineRule="auto"/>
               <w:ind w:firstLine="480"/>
             </w:pPr>
           </w:p>
@@ -4165,6 +4184,7 @@
           </w:tcPr>
           <w:p>
             <w:pPr>
+              <w:spacing w:line="240" w:lineRule="auto"/>
               <w:ind w:firstLine="480"/>
             </w:pPr>
           </w:p>
@@ -4318,7 +4338,7 @@
         <w:ind w:firstLineChars="0" w:firstLine="0"/>
         <w:jc w:val="center"/>
         <w:rPr>
-          <w:rFonts w:eastAsia="仿宋" w:hint="eastAsia"/>
+          <w:rFonts w:eastAsia="仿宋"/>
           <w:kern w:val="0"/>
         </w:rPr>
       </w:pPr>
@@ -4422,6 +4442,7 @@
           </w:tcPr>
           <w:p>
             <w:pPr>
+              <w:spacing w:line="240" w:lineRule="auto"/>
               <w:ind w:firstLineChars="0" w:firstLine="0"/>
               <w:jc w:val="center"/>
             </w:pPr>
@@ -4439,6 +4460,7 @@
           </w:tcPr>
           <w:p>
             <w:pPr>
+              <w:spacing w:line="240" w:lineRule="auto"/>
               <w:ind w:firstLineChars="0" w:firstLine="0"/>
               <w:jc w:val="center"/>
             </w:pPr>
@@ -4453,6 +4475,7 @@
           </w:tcPr>
           <w:p>
             <w:pPr>
+              <w:spacing w:line="240" w:lineRule="auto"/>
               <w:ind w:firstLineChars="0" w:firstLine="0"/>
               <w:jc w:val="center"/>
             </w:pPr>
@@ -4464,6 +4487,7 @@
           </w:tcPr>
           <w:p>
             <w:pPr>
+              <w:spacing w:line="240" w:lineRule="auto"/>
               <w:ind w:firstLineChars="0" w:firstLine="0"/>
               <w:jc w:val="center"/>
             </w:pPr>
@@ -4480,6 +4504,7 @@
           </w:tcPr>
           <w:p>
             <w:pPr>
+              <w:spacing w:line="240" w:lineRule="auto"/>
               <w:ind w:firstLineChars="0" w:firstLine="0"/>
               <w:jc w:val="center"/>
             </w:pPr>
@@ -4497,6 +4522,7 @@
           </w:tcPr>
           <w:p>
             <w:pPr>
+              <w:spacing w:line="240" w:lineRule="auto"/>
               <w:ind w:firstLineChars="0" w:firstLine="0"/>
               <w:jc w:val="center"/>
             </w:pPr>
@@ -4514,6 +4540,7 @@
           </w:tcPr>
           <w:p>
             <w:pPr>
+              <w:spacing w:line="240" w:lineRule="auto"/>
               <w:ind w:firstLineChars="0" w:firstLine="0"/>
               <w:jc w:val="center"/>
             </w:pPr>
@@ -4555,6 +4582,7 @@
           </w:tcPr>
           <w:p>
             <w:pPr>
+              <w:spacing w:line="240" w:lineRule="auto"/>
               <w:ind w:firstLineChars="0" w:firstLine="0"/>
               <w:jc w:val="center"/>
             </w:pPr>
@@ -4568,6 +4596,7 @@
           </w:tcPr>
           <w:p>
             <w:pPr>
+              <w:spacing w:line="240" w:lineRule="auto"/>
               <w:ind w:firstLineChars="0" w:firstLine="0"/>
               <w:jc w:val="center"/>
             </w:pPr>
@@ -4585,6 +4614,7 @@
           </w:tcPr>
           <w:p>
             <w:pPr>
+              <w:spacing w:line="240" w:lineRule="auto"/>
               <w:ind w:firstLineChars="0" w:firstLine="0"/>
               <w:jc w:val="center"/>
             </w:pPr>
@@ -4602,6 +4632,7 @@
           </w:tcPr>
           <w:p>
             <w:pPr>
+              <w:spacing w:line="240" w:lineRule="auto"/>
               <w:ind w:firstLineChars="0" w:firstLine="0"/>
               <w:jc w:val="center"/>
             </w:pPr>
@@ -4643,6 +4674,7 @@
           </w:tcPr>
           <w:p>
             <w:pPr>
+              <w:spacing w:line="240" w:lineRule="auto"/>
               <w:ind w:firstLineChars="0" w:firstLine="0"/>
               <w:jc w:val="center"/>
             </w:pPr>
@@ -4656,6 +4688,7 @@
           </w:tcPr>
           <w:p>
             <w:pPr>
+              <w:spacing w:line="240" w:lineRule="auto"/>
               <w:ind w:firstLineChars="0" w:firstLine="0"/>
               <w:jc w:val="center"/>
             </w:pPr>
@@ -4673,6 +4706,7 @@
           </w:tcPr>
           <w:p>
             <w:pPr>
+              <w:spacing w:line="240" w:lineRule="auto"/>
               <w:ind w:firstLineChars="0" w:firstLine="0"/>
               <w:jc w:val="center"/>
             </w:pPr>
@@ -4690,6 +4724,7 @@
           </w:tcPr>
           <w:p>
             <w:pPr>
+              <w:spacing w:line="240" w:lineRule="auto"/>
               <w:ind w:firstLineChars="0" w:firstLine="0"/>
               <w:jc w:val="center"/>
             </w:pPr>
@@ -4731,6 +4766,7 @@
           </w:tcPr>
           <w:p>
             <w:pPr>
+              <w:spacing w:line="240" w:lineRule="auto"/>
               <w:ind w:firstLineChars="0" w:firstLine="0"/>
               <w:jc w:val="center"/>
             </w:pPr>
@@ -4747,6 +4783,7 @@
           </w:tcPr>
           <w:p>
             <w:pPr>
+              <w:spacing w:line="240" w:lineRule="auto"/>
               <w:ind w:firstLineChars="0" w:firstLine="0"/>
               <w:jc w:val="center"/>
             </w:pPr>
@@ -4764,6 +4801,7 @@
           </w:tcPr>
           <w:p>
             <w:pPr>
+              <w:spacing w:line="240" w:lineRule="auto"/>
               <w:ind w:firstLineChars="0" w:firstLine="0"/>
               <w:jc w:val="center"/>
             </w:pPr>
@@ -4781,6 +4819,7 @@
           </w:tcPr>
           <w:p>
             <w:pPr>
+              <w:spacing w:line="240" w:lineRule="auto"/>
               <w:ind w:firstLineChars="0" w:firstLine="0"/>
               <w:jc w:val="center"/>
             </w:pPr>
@@ -4822,6 +4861,7 @@
           </w:tcPr>
           <w:p>
             <w:pPr>
+              <w:spacing w:line="240" w:lineRule="auto"/>
               <w:ind w:firstLineChars="0" w:firstLine="0"/>
               <w:jc w:val="center"/>
             </w:pPr>
@@ -4838,6 +4878,7 @@
           </w:tcPr>
           <w:p>
             <w:pPr>
+              <w:spacing w:line="240" w:lineRule="auto"/>
               <w:ind w:firstLineChars="0" w:firstLine="0"/>
               <w:jc w:val="center"/>
             </w:pPr>
@@ -4855,6 +4896,7 @@
           </w:tcPr>
           <w:p>
             <w:pPr>
+              <w:spacing w:line="240" w:lineRule="auto"/>
               <w:ind w:firstLineChars="0" w:firstLine="0"/>
               <w:jc w:val="center"/>
             </w:pPr>
@@ -4872,6 +4914,7 @@
           </w:tcPr>
           <w:p>
             <w:pPr>
+              <w:spacing w:line="240" w:lineRule="auto"/>
               <w:ind w:firstLineChars="0" w:firstLine="0"/>
               <w:jc w:val="center"/>
             </w:pPr>
@@ -4913,6 +4956,7 @@
           </w:tcPr>
           <w:p>
             <w:pPr>
+              <w:spacing w:line="240" w:lineRule="auto"/>
               <w:ind w:firstLineChars="0" w:firstLine="0"/>
               <w:jc w:val="center"/>
             </w:pPr>
@@ -4929,6 +4973,7 @@
           </w:tcPr>
           <w:p>
             <w:pPr>
+              <w:spacing w:line="240" w:lineRule="auto"/>
               <w:ind w:firstLineChars="0" w:firstLine="0"/>
               <w:jc w:val="center"/>
             </w:pPr>
@@ -4946,6 +4991,7 @@
           </w:tcPr>
           <w:p>
             <w:pPr>
+              <w:spacing w:line="240" w:lineRule="auto"/>
               <w:ind w:firstLineChars="0" w:firstLine="0"/>
               <w:jc w:val="center"/>
             </w:pPr>
@@ -4963,6 +5009,7 @@
           </w:tcPr>
           <w:p>
             <w:pPr>
+              <w:spacing w:line="240" w:lineRule="auto"/>
               <w:ind w:firstLineChars="0" w:firstLine="0"/>
               <w:jc w:val="center"/>
             </w:pPr>
@@ -5004,6 +5051,7 @@
           </w:tcPr>
           <w:p>
             <w:pPr>
+              <w:spacing w:line="240" w:lineRule="auto"/>
               <w:ind w:firstLineChars="0" w:firstLine="0"/>
               <w:jc w:val="center"/>
             </w:pPr>
@@ -5020,13 +5068,15 @@
           </w:tcPr>
           <w:p>
             <w:pPr>
-              <w:ind w:firstLineChars="0" w:firstLine="0"/>
-              <w:jc w:val="center"/>
-            </w:pPr>
-            <w:r>
-              <w:rPr>
-                <w:rFonts w:hint="eastAsia"/>
-              </w:rPr>
+              <w:spacing w:line="240" w:lineRule="auto"/>
+              <w:ind w:firstLineChars="0" w:firstLine="0"/>
+              <w:jc w:val="center"/>
+            </w:pPr>
+            <w:r>
+              <w:rPr>
+                <w:rFonts w:hint="eastAsia"/>
+              </w:rPr>
+              <w:lastRenderedPageBreak/>
               <w:t>7</w:t>
             </w:r>
           </w:p>
@@ -5037,6 +5087,7 @@
           </w:tcPr>
           <w:p>
             <w:pPr>
+              <w:spacing w:line="240" w:lineRule="auto"/>
               <w:ind w:firstLineChars="0" w:firstLine="0"/>
               <w:jc w:val="center"/>
             </w:pPr>
@@ -5054,6 +5105,7 @@
           </w:tcPr>
           <w:p>
             <w:pPr>
+              <w:spacing w:line="240" w:lineRule="auto"/>
               <w:ind w:firstLineChars="0" w:firstLine="0"/>
               <w:jc w:val="center"/>
             </w:pPr>
@@ -5095,6 +5147,7 @@
           </w:tcPr>
           <w:p>
             <w:pPr>
+              <w:spacing w:line="240" w:lineRule="auto"/>
               <w:ind w:firstLineChars="0" w:firstLine="0"/>
               <w:jc w:val="center"/>
             </w:pPr>
@@ -5108,6 +5161,7 @@
           </w:tcPr>
           <w:p>
             <w:pPr>
+              <w:spacing w:line="240" w:lineRule="auto"/>
               <w:ind w:firstLineChars="0" w:firstLine="0"/>
               <w:jc w:val="center"/>
             </w:pPr>
@@ -5125,6 +5179,7 @@
           </w:tcPr>
           <w:p>
             <w:pPr>
+              <w:spacing w:line="240" w:lineRule="auto"/>
               <w:ind w:firstLineChars="0" w:firstLine="0"/>
               <w:jc w:val="center"/>
             </w:pPr>
@@ -5142,6 +5197,7 @@
           </w:tcPr>
           <w:p>
             <w:pPr>
+              <w:spacing w:line="240" w:lineRule="auto"/>
               <w:ind w:firstLineChars="0" w:firstLine="0"/>
               <w:jc w:val="center"/>
             </w:pPr>
@@ -5183,6 +5239,7 @@
           </w:tcPr>
           <w:p>
             <w:pPr>
+              <w:spacing w:line="240" w:lineRule="auto"/>
               <w:ind w:firstLineChars="0" w:firstLine="0"/>
               <w:jc w:val="center"/>
             </w:pPr>
@@ -5202,14 +5259,14 @@
           </w:tcPr>
           <w:p>
             <w:pPr>
-              <w:ind w:firstLineChars="0" w:firstLine="0"/>
-              <w:jc w:val="center"/>
-            </w:pPr>
-            <w:r>
-              <w:rPr>
-                <w:rFonts w:hint="eastAsia"/>
-              </w:rPr>
-              <w:lastRenderedPageBreak/>
+              <w:spacing w:line="240" w:lineRule="auto"/>
+              <w:ind w:firstLineChars="0" w:firstLine="0"/>
+              <w:jc w:val="center"/>
+            </w:pPr>
+            <w:r>
+              <w:rPr>
+                <w:rFonts w:hint="eastAsia"/>
+              </w:rPr>
               <w:t>9</w:t>
             </w:r>
           </w:p>
@@ -5220,6 +5277,7 @@
           </w:tcPr>
           <w:p>
             <w:pPr>
+              <w:spacing w:line="240" w:lineRule="auto"/>
               <w:ind w:firstLineChars="0" w:firstLine="0"/>
               <w:jc w:val="center"/>
             </w:pPr>
@@ -5237,6 +5295,7 @@
           </w:tcPr>
           <w:p>
             <w:pPr>
+              <w:spacing w:line="240" w:lineRule="auto"/>
               <w:ind w:firstLineChars="0" w:firstLine="0"/>
               <w:jc w:val="center"/>
             </w:pPr>
@@ -5278,6 +5337,7 @@
           </w:tcPr>
           <w:p>
             <w:pPr>
+              <w:spacing w:line="240" w:lineRule="auto"/>
               <w:ind w:firstLineChars="0" w:firstLine="0"/>
               <w:jc w:val="center"/>
             </w:pPr>
@@ -5294,6 +5354,7 @@
           </w:tcPr>
           <w:p>
             <w:pPr>
+              <w:spacing w:line="240" w:lineRule="auto"/>
               <w:ind w:firstLineChars="0" w:firstLine="0"/>
               <w:jc w:val="center"/>
             </w:pPr>
@@ -5311,6 +5372,7 @@
           </w:tcPr>
           <w:p>
             <w:pPr>
+              <w:spacing w:line="240" w:lineRule="auto"/>
               <w:ind w:firstLineChars="0" w:firstLine="0"/>
               <w:jc w:val="center"/>
             </w:pPr>
@@ -5328,6 +5390,7 @@
           </w:tcPr>
           <w:p>
             <w:pPr>
+              <w:spacing w:line="240" w:lineRule="auto"/>
               <w:ind w:firstLineChars="0" w:firstLine="0"/>
               <w:jc w:val="center"/>
             </w:pPr>
@@ -5366,6 +5429,7 @@
           </w:tcPr>
           <w:p>
             <w:pPr>
+              <w:spacing w:line="240" w:lineRule="auto"/>
               <w:ind w:firstLineChars="0" w:firstLine="0"/>
               <w:jc w:val="center"/>
             </w:pPr>
@@ -5382,6 +5446,7 @@
           </w:tcPr>
           <w:p>
             <w:pPr>
+              <w:spacing w:line="240" w:lineRule="auto"/>
               <w:ind w:firstLineChars="0" w:firstLine="0"/>
               <w:jc w:val="center"/>
             </w:pPr>
@@ -5399,6 +5464,7 @@
           </w:tcPr>
           <w:p>
             <w:pPr>
+              <w:spacing w:line="240" w:lineRule="auto"/>
               <w:ind w:firstLineChars="0" w:firstLine="0"/>
               <w:jc w:val="center"/>
             </w:pPr>
@@ -5416,6 +5482,7 @@
           </w:tcPr>
           <w:p>
             <w:pPr>
+              <w:spacing w:line="240" w:lineRule="auto"/>
               <w:ind w:firstLineChars="0" w:firstLine="0"/>
               <w:jc w:val="center"/>
             </w:pPr>
@@ -5457,6 +5524,7 @@
           </w:tcPr>
           <w:p>
             <w:pPr>
+              <w:spacing w:line="240" w:lineRule="auto"/>
               <w:ind w:firstLineChars="0" w:firstLine="0"/>
               <w:jc w:val="center"/>
             </w:pPr>
@@ -5488,6 +5556,7 @@
           </w:tcPr>
           <w:p>
             <w:pPr>
+              <w:spacing w:line="240" w:lineRule="auto"/>
               <w:ind w:firstLineChars="0" w:firstLine="0"/>
               <w:jc w:val="center"/>
             </w:pPr>
@@ -5505,6 +5574,7 @@
           </w:tcPr>
           <w:p>
             <w:pPr>
+              <w:spacing w:line="240" w:lineRule="auto"/>
               <w:ind w:firstLineChars="0" w:firstLine="0"/>
               <w:jc w:val="center"/>
             </w:pPr>
@@ -5522,6 +5592,7 @@
           </w:tcPr>
           <w:p>
             <w:pPr>
+              <w:spacing w:line="240" w:lineRule="auto"/>
               <w:ind w:firstLineChars="0" w:firstLine="0"/>
               <w:jc w:val="center"/>
             </w:pPr>
@@ -5563,6 +5634,7 @@
           </w:tcPr>
           <w:p>
             <w:pPr>
+              <w:spacing w:line="240" w:lineRule="auto"/>
               <w:ind w:firstLineChars="0" w:firstLine="0"/>
               <w:jc w:val="center"/>
             </w:pPr>
@@ -5636,6 +5708,7 @@
           </w:tcPr>
           <w:p>
             <w:pPr>
+              <w:spacing w:line="240" w:lineRule="auto"/>
               <w:ind w:firstLineChars="0" w:firstLine="0"/>
               <w:jc w:val="center"/>
             </w:pPr>
@@ -5653,6 +5726,7 @@
           </w:tcPr>
           <w:p>
             <w:pPr>
+              <w:spacing w:line="240" w:lineRule="auto"/>
               <w:ind w:firstLineChars="0" w:firstLine="0"/>
               <w:jc w:val="center"/>
             </w:pPr>
@@ -5667,6 +5741,7 @@
           </w:tcPr>
           <w:p>
             <w:pPr>
+              <w:spacing w:line="240" w:lineRule="auto"/>
               <w:ind w:firstLineChars="0" w:firstLine="0"/>
               <w:jc w:val="center"/>
             </w:pPr>
@@ -5678,6 +5753,7 @@
           </w:tcPr>
           <w:p>
             <w:pPr>
+              <w:spacing w:line="240" w:lineRule="auto"/>
               <w:ind w:firstLineChars="0" w:firstLine="0"/>
               <w:jc w:val="center"/>
             </w:pPr>
@@ -5694,6 +5770,7 @@
           </w:tcPr>
           <w:p>
             <w:pPr>
+              <w:spacing w:line="240" w:lineRule="auto"/>
               <w:ind w:firstLineChars="0" w:firstLine="0"/>
               <w:jc w:val="center"/>
             </w:pPr>
@@ -5711,6 +5788,7 @@
           </w:tcPr>
           <w:p>
             <w:pPr>
+              <w:spacing w:line="240" w:lineRule="auto"/>
               <w:ind w:firstLineChars="0" w:firstLine="0"/>
               <w:jc w:val="center"/>
             </w:pPr>
@@ -5728,6 +5806,7 @@
           </w:tcPr>
           <w:p>
             <w:pPr>
+              <w:spacing w:line="240" w:lineRule="auto"/>
               <w:ind w:firstLineChars="0" w:firstLine="0"/>
               <w:jc w:val="center"/>
             </w:pPr>
@@ -5769,6 +5848,7 @@
           </w:tcPr>
           <w:p>
             <w:pPr>
+              <w:spacing w:line="240" w:lineRule="auto"/>
               <w:ind w:firstLineChars="0" w:firstLine="0"/>
               <w:jc w:val="center"/>
             </w:pPr>
@@ -5782,6 +5862,7 @@
           </w:tcPr>
           <w:p>
             <w:pPr>
+              <w:spacing w:line="240" w:lineRule="auto"/>
               <w:ind w:firstLineChars="0" w:firstLine="0"/>
               <w:jc w:val="center"/>
             </w:pPr>
@@ -5799,6 +5880,7 @@
           </w:tcPr>
           <w:p>
             <w:pPr>
+              <w:spacing w:line="240" w:lineRule="auto"/>
               <w:ind w:firstLineChars="0" w:firstLine="0"/>
               <w:jc w:val="center"/>
             </w:pPr>
@@ -5816,6 +5898,7 @@
           </w:tcPr>
           <w:p>
             <w:pPr>
+              <w:spacing w:line="240" w:lineRule="auto"/>
               <w:ind w:firstLineChars="0" w:firstLine="0"/>
               <w:jc w:val="center"/>
             </w:pPr>
@@ -5857,6 +5940,7 @@
           </w:tcPr>
           <w:p>
             <w:pPr>
+              <w:spacing w:line="240" w:lineRule="auto"/>
               <w:ind w:firstLineChars="0" w:firstLine="0"/>
               <w:jc w:val="center"/>
             </w:pPr>
@@ -5873,6 +5957,7 @@
           </w:tcPr>
           <w:p>
             <w:pPr>
+              <w:spacing w:line="240" w:lineRule="auto"/>
               <w:ind w:firstLineChars="0" w:firstLine="0"/>
               <w:jc w:val="center"/>
             </w:pPr>
@@ -5890,6 +5975,7 @@
           </w:tcPr>
           <w:p>
             <w:pPr>
+              <w:spacing w:line="240" w:lineRule="auto"/>
               <w:ind w:firstLineChars="0" w:firstLine="0"/>
               <w:jc w:val="center"/>
             </w:pPr>
@@ -5907,6 +5993,7 @@
           </w:tcPr>
           <w:p>
             <w:pPr>
+              <w:spacing w:line="240" w:lineRule="auto"/>
               <w:ind w:firstLineChars="0" w:firstLine="0"/>
               <w:jc w:val="center"/>
             </w:pPr>
@@ -5948,6 +6035,7 @@
           </w:tcPr>
           <w:p>
             <w:pPr>
+              <w:spacing w:line="240" w:lineRule="auto"/>
               <w:ind w:firstLineChars="0" w:firstLine="0"/>
               <w:jc w:val="center"/>
             </w:pPr>
@@ -5964,6 +6052,7 @@
           </w:tcPr>
           <w:p>
             <w:pPr>
+              <w:spacing w:line="240" w:lineRule="auto"/>
               <w:ind w:firstLineChars="0" w:firstLine="0"/>
               <w:jc w:val="center"/>
             </w:pPr>
@@ -5981,6 +6070,7 @@
           </w:tcPr>
           <w:p>
             <w:pPr>
+              <w:spacing w:line="240" w:lineRule="auto"/>
               <w:ind w:firstLineChars="0" w:firstLine="0"/>
               <w:jc w:val="center"/>
             </w:pPr>
@@ -5998,6 +6088,7 @@
           </w:tcPr>
           <w:p>
             <w:pPr>
+              <w:spacing w:line="240" w:lineRule="auto"/>
               <w:ind w:firstLineChars="0" w:firstLine="0"/>
               <w:jc w:val="center"/>
             </w:pPr>
@@ -6039,6 +6130,7 @@
           </w:tcPr>
           <w:p>
             <w:pPr>
+              <w:spacing w:line="240" w:lineRule="auto"/>
               <w:ind w:firstLineChars="0" w:firstLine="0"/>
               <w:jc w:val="center"/>
             </w:pPr>
@@ -6055,6 +6147,7 @@
           </w:tcPr>
           <w:p>
             <w:pPr>
+              <w:spacing w:line="240" w:lineRule="auto"/>
               <w:ind w:firstLineChars="0" w:firstLine="0"/>
               <w:jc w:val="center"/>
             </w:pPr>
@@ -6072,6 +6165,7 @@
           </w:tcPr>
           <w:p>
             <w:pPr>
+              <w:spacing w:line="240" w:lineRule="auto"/>
               <w:ind w:firstLineChars="0" w:firstLine="0"/>
               <w:jc w:val="center"/>
             </w:pPr>
@@ -6089,6 +6183,7 @@
           </w:tcPr>
           <w:p>
             <w:pPr>
+              <w:spacing w:line="240" w:lineRule="auto"/>
               <w:ind w:firstLineChars="0" w:firstLine="0"/>
               <w:jc w:val="center"/>
             </w:pPr>
@@ -6130,6 +6225,7 @@
           </w:tcPr>
           <w:p>
             <w:pPr>
+              <w:spacing w:line="240" w:lineRule="auto"/>
               <w:ind w:firstLineChars="0" w:firstLine="0"/>
               <w:jc w:val="center"/>
             </w:pPr>
@@ -6146,6 +6242,7 @@
           </w:tcPr>
           <w:p>
             <w:pPr>
+              <w:spacing w:line="240" w:lineRule="auto"/>
               <w:ind w:firstLineChars="0" w:firstLine="0"/>
               <w:jc w:val="center"/>
             </w:pPr>
@@ -6163,6 +6260,7 @@
           </w:tcPr>
           <w:p>
             <w:pPr>
+              <w:spacing w:line="240" w:lineRule="auto"/>
               <w:ind w:firstLineChars="0" w:firstLine="0"/>
               <w:jc w:val="center"/>
             </w:pPr>
@@ -6180,6 +6278,7 @@
           </w:tcPr>
           <w:p>
             <w:pPr>
+              <w:spacing w:line="240" w:lineRule="auto"/>
               <w:ind w:firstLineChars="0" w:firstLine="0"/>
               <w:jc w:val="center"/>
             </w:pPr>
@@ -6221,6 +6320,7 @@
           </w:tcPr>
           <w:p>
             <w:pPr>
+              <w:spacing w:line="240" w:lineRule="auto"/>
               <w:ind w:firstLineChars="0" w:firstLine="0"/>
               <w:jc w:val="center"/>
             </w:pPr>
@@ -6234,6 +6334,7 @@
           </w:tcPr>
           <w:p>
             <w:pPr>
+              <w:spacing w:line="240" w:lineRule="auto"/>
               <w:ind w:firstLineChars="0" w:firstLine="0"/>
               <w:jc w:val="center"/>
             </w:pPr>
@@ -6251,6 +6352,7 @@
           </w:tcPr>
           <w:p>
             <w:pPr>
+              <w:spacing w:line="240" w:lineRule="auto"/>
               <w:ind w:firstLineChars="0" w:firstLine="0"/>
               <w:jc w:val="center"/>
             </w:pPr>
@@ -6268,6 +6370,7 @@
           </w:tcPr>
           <w:p>
             <w:pPr>
+              <w:spacing w:line="240" w:lineRule="auto"/>
               <w:ind w:firstLineChars="0" w:firstLine="0"/>
               <w:jc w:val="center"/>
             </w:pPr>
@@ -6309,6 +6412,7 @@
           </w:tcPr>
           <w:p>
             <w:pPr>
+              <w:spacing w:line="240" w:lineRule="auto"/>
               <w:ind w:firstLineChars="0" w:firstLine="0"/>
               <w:jc w:val="center"/>
             </w:pPr>
@@ -6325,6 +6429,7 @@
           </w:tcPr>
           <w:p>
             <w:pPr>
+              <w:spacing w:line="240" w:lineRule="auto"/>
               <w:ind w:firstLineChars="0" w:firstLine="0"/>
               <w:jc w:val="center"/>
             </w:pPr>
@@ -6342,6 +6447,7 @@
           </w:tcPr>
           <w:p>
             <w:pPr>
+              <w:spacing w:line="240" w:lineRule="auto"/>
               <w:ind w:firstLineChars="0" w:firstLine="0"/>
               <w:jc w:val="center"/>
             </w:pPr>
@@ -6359,6 +6465,7 @@
           </w:tcPr>
           <w:p>
             <w:pPr>
+              <w:spacing w:line="240" w:lineRule="auto"/>
               <w:ind w:firstLineChars="0" w:firstLine="0"/>
               <w:jc w:val="center"/>
             </w:pPr>
@@ -6400,6 +6507,7 @@
           </w:tcPr>
           <w:p>
             <w:pPr>
+              <w:spacing w:line="240" w:lineRule="auto"/>
               <w:ind w:firstLineChars="0" w:firstLine="0"/>
               <w:jc w:val="center"/>
             </w:pPr>
@@ -6416,6 +6524,7 @@
           </w:tcPr>
           <w:p>
             <w:pPr>
+              <w:spacing w:line="240" w:lineRule="auto"/>
               <w:ind w:firstLineChars="0" w:firstLine="0"/>
               <w:jc w:val="center"/>
             </w:pPr>
@@ -6433,6 +6542,7 @@
           </w:tcPr>
           <w:p>
             <w:pPr>
+              <w:spacing w:line="240" w:lineRule="auto"/>
               <w:ind w:firstLineChars="0" w:firstLine="0"/>
               <w:jc w:val="center"/>
             </w:pPr>
@@ -6450,6 +6560,7 @@
           </w:tcPr>
           <w:p>
             <w:pPr>
+              <w:spacing w:line="240" w:lineRule="auto"/>
               <w:ind w:firstLineChars="0" w:firstLine="0"/>
               <w:jc w:val="center"/>
             </w:pPr>
@@ -6491,6 +6602,7 @@
           </w:tcPr>
           <w:p>
             <w:pPr>
+              <w:spacing w:line="240" w:lineRule="auto"/>
               <w:ind w:firstLineChars="0" w:firstLine="0"/>
               <w:jc w:val="center"/>
             </w:pPr>
@@ -6522,13 +6634,15 @@
           </w:tcPr>
           <w:p>
             <w:pPr>
-              <w:ind w:firstLineChars="0" w:firstLine="0"/>
-              <w:jc w:val="center"/>
-            </w:pPr>
-            <w:r>
-              <w:rPr>
-                <w:rFonts w:hint="eastAsia"/>
-              </w:rPr>
+              <w:spacing w:line="240" w:lineRule="auto"/>
+              <w:ind w:firstLineChars="0" w:firstLine="0"/>
+              <w:jc w:val="center"/>
+            </w:pPr>
+            <w:r>
+              <w:rPr>
+                <w:rFonts w:hint="eastAsia"/>
+              </w:rPr>
+              <w:lastRenderedPageBreak/>
               <w:t>10</w:t>
             </w:r>
           </w:p>
@@ -6539,6 +6653,7 @@
           </w:tcPr>
           <w:p>
             <w:pPr>
+              <w:spacing w:line="240" w:lineRule="auto"/>
               <w:ind w:firstLineChars="0" w:firstLine="0"/>
               <w:jc w:val="center"/>
             </w:pPr>
@@ -6556,6 +6671,7 @@
           </w:tcPr>
           <w:p>
             <w:pPr>
+              <w:spacing w:line="240" w:lineRule="auto"/>
               <w:ind w:firstLineChars="0" w:firstLine="0"/>
               <w:jc w:val="center"/>
             </w:pPr>
@@ -6597,6 +6713,7 @@
           </w:tcPr>
           <w:p>
             <w:pPr>
+              <w:spacing w:line="240" w:lineRule="auto"/>
               <w:ind w:firstLineChars="0" w:firstLine="0"/>
               <w:jc w:val="center"/>
             </w:pPr>
@@ -6678,6 +6795,7 @@
           </w:tcPr>
           <w:p>
             <w:pPr>
+              <w:spacing w:line="240" w:lineRule="auto"/>
               <w:ind w:firstLineChars="0" w:firstLine="0"/>
               <w:jc w:val="center"/>
             </w:pPr>
@@ -6695,6 +6813,7 @@
           </w:tcPr>
           <w:p>
             <w:pPr>
+              <w:spacing w:line="240" w:lineRule="auto"/>
               <w:ind w:firstLineChars="0" w:firstLine="0"/>
               <w:jc w:val="center"/>
             </w:pPr>
@@ -6709,6 +6828,7 @@
           </w:tcPr>
           <w:p>
             <w:pPr>
+              <w:spacing w:line="240" w:lineRule="auto"/>
               <w:ind w:firstLineChars="0" w:firstLine="0"/>
               <w:jc w:val="center"/>
             </w:pPr>
@@ -6720,6 +6840,7 @@
           </w:tcPr>
           <w:p>
             <w:pPr>
+              <w:spacing w:line="240" w:lineRule="auto"/>
               <w:ind w:firstLineChars="0" w:firstLine="0"/>
               <w:jc w:val="center"/>
             </w:pPr>
@@ -6736,6 +6857,7 @@
           </w:tcPr>
           <w:p>
             <w:pPr>
+              <w:spacing w:line="240" w:lineRule="auto"/>
               <w:ind w:firstLineChars="0" w:firstLine="0"/>
               <w:jc w:val="center"/>
             </w:pPr>
@@ -6753,6 +6875,7 @@
           </w:tcPr>
           <w:p>
             <w:pPr>
+              <w:spacing w:line="240" w:lineRule="auto"/>
               <w:ind w:firstLineChars="0" w:firstLine="0"/>
               <w:jc w:val="center"/>
             </w:pPr>
@@ -6770,6 +6893,7 @@
           </w:tcPr>
           <w:p>
             <w:pPr>
+              <w:spacing w:line="240" w:lineRule="auto"/>
               <w:ind w:firstLineChars="0" w:firstLine="0"/>
               <w:jc w:val="center"/>
             </w:pPr>
@@ -6808,6 +6932,7 @@
           </w:tcPr>
           <w:p>
             <w:pPr>
+              <w:spacing w:line="240" w:lineRule="auto"/>
               <w:ind w:firstLineChars="0" w:firstLine="0"/>
               <w:jc w:val="center"/>
             </w:pPr>
@@ -6821,6 +6946,7 @@
           </w:tcPr>
           <w:p>
             <w:pPr>
+              <w:spacing w:line="240" w:lineRule="auto"/>
               <w:ind w:firstLineChars="0" w:firstLine="0"/>
               <w:jc w:val="center"/>
             </w:pPr>
@@ -6838,6 +6964,7 @@
           </w:tcPr>
           <w:p>
             <w:pPr>
+              <w:spacing w:line="240" w:lineRule="auto"/>
               <w:ind w:firstLineChars="0" w:firstLine="0"/>
               <w:jc w:val="center"/>
             </w:pPr>
@@ -6855,6 +6982,7 @@
           </w:tcPr>
           <w:p>
             <w:pPr>
+              <w:spacing w:line="240" w:lineRule="auto"/>
               <w:ind w:firstLineChars="0" w:firstLine="0"/>
               <w:jc w:val="center"/>
             </w:pPr>
@@ -6893,6 +7021,7 @@
           </w:tcPr>
           <w:p>
             <w:pPr>
+              <w:spacing w:line="240" w:lineRule="auto"/>
               <w:ind w:firstLineChars="0" w:firstLine="0"/>
               <w:jc w:val="center"/>
             </w:pPr>
@@ -6909,6 +7038,7 @@
           </w:tcPr>
           <w:p>
             <w:pPr>
+              <w:spacing w:line="240" w:lineRule="auto"/>
               <w:ind w:firstLineChars="0" w:firstLine="0"/>
               <w:jc w:val="center"/>
             </w:pPr>
@@ -6926,6 +7056,7 @@
           </w:tcPr>
           <w:p>
             <w:pPr>
+              <w:spacing w:line="240" w:lineRule="auto"/>
               <w:ind w:firstLineChars="0" w:firstLine="0"/>
               <w:jc w:val="center"/>
             </w:pPr>
@@ -6943,6 +7074,7 @@
           </w:tcPr>
           <w:p>
             <w:pPr>
+              <w:spacing w:line="240" w:lineRule="auto"/>
               <w:ind w:firstLineChars="0" w:firstLine="0"/>
               <w:jc w:val="center"/>
             </w:pPr>
@@ -6981,6 +7113,7 @@
           </w:tcPr>
           <w:p>
             <w:pPr>
+              <w:spacing w:line="240" w:lineRule="auto"/>
               <w:ind w:firstLineChars="0" w:firstLine="0"/>
               <w:jc w:val="center"/>
             </w:pPr>
@@ -6997,6 +7130,7 @@
           </w:tcPr>
           <w:p>
             <w:pPr>
+              <w:spacing w:line="240" w:lineRule="auto"/>
               <w:ind w:firstLineChars="0" w:firstLine="0"/>
               <w:jc w:val="center"/>
             </w:pPr>
@@ -7014,6 +7148,7 @@
           </w:tcPr>
           <w:p>
             <w:pPr>
+              <w:spacing w:line="240" w:lineRule="auto"/>
               <w:ind w:firstLineChars="0" w:firstLine="0"/>
               <w:jc w:val="center"/>
             </w:pPr>
@@ -7031,6 +7166,7 @@
           </w:tcPr>
           <w:p>
             <w:pPr>
+              <w:spacing w:line="240" w:lineRule="auto"/>
               <w:ind w:firstLineChars="0" w:firstLine="0"/>
               <w:jc w:val="center"/>
             </w:pPr>
@@ -7069,6 +7205,7 @@
           </w:tcPr>
           <w:p>
             <w:pPr>
+              <w:spacing w:line="240" w:lineRule="auto"/>
               <w:ind w:firstLineChars="0" w:firstLine="0"/>
               <w:jc w:val="center"/>
             </w:pPr>
@@ -7085,6 +7222,7 @@
           </w:tcPr>
           <w:p>
             <w:pPr>
+              <w:spacing w:line="240" w:lineRule="auto"/>
               <w:ind w:firstLineChars="0" w:firstLine="0"/>
               <w:jc w:val="center"/>
             </w:pPr>
@@ -7102,6 +7240,7 @@
           </w:tcPr>
           <w:p>
             <w:pPr>
+              <w:spacing w:line="240" w:lineRule="auto"/>
               <w:ind w:firstLineChars="0" w:firstLine="0"/>
               <w:jc w:val="center"/>
             </w:pPr>
@@ -7119,6 +7258,7 @@
           </w:tcPr>
           <w:p>
             <w:pPr>
+              <w:spacing w:line="240" w:lineRule="auto"/>
               <w:ind w:firstLineChars="0" w:firstLine="0"/>
               <w:jc w:val="center"/>
             </w:pPr>
@@ -7141,14 +7281,7 @@
               <w:rPr>
                 <w:rFonts w:hint="eastAsia"/>
               </w:rPr>
-              <w:t>切线模</w:t>
-            </w:r>
-            <w:r>
-              <w:rPr>
-                <w:rFonts w:hint="eastAsia"/>
-              </w:rPr>
-              <w:lastRenderedPageBreak/>
-              <w:t>量</w:t>
+              <w:t>切线模量</w:t>
             </w:r>
             <w:r>
               <w:rPr>
@@ -7164,11 +7297,11 @@
           </w:tcPr>
           <w:p>
             <w:pPr>
-              <w:ind w:firstLineChars="0" w:firstLine="0"/>
-              <w:jc w:val="center"/>
-            </w:pPr>
-            <w:r>
-              <w:lastRenderedPageBreak/>
+              <w:spacing w:line="240" w:lineRule="auto"/>
+              <w:ind w:firstLineChars="0" w:firstLine="0"/>
+              <w:jc w:val="center"/>
+            </w:pPr>
+            <w:r>
               <w:t>MPa</w:t>
             </w:r>
           </w:p>
@@ -7181,14 +7314,14 @@
           </w:tcPr>
           <w:p>
             <w:pPr>
-              <w:ind w:firstLineChars="0" w:firstLine="0"/>
-              <w:jc w:val="center"/>
-            </w:pPr>
-            <w:r>
-              <w:rPr>
-                <w:rFonts w:hint="eastAsia"/>
-              </w:rPr>
-              <w:lastRenderedPageBreak/>
+              <w:spacing w:line="240" w:lineRule="auto"/>
+              <w:ind w:firstLineChars="0" w:firstLine="0"/>
+              <w:jc w:val="center"/>
+            </w:pPr>
+            <w:r>
+              <w:rPr>
+                <w:rFonts w:hint="eastAsia"/>
+              </w:rPr>
               <w:t>6</w:t>
             </w:r>
           </w:p>
@@ -7199,6 +7332,7 @@
           </w:tcPr>
           <w:p>
             <w:pPr>
+              <w:spacing w:line="240" w:lineRule="auto"/>
               <w:ind w:firstLineChars="0" w:firstLine="0"/>
               <w:jc w:val="center"/>
             </w:pPr>
@@ -7216,6 +7350,7 @@
           </w:tcPr>
           <w:p>
             <w:pPr>
+              <w:spacing w:line="240" w:lineRule="auto"/>
               <w:ind w:firstLineChars="0" w:firstLine="0"/>
               <w:jc w:val="center"/>
             </w:pPr>
@@ -7254,6 +7389,7 @@
           </w:tcPr>
           <w:p>
             <w:pPr>
+              <w:spacing w:line="240" w:lineRule="auto"/>
               <w:ind w:firstLineChars="0" w:firstLine="0"/>
               <w:jc w:val="center"/>
             </w:pPr>
@@ -7267,6 +7403,7 @@
           </w:tcPr>
           <w:p>
             <w:pPr>
+              <w:spacing w:line="240" w:lineRule="auto"/>
               <w:ind w:firstLineChars="0" w:firstLine="0"/>
               <w:jc w:val="center"/>
             </w:pPr>
@@ -7284,6 +7421,7 @@
           </w:tcPr>
           <w:p>
             <w:pPr>
+              <w:spacing w:line="240" w:lineRule="auto"/>
               <w:ind w:firstLineChars="0" w:firstLine="0"/>
               <w:jc w:val="center"/>
             </w:pPr>
@@ -7301,6 +7439,7 @@
           </w:tcPr>
           <w:p>
             <w:pPr>
+              <w:spacing w:line="240" w:lineRule="auto"/>
               <w:ind w:firstLineChars="0" w:firstLine="0"/>
               <w:jc w:val="center"/>
             </w:pPr>
@@ -7339,6 +7478,7 @@
           </w:tcPr>
           <w:p>
             <w:pPr>
+              <w:spacing w:line="240" w:lineRule="auto"/>
               <w:ind w:firstLineChars="0" w:firstLine="0"/>
               <w:jc w:val="center"/>
             </w:pPr>
@@ -7355,6 +7495,7 @@
           </w:tcPr>
           <w:p>
             <w:pPr>
+              <w:spacing w:line="240" w:lineRule="auto"/>
               <w:ind w:firstLineChars="0" w:firstLine="0"/>
               <w:jc w:val="center"/>
             </w:pPr>
@@ -7372,6 +7513,7 @@
           </w:tcPr>
           <w:p>
             <w:pPr>
+              <w:spacing w:line="240" w:lineRule="auto"/>
               <w:ind w:firstLineChars="0" w:firstLine="0"/>
               <w:jc w:val="center"/>
             </w:pPr>
@@ -7389,6 +7531,7 @@
           </w:tcPr>
           <w:p>
             <w:pPr>
+              <w:spacing w:line="240" w:lineRule="auto"/>
               <w:ind w:firstLineChars="0" w:firstLine="0"/>
               <w:jc w:val="center"/>
             </w:pPr>
@@ -7427,6 +7570,7 @@
           </w:tcPr>
           <w:p>
             <w:pPr>
+              <w:spacing w:line="240" w:lineRule="auto"/>
               <w:ind w:firstLineChars="0" w:firstLine="0"/>
               <w:jc w:val="center"/>
             </w:pPr>
@@ -7443,6 +7587,7 @@
           </w:tcPr>
           <w:p>
             <w:pPr>
+              <w:spacing w:line="240" w:lineRule="auto"/>
               <w:ind w:firstLineChars="0" w:firstLine="0"/>
               <w:jc w:val="center"/>
             </w:pPr>
@@ -7460,6 +7605,7 @@
           </w:tcPr>
           <w:p>
             <w:pPr>
+              <w:spacing w:line="240" w:lineRule="auto"/>
               <w:ind w:firstLineChars="0" w:firstLine="0"/>
               <w:jc w:val="center"/>
             </w:pPr>
@@ -7477,6 +7623,7 @@
           </w:tcPr>
           <w:p>
             <w:pPr>
+              <w:spacing w:line="240" w:lineRule="auto"/>
               <w:ind w:firstLineChars="0" w:firstLine="0"/>
               <w:jc w:val="center"/>
             </w:pPr>
@@ -7515,6 +7662,7 @@
           </w:tcPr>
           <w:p>
             <w:pPr>
+              <w:spacing w:line="240" w:lineRule="auto"/>
               <w:ind w:firstLineChars="0" w:firstLine="0"/>
               <w:jc w:val="center"/>
             </w:pPr>
@@ -7546,6 +7694,7 @@
           </w:tcPr>
           <w:p>
             <w:pPr>
+              <w:spacing w:line="240" w:lineRule="auto"/>
               <w:ind w:firstLineChars="0" w:firstLine="0"/>
               <w:jc w:val="center"/>
             </w:pPr>
@@ -7563,6 +7712,7 @@
           </w:tcPr>
           <w:p>
             <w:pPr>
+              <w:spacing w:line="240" w:lineRule="auto"/>
               <w:ind w:firstLineChars="0" w:firstLine="0"/>
               <w:jc w:val="center"/>
             </w:pPr>
@@ -7580,6 +7730,7 @@
           </w:tcPr>
           <w:p>
             <w:pPr>
+              <w:spacing w:line="240" w:lineRule="auto"/>
               <w:ind w:firstLineChars="0" w:firstLine="0"/>
               <w:jc w:val="center"/>
             </w:pPr>
@@ -7618,6 +7769,7 @@
           </w:tcPr>
           <w:p>
             <w:pPr>
+              <w:spacing w:line="240" w:lineRule="auto"/>
               <w:ind w:firstLineChars="0" w:firstLine="0"/>
               <w:jc w:val="center"/>
             </w:pPr>
@@ -7691,6 +7843,7 @@
           </w:tcPr>
           <w:p>
             <w:pPr>
+              <w:spacing w:line="240" w:lineRule="auto"/>
               <w:ind w:firstLineChars="0" w:firstLine="0"/>
               <w:jc w:val="center"/>
             </w:pPr>
@@ -7708,6 +7861,7 @@
           </w:tcPr>
           <w:p>
             <w:pPr>
+              <w:spacing w:line="240" w:lineRule="auto"/>
               <w:ind w:firstLineChars="0" w:firstLine="0"/>
               <w:jc w:val="center"/>
             </w:pPr>
@@ -7722,6 +7876,7 @@
           </w:tcPr>
           <w:p>
             <w:pPr>
+              <w:spacing w:line="240" w:lineRule="auto"/>
               <w:ind w:firstLineChars="0" w:firstLine="0"/>
               <w:jc w:val="center"/>
             </w:pPr>
@@ -7733,6 +7888,7 @@
           </w:tcPr>
           <w:p>
             <w:pPr>
+              <w:spacing w:line="240" w:lineRule="auto"/>
               <w:ind w:firstLineChars="0" w:firstLine="0"/>
               <w:jc w:val="center"/>
             </w:pPr>
@@ -7749,13 +7905,15 @@
           </w:tcPr>
           <w:p>
             <w:pPr>
-              <w:ind w:firstLineChars="0" w:firstLine="0"/>
-              <w:jc w:val="center"/>
-            </w:pPr>
-            <w:r>
-              <w:rPr>
-                <w:rFonts w:hint="eastAsia"/>
-              </w:rPr>
+              <w:spacing w:line="240" w:lineRule="auto"/>
+              <w:ind w:firstLineChars="0" w:firstLine="0"/>
+              <w:jc w:val="center"/>
+            </w:pPr>
+            <w:r>
+              <w:rPr>
+                <w:rFonts w:hint="eastAsia"/>
+              </w:rPr>
+              <w:lastRenderedPageBreak/>
               <w:t>1</w:t>
             </w:r>
           </w:p>
@@ -7766,6 +7924,7 @@
           </w:tcPr>
           <w:p>
             <w:pPr>
+              <w:spacing w:line="240" w:lineRule="auto"/>
               <w:ind w:firstLineChars="0" w:firstLine="0"/>
               <w:jc w:val="center"/>
             </w:pPr>
@@ -7783,6 +7942,7 @@
           </w:tcPr>
           <w:p>
             <w:pPr>
+              <w:spacing w:line="240" w:lineRule="auto"/>
               <w:ind w:firstLineChars="0" w:firstLine="0"/>
               <w:jc w:val="center"/>
             </w:pPr>
@@ -7824,6 +7984,7 @@
           </w:tcPr>
           <w:p>
             <w:pPr>
+              <w:spacing w:line="240" w:lineRule="auto"/>
               <w:ind w:firstLineChars="0" w:firstLine="0"/>
               <w:jc w:val="center"/>
             </w:pPr>
@@ -7837,6 +7998,7 @@
           </w:tcPr>
           <w:p>
             <w:pPr>
+              <w:spacing w:line="240" w:lineRule="auto"/>
               <w:ind w:firstLineChars="0" w:firstLine="0"/>
               <w:jc w:val="center"/>
             </w:pPr>
@@ -7854,6 +8016,7 @@
           </w:tcPr>
           <w:p>
             <w:pPr>
+              <w:spacing w:line="240" w:lineRule="auto"/>
               <w:ind w:firstLineChars="0" w:firstLine="0"/>
               <w:jc w:val="center"/>
             </w:pPr>
@@ -7871,6 +8034,7 @@
           </w:tcPr>
           <w:p>
             <w:pPr>
+              <w:spacing w:line="240" w:lineRule="auto"/>
               <w:ind w:firstLineChars="0" w:firstLine="0"/>
               <w:jc w:val="center"/>
             </w:pPr>
@@ -7912,6 +8076,7 @@
           </w:tcPr>
           <w:p>
             <w:pPr>
+              <w:spacing w:line="240" w:lineRule="auto"/>
               <w:ind w:firstLineChars="0" w:firstLine="0"/>
               <w:jc w:val="center"/>
             </w:pPr>
@@ -7928,6 +8093,7 @@
           </w:tcPr>
           <w:p>
             <w:pPr>
+              <w:spacing w:line="240" w:lineRule="auto"/>
               <w:ind w:firstLineChars="0" w:firstLine="0"/>
               <w:jc w:val="center"/>
             </w:pPr>
@@ -7945,6 +8111,7 @@
           </w:tcPr>
           <w:p>
             <w:pPr>
+              <w:spacing w:line="240" w:lineRule="auto"/>
               <w:ind w:firstLineChars="0" w:firstLine="0"/>
               <w:jc w:val="center"/>
             </w:pPr>
@@ -7962,6 +8129,7 @@
           </w:tcPr>
           <w:p>
             <w:pPr>
+              <w:spacing w:line="240" w:lineRule="auto"/>
               <w:ind w:firstLineChars="0" w:firstLine="0"/>
               <w:jc w:val="center"/>
             </w:pPr>
@@ -8003,6 +8171,7 @@
           </w:tcPr>
           <w:p>
             <w:pPr>
+              <w:spacing w:line="240" w:lineRule="auto"/>
               <w:ind w:firstLineChars="0" w:firstLine="0"/>
               <w:jc w:val="center"/>
             </w:pPr>
@@ -8019,6 +8188,7 @@
           </w:tcPr>
           <w:p>
             <w:pPr>
+              <w:spacing w:line="240" w:lineRule="auto"/>
               <w:ind w:firstLineChars="0" w:firstLine="0"/>
               <w:jc w:val="center"/>
             </w:pPr>
@@ -8036,6 +8206,7 @@
           </w:tcPr>
           <w:p>
             <w:pPr>
+              <w:spacing w:line="240" w:lineRule="auto"/>
               <w:ind w:firstLineChars="0" w:firstLine="0"/>
               <w:jc w:val="center"/>
             </w:pPr>
@@ -8053,6 +8224,7 @@
           </w:tcPr>
           <w:p>
             <w:pPr>
+              <w:spacing w:line="240" w:lineRule="auto"/>
               <w:ind w:firstLineChars="0" w:firstLine="0"/>
               <w:jc w:val="center"/>
             </w:pPr>
@@ -8094,6 +8266,7 @@
           </w:tcPr>
           <w:p>
             <w:pPr>
+              <w:spacing w:line="240" w:lineRule="auto"/>
               <w:ind w:firstLineChars="0" w:firstLine="0"/>
               <w:jc w:val="center"/>
             </w:pPr>
@@ -8110,6 +8283,7 @@
           </w:tcPr>
           <w:p>
             <w:pPr>
+              <w:spacing w:line="240" w:lineRule="auto"/>
               <w:ind w:firstLineChars="0" w:firstLine="0"/>
               <w:jc w:val="center"/>
             </w:pPr>
@@ -8127,6 +8301,7 @@
           </w:tcPr>
           <w:p>
             <w:pPr>
+              <w:spacing w:line="240" w:lineRule="auto"/>
               <w:ind w:firstLineChars="0" w:firstLine="0"/>
               <w:jc w:val="center"/>
             </w:pPr>
@@ -8144,6 +8319,7 @@
           </w:tcPr>
           <w:p>
             <w:pPr>
+              <w:spacing w:line="240" w:lineRule="auto"/>
               <w:ind w:firstLineChars="0" w:firstLine="0"/>
               <w:jc w:val="center"/>
             </w:pPr>
@@ -8185,6 +8361,7 @@
           </w:tcPr>
           <w:p>
             <w:pPr>
+              <w:spacing w:line="240" w:lineRule="auto"/>
               <w:ind w:firstLineChars="0" w:firstLine="0"/>
               <w:jc w:val="center"/>
             </w:pPr>
@@ -8201,6 +8378,7 @@
           </w:tcPr>
           <w:p>
             <w:pPr>
+              <w:spacing w:line="240" w:lineRule="auto"/>
               <w:ind w:firstLineChars="0" w:firstLine="0"/>
               <w:jc w:val="center"/>
             </w:pPr>
@@ -8218,6 +8396,7 @@
           </w:tcPr>
           <w:p>
             <w:pPr>
+              <w:spacing w:line="240" w:lineRule="auto"/>
               <w:ind w:firstLineChars="0" w:firstLine="0"/>
               <w:jc w:val="center"/>
             </w:pPr>
@@ -8235,6 +8414,7 @@
           </w:tcPr>
           <w:p>
             <w:pPr>
+              <w:spacing w:line="240" w:lineRule="auto"/>
               <w:ind w:firstLineChars="0" w:firstLine="0"/>
               <w:jc w:val="center"/>
             </w:pPr>
@@ -8276,6 +8456,7 @@
           </w:tcPr>
           <w:p>
             <w:pPr>
+              <w:spacing w:line="240" w:lineRule="auto"/>
               <w:ind w:firstLineChars="0" w:firstLine="0"/>
               <w:jc w:val="center"/>
             </w:pPr>
@@ -8289,6 +8470,7 @@
           </w:tcPr>
           <w:p>
             <w:pPr>
+              <w:spacing w:line="240" w:lineRule="auto"/>
               <w:ind w:firstLineChars="0" w:firstLine="0"/>
               <w:jc w:val="center"/>
             </w:pPr>
@@ -8306,6 +8488,7 @@
           </w:tcPr>
           <w:p>
             <w:pPr>
+              <w:spacing w:line="240" w:lineRule="auto"/>
               <w:ind w:firstLineChars="0" w:firstLine="0"/>
               <w:jc w:val="center"/>
             </w:pPr>
@@ -8323,6 +8506,7 @@
           </w:tcPr>
           <w:p>
             <w:pPr>
+              <w:spacing w:line="240" w:lineRule="auto"/>
               <w:ind w:firstLineChars="0" w:firstLine="0"/>
               <w:jc w:val="center"/>
             </w:pPr>
@@ -8364,6 +8548,7 @@
           </w:tcPr>
           <w:p>
             <w:pPr>
+              <w:spacing w:line="240" w:lineRule="auto"/>
               <w:ind w:firstLineChars="0" w:firstLine="0"/>
               <w:jc w:val="center"/>
             </w:pPr>
@@ -8380,6 +8565,7 @@
           </w:tcPr>
           <w:p>
             <w:pPr>
+              <w:spacing w:line="240" w:lineRule="auto"/>
               <w:ind w:firstLineChars="0" w:firstLine="0"/>
               <w:jc w:val="center"/>
             </w:pPr>
@@ -8397,6 +8583,7 @@
           </w:tcPr>
           <w:p>
             <w:pPr>
+              <w:spacing w:line="240" w:lineRule="auto"/>
               <w:ind w:firstLineChars="0" w:firstLine="0"/>
               <w:jc w:val="center"/>
             </w:pPr>
@@ -8414,6 +8601,7 @@
           </w:tcPr>
           <w:p>
             <w:pPr>
+              <w:spacing w:line="240" w:lineRule="auto"/>
               <w:ind w:firstLineChars="0" w:firstLine="0"/>
               <w:jc w:val="center"/>
             </w:pPr>
@@ -8455,6 +8643,7 @@
           </w:tcPr>
           <w:p>
             <w:pPr>
+              <w:spacing w:line="240" w:lineRule="auto"/>
               <w:ind w:firstLineChars="0" w:firstLine="0"/>
               <w:jc w:val="center"/>
             </w:pPr>
@@ -8471,6 +8660,7 @@
           </w:tcPr>
           <w:p>
             <w:pPr>
+              <w:spacing w:line="240" w:lineRule="auto"/>
               <w:ind w:firstLineChars="0" w:firstLine="0"/>
               <w:jc w:val="center"/>
             </w:pPr>
@@ -8488,6 +8678,7 @@
           </w:tcPr>
           <w:p>
             <w:pPr>
+              <w:spacing w:line="240" w:lineRule="auto"/>
               <w:ind w:firstLineChars="0" w:firstLine="0"/>
               <w:jc w:val="center"/>
             </w:pPr>
@@ -8505,6 +8696,7 @@
           </w:tcPr>
           <w:p>
             <w:pPr>
+              <w:spacing w:line="240" w:lineRule="auto"/>
               <w:ind w:firstLineChars="0" w:firstLine="0"/>
               <w:jc w:val="center"/>
             </w:pPr>
@@ -8546,6 +8738,7 @@
           </w:tcPr>
           <w:p>
             <w:pPr>
+              <w:spacing w:line="240" w:lineRule="auto"/>
               <w:ind w:firstLineChars="0" w:firstLine="0"/>
               <w:jc w:val="center"/>
             </w:pPr>
@@ -8577,6 +8770,7 @@
           </w:tcPr>
           <w:p>
             <w:pPr>
+              <w:spacing w:line="240" w:lineRule="auto"/>
               <w:ind w:firstLineChars="0" w:firstLine="0"/>
               <w:jc w:val="center"/>
             </w:pPr>
@@ -8594,6 +8788,7 @@
           </w:tcPr>
           <w:p>
             <w:pPr>
+              <w:spacing w:line="240" w:lineRule="auto"/>
               <w:ind w:firstLineChars="0" w:firstLine="0"/>
               <w:jc w:val="center"/>
             </w:pPr>
@@ -8611,6 +8806,7 @@
           </w:tcPr>
           <w:p>
             <w:pPr>
+              <w:spacing w:line="240" w:lineRule="auto"/>
               <w:ind w:firstLineChars="0" w:firstLine="0"/>
               <w:jc w:val="center"/>
             </w:pPr>
@@ -8652,6 +8848,7 @@
           </w:tcPr>
           <w:p>
             <w:pPr>
+              <w:spacing w:line="240" w:lineRule="auto"/>
               <w:ind w:firstLineChars="0" w:firstLine="0"/>
               <w:jc w:val="center"/>
             </w:pPr>
@@ -9280,7 +9477,21 @@
           <w:b/>
         </w:rPr>
         <w:lastRenderedPageBreak/>
-        <w:t>3.3 发动机跌落安全性预示结果</w:t>
+        <w:t xml:space="preserve">3.3 </w:t>
+      </w:r>
+      <w:r>
+        <w:rPr>
+          <w:rFonts w:ascii="黑体" w:eastAsia="黑体" w:hAnsi="黑体" w:hint="eastAsia"/>
+          <w:b/>
+        </w:rPr>
+        <w:t>发动机射流冲击</w:t>
+      </w:r>
+      <w:r>
+        <w:rPr>
+          <w:rFonts w:ascii="黑体" w:eastAsia="黑体" w:hAnsi="黑体" w:hint="eastAsia"/>
+          <w:b/>
+        </w:rPr>
+        <w:t>安全性预示结果</w:t>
       </w:r>
     </w:p>
     <w:p>
@@ -9347,12 +9558,12 @@
       </w:tblPr>
       <w:tblGrid>
         <w:gridCol w:w="1680"/>
+        <w:gridCol w:w="2813"/>
         <w:gridCol w:w="1843"/>
-        <w:gridCol w:w="2187"/>
-        <w:gridCol w:w="1476"/>
+        <w:gridCol w:w="1417"/>
         <w:gridCol w:w="2268"/>
-        <w:gridCol w:w="1985"/>
-        <w:gridCol w:w="1865"/>
+        <w:gridCol w:w="1843"/>
+        <w:gridCol w:w="1440"/>
       </w:tblGrid>
       <w:tr>
         <w:trPr>
@@ -9367,7 +9578,7 @@
           </w:tcPr>
           <w:p>
             <w:pPr>
-              <w:spacing w:line="360" w:lineRule="auto"/>
+              <w:spacing w:line="240" w:lineRule="auto"/>
               <w:ind w:firstLineChars="83" w:firstLine="199"/>
               <w:jc w:val="center"/>
               <w:rPr>
@@ -9384,33 +9595,33 @@
         </w:tc>
         <w:tc>
           <w:tcPr>
+            <w:tcW w:w="2813" w:type="dxa"/>
+            <w:vAlign w:val="center"/>
+          </w:tcPr>
+          <w:p>
+            <w:pPr>
+              <w:spacing w:line="240" w:lineRule="auto"/>
+              <w:ind w:firstLineChars="0" w:firstLine="0"/>
+              <w:jc w:val="center"/>
+              <w:rPr>
+                <w:rFonts w:ascii="宋体" w:hAnsi="宋体"/>
+              </w:rPr>
+            </w:pPr>
+            <w:r>
+              <w:rPr>
+                <w:rFonts w:ascii="宋体" w:hAnsi="宋体" w:hint="eastAsia"/>
+              </w:rPr>
+              <w:t>发动机壳体最大应力</w:t>
+            </w:r>
+          </w:p>
+        </w:tc>
+        <w:tc>
+          <w:tcPr>
             <w:tcW w:w="1843" w:type="dxa"/>
-            <w:vAlign w:val="center"/>
-          </w:tcPr>
-          <w:p>
-            <w:pPr>
-              <w:spacing w:line="360" w:lineRule="auto"/>
-              <w:ind w:firstLineChars="0" w:firstLine="0"/>
-              <w:jc w:val="center"/>
-              <w:rPr>
-                <w:rFonts w:ascii="宋体" w:hAnsi="宋体"/>
-              </w:rPr>
-            </w:pPr>
-            <w:r>
-              <w:rPr>
-                <w:rFonts w:ascii="宋体" w:hAnsi="宋体" w:hint="eastAsia"/>
-              </w:rPr>
-              <w:t>发动机壳体最大应力</w:t>
-            </w:r>
-          </w:p>
-        </w:tc>
-        <w:tc>
-          <w:tcPr>
-            <w:tcW w:w="2187" w:type="dxa"/>
-          </w:tcPr>
-          <w:p>
-            <w:pPr>
-              <w:spacing w:line="360" w:lineRule="auto"/>
+          </w:tcPr>
+          <w:p>
+            <w:pPr>
+              <w:spacing w:line="240" w:lineRule="auto"/>
               <w:ind w:firstLineChars="0" w:firstLine="0"/>
               <w:jc w:val="center"/>
               <w:rPr>
@@ -9427,11 +9638,11 @@
         </w:tc>
         <w:tc>
           <w:tcPr>
-            <w:tcW w:w="1476" w:type="dxa"/>
-          </w:tcPr>
-          <w:p>
-            <w:pPr>
-              <w:spacing w:line="360" w:lineRule="auto"/>
+            <w:tcW w:w="1417" w:type="dxa"/>
+          </w:tcPr>
+          <w:p>
+            <w:pPr>
+              <w:spacing w:line="240" w:lineRule="auto"/>
               <w:ind w:firstLineChars="0" w:firstLine="0"/>
               <w:jc w:val="center"/>
               <w:rPr>
@@ -9453,7 +9664,7 @@
           </w:tcPr>
           <w:p>
             <w:pPr>
-              <w:spacing w:line="360" w:lineRule="auto"/>
+              <w:spacing w:line="240" w:lineRule="auto"/>
               <w:ind w:firstLineChars="0" w:firstLine="0"/>
               <w:jc w:val="center"/>
               <w:rPr>
@@ -9470,11 +9681,11 @@
         </w:tc>
         <w:tc>
           <w:tcPr>
-            <w:tcW w:w="1985" w:type="dxa"/>
-          </w:tcPr>
-          <w:p>
-            <w:pPr>
-              <w:spacing w:line="360" w:lineRule="auto"/>
+            <w:tcW w:w="1843" w:type="dxa"/>
+          </w:tcPr>
+          <w:p>
+            <w:pPr>
+              <w:spacing w:line="240" w:lineRule="auto"/>
               <w:ind w:firstLineChars="0" w:firstLine="0"/>
               <w:jc w:val="center"/>
               <w:rPr>
@@ -9491,11 +9702,11 @@
         </w:tc>
         <w:tc>
           <w:tcPr>
-            <w:tcW w:w="1865" w:type="dxa"/>
-          </w:tcPr>
-          <w:p>
-            <w:pPr>
-              <w:spacing w:line="360" w:lineRule="auto"/>
+            <w:tcW w:w="1440" w:type="dxa"/>
+          </w:tcPr>
+          <w:p>
+            <w:pPr>
+              <w:spacing w:line="240" w:lineRule="auto"/>
               <w:ind w:firstLineChars="0" w:firstLine="0"/>
               <w:jc w:val="center"/>
               <w:rPr>
@@ -9524,7 +9735,7 @@
           </w:tcPr>
           <w:p>
             <w:pPr>
-              <w:spacing w:line="360" w:lineRule="auto"/>
+              <w:spacing w:line="240" w:lineRule="auto"/>
               <w:ind w:firstLine="480"/>
               <w:jc w:val="center"/>
               <w:rPr>
@@ -9535,33 +9746,33 @@
         </w:tc>
         <w:tc>
           <w:tcPr>
+            <w:tcW w:w="2813" w:type="dxa"/>
+            <w:vAlign w:val="center"/>
+          </w:tcPr>
+          <w:p>
+            <w:pPr>
+              <w:spacing w:line="240" w:lineRule="auto"/>
+              <w:ind w:firstLineChars="0" w:firstLine="0"/>
+              <w:jc w:val="center"/>
+              <w:rPr>
+                <w:rFonts w:ascii="宋体" w:hAnsi="宋体"/>
+              </w:rPr>
+            </w:pPr>
+            <w:r>
+              <w:rPr>
+                <w:rFonts w:ascii="宋体" w:hAnsi="宋体" w:hint="eastAsia"/>
+              </w:rPr>
+              <w:t>发动机壳体最小应力</w:t>
+            </w:r>
+          </w:p>
+        </w:tc>
+        <w:tc>
+          <w:tcPr>
             <w:tcW w:w="1843" w:type="dxa"/>
-            <w:vAlign w:val="center"/>
-          </w:tcPr>
-          <w:p>
-            <w:pPr>
-              <w:spacing w:line="360" w:lineRule="auto"/>
-              <w:ind w:firstLineChars="0" w:firstLine="0"/>
-              <w:jc w:val="center"/>
-              <w:rPr>
-                <w:rFonts w:ascii="宋体" w:hAnsi="宋体"/>
-              </w:rPr>
-            </w:pPr>
-            <w:r>
-              <w:rPr>
-                <w:rFonts w:ascii="宋体" w:hAnsi="宋体" w:hint="eastAsia"/>
-              </w:rPr>
-              <w:t>发动机壳体最小应力</w:t>
-            </w:r>
-          </w:p>
-        </w:tc>
-        <w:tc>
-          <w:tcPr>
-            <w:tcW w:w="2187" w:type="dxa"/>
-          </w:tcPr>
-          <w:p>
-            <w:pPr>
-              <w:spacing w:line="360" w:lineRule="auto"/>
+          </w:tcPr>
+          <w:p>
+            <w:pPr>
+              <w:spacing w:line="240" w:lineRule="auto"/>
               <w:ind w:firstLineChars="0" w:firstLine="0"/>
               <w:jc w:val="center"/>
               <w:rPr>
@@ -9578,11 +9789,11 @@
         </w:tc>
         <w:tc>
           <w:tcPr>
-            <w:tcW w:w="1476" w:type="dxa"/>
-          </w:tcPr>
-          <w:p>
-            <w:pPr>
-              <w:spacing w:line="360" w:lineRule="auto"/>
+            <w:tcW w:w="1417" w:type="dxa"/>
+          </w:tcPr>
+          <w:p>
+            <w:pPr>
+              <w:spacing w:line="240" w:lineRule="auto"/>
               <w:ind w:firstLineChars="0" w:firstLine="0"/>
               <w:jc w:val="center"/>
               <w:rPr>
@@ -9604,7 +9815,7 @@
           </w:tcPr>
           <w:p>
             <w:pPr>
-              <w:spacing w:line="360" w:lineRule="auto"/>
+              <w:spacing w:line="240" w:lineRule="auto"/>
               <w:ind w:firstLineChars="0" w:firstLine="0"/>
               <w:jc w:val="center"/>
               <w:rPr>
@@ -9621,11 +9832,11 @@
         </w:tc>
         <w:tc>
           <w:tcPr>
-            <w:tcW w:w="1985" w:type="dxa"/>
-          </w:tcPr>
-          <w:p>
-            <w:pPr>
-              <w:spacing w:line="360" w:lineRule="auto"/>
+            <w:tcW w:w="1843" w:type="dxa"/>
+          </w:tcPr>
+          <w:p>
+            <w:pPr>
+              <w:spacing w:line="240" w:lineRule="auto"/>
               <w:ind w:firstLineChars="0" w:firstLine="0"/>
               <w:jc w:val="center"/>
               <w:rPr>
@@ -9642,11 +9853,11 @@
         </w:tc>
         <w:tc>
           <w:tcPr>
-            <w:tcW w:w="1865" w:type="dxa"/>
-          </w:tcPr>
-          <w:p>
-            <w:pPr>
-              <w:spacing w:line="360" w:lineRule="auto"/>
+            <w:tcW w:w="1440" w:type="dxa"/>
+          </w:tcPr>
+          <w:p>
+            <w:pPr>
+              <w:spacing w:line="240" w:lineRule="auto"/>
               <w:ind w:firstLineChars="0" w:firstLine="0"/>
               <w:jc w:val="center"/>
               <w:rPr>
@@ -9675,7 +9886,7 @@
           </w:tcPr>
           <w:p>
             <w:pPr>
-              <w:spacing w:line="360" w:lineRule="auto"/>
+              <w:spacing w:line="240" w:lineRule="auto"/>
               <w:ind w:firstLine="480"/>
               <w:jc w:val="center"/>
               <w:rPr>
@@ -9686,33 +9897,33 @@
         </w:tc>
         <w:tc>
           <w:tcPr>
+            <w:tcW w:w="2813" w:type="dxa"/>
+            <w:vAlign w:val="center"/>
+          </w:tcPr>
+          <w:p>
+            <w:pPr>
+              <w:spacing w:line="240" w:lineRule="auto"/>
+              <w:ind w:firstLineChars="0" w:firstLine="0"/>
+              <w:jc w:val="center"/>
+              <w:rPr>
+                <w:rFonts w:ascii="宋体" w:hAnsi="宋体"/>
+              </w:rPr>
+            </w:pPr>
+            <w:r>
+              <w:rPr>
+                <w:rFonts w:ascii="宋体" w:hAnsi="宋体" w:hint="eastAsia"/>
+              </w:rPr>
+              <w:t>发动机壳体平均应力</w:t>
+            </w:r>
+          </w:p>
+        </w:tc>
+        <w:tc>
+          <w:tcPr>
             <w:tcW w:w="1843" w:type="dxa"/>
-            <w:vAlign w:val="center"/>
-          </w:tcPr>
-          <w:p>
-            <w:pPr>
-              <w:spacing w:line="360" w:lineRule="auto"/>
-              <w:ind w:firstLineChars="0" w:firstLine="0"/>
-              <w:jc w:val="center"/>
-              <w:rPr>
-                <w:rFonts w:ascii="宋体" w:hAnsi="宋体"/>
-              </w:rPr>
-            </w:pPr>
-            <w:r>
-              <w:rPr>
-                <w:rFonts w:ascii="宋体" w:hAnsi="宋体" w:hint="eastAsia"/>
-              </w:rPr>
-              <w:t>发动机壳体平均应力</w:t>
-            </w:r>
-          </w:p>
-        </w:tc>
-        <w:tc>
-          <w:tcPr>
-            <w:tcW w:w="2187" w:type="dxa"/>
-          </w:tcPr>
-          <w:p>
-            <w:pPr>
-              <w:spacing w:line="360" w:lineRule="auto"/>
+          </w:tcPr>
+          <w:p>
+            <w:pPr>
+              <w:spacing w:line="240" w:lineRule="auto"/>
               <w:ind w:firstLineChars="0" w:firstLine="0"/>
               <w:jc w:val="center"/>
               <w:rPr>
@@ -9729,11 +9940,11 @@
         </w:tc>
         <w:tc>
           <w:tcPr>
-            <w:tcW w:w="1476" w:type="dxa"/>
-          </w:tcPr>
-          <w:p>
-            <w:pPr>
-              <w:spacing w:line="360" w:lineRule="auto"/>
+            <w:tcW w:w="1417" w:type="dxa"/>
+          </w:tcPr>
+          <w:p>
+            <w:pPr>
+              <w:spacing w:line="240" w:lineRule="auto"/>
               <w:ind w:firstLineChars="0" w:firstLine="0"/>
               <w:jc w:val="center"/>
               <w:rPr>
@@ -9755,7 +9966,7 @@
           </w:tcPr>
           <w:p>
             <w:pPr>
-              <w:spacing w:line="360" w:lineRule="auto"/>
+              <w:spacing w:line="240" w:lineRule="auto"/>
               <w:ind w:firstLineChars="0" w:firstLine="0"/>
               <w:jc w:val="center"/>
               <w:rPr>
@@ -9772,11 +9983,11 @@
         </w:tc>
         <w:tc>
           <w:tcPr>
-            <w:tcW w:w="1985" w:type="dxa"/>
-          </w:tcPr>
-          <w:p>
-            <w:pPr>
-              <w:spacing w:line="360" w:lineRule="auto"/>
+            <w:tcW w:w="1843" w:type="dxa"/>
+          </w:tcPr>
+          <w:p>
+            <w:pPr>
+              <w:spacing w:line="240" w:lineRule="auto"/>
               <w:ind w:firstLineChars="0" w:firstLine="0"/>
               <w:jc w:val="center"/>
               <w:rPr>
@@ -9793,11 +10004,11 @@
         </w:tc>
         <w:tc>
           <w:tcPr>
-            <w:tcW w:w="1865" w:type="dxa"/>
-          </w:tcPr>
-          <w:p>
-            <w:pPr>
-              <w:spacing w:line="360" w:lineRule="auto"/>
+            <w:tcW w:w="1440" w:type="dxa"/>
+          </w:tcPr>
+          <w:p>
+            <w:pPr>
+              <w:spacing w:line="240" w:lineRule="auto"/>
               <w:ind w:firstLineChars="0" w:firstLine="0"/>
               <w:jc w:val="center"/>
               <w:rPr>
@@ -9826,7 +10037,7 @@
           </w:tcPr>
           <w:p>
             <w:pPr>
-              <w:spacing w:line="360" w:lineRule="auto"/>
+              <w:spacing w:line="240" w:lineRule="auto"/>
               <w:ind w:firstLine="480"/>
               <w:jc w:val="center"/>
               <w:rPr>
@@ -9837,33 +10048,33 @@
         </w:tc>
         <w:tc>
           <w:tcPr>
+            <w:tcW w:w="2813" w:type="dxa"/>
+            <w:vAlign w:val="center"/>
+          </w:tcPr>
+          <w:p>
+            <w:pPr>
+              <w:spacing w:line="240" w:lineRule="auto"/>
+              <w:ind w:firstLineChars="0" w:firstLine="0"/>
+              <w:jc w:val="center"/>
+              <w:rPr>
+                <w:rFonts w:ascii="宋体" w:hAnsi="宋体"/>
+              </w:rPr>
+            </w:pPr>
+            <w:r>
+              <w:rPr>
+                <w:rFonts w:ascii="宋体" w:hAnsi="宋体" w:hint="eastAsia"/>
+              </w:rPr>
+              <w:t>发动机壳体应力标准差</w:t>
+            </w:r>
+          </w:p>
+        </w:tc>
+        <w:tc>
+          <w:tcPr>
             <w:tcW w:w="1843" w:type="dxa"/>
-            <w:vAlign w:val="center"/>
-          </w:tcPr>
-          <w:p>
-            <w:pPr>
-              <w:spacing w:line="360" w:lineRule="auto"/>
-              <w:ind w:firstLineChars="0" w:firstLine="0"/>
-              <w:jc w:val="center"/>
-              <w:rPr>
-                <w:rFonts w:ascii="宋体" w:hAnsi="宋体"/>
-              </w:rPr>
-            </w:pPr>
-            <w:r>
-              <w:rPr>
-                <w:rFonts w:ascii="宋体" w:hAnsi="宋体" w:hint="eastAsia"/>
-              </w:rPr>
-              <w:t>发动机壳体应力标准差</w:t>
-            </w:r>
-          </w:p>
-        </w:tc>
-        <w:tc>
-          <w:tcPr>
-            <w:tcW w:w="2187" w:type="dxa"/>
-          </w:tcPr>
-          <w:p>
-            <w:pPr>
-              <w:spacing w:line="360" w:lineRule="auto"/>
+          </w:tcPr>
+          <w:p>
+            <w:pPr>
+              <w:spacing w:line="240" w:lineRule="auto"/>
               <w:ind w:firstLineChars="0" w:firstLine="0"/>
               <w:jc w:val="center"/>
               <w:rPr>
@@ -9880,11 +10091,11 @@
         </w:tc>
         <w:tc>
           <w:tcPr>
-            <w:tcW w:w="1476" w:type="dxa"/>
-          </w:tcPr>
-          <w:p>
-            <w:pPr>
-              <w:spacing w:line="360" w:lineRule="auto"/>
+            <w:tcW w:w="1417" w:type="dxa"/>
+          </w:tcPr>
+          <w:p>
+            <w:pPr>
+              <w:spacing w:line="240" w:lineRule="auto"/>
               <w:ind w:firstLineChars="0" w:firstLine="0"/>
               <w:jc w:val="center"/>
               <w:rPr>
@@ -9906,7 +10117,7 @@
           </w:tcPr>
           <w:p>
             <w:pPr>
-              <w:spacing w:line="360" w:lineRule="auto"/>
+              <w:spacing w:line="240" w:lineRule="auto"/>
               <w:ind w:firstLineChars="0" w:firstLine="0"/>
               <w:jc w:val="center"/>
               <w:rPr>
@@ -9923,11 +10134,11 @@
         </w:tc>
         <w:tc>
           <w:tcPr>
-            <w:tcW w:w="1985" w:type="dxa"/>
-          </w:tcPr>
-          <w:p>
-            <w:pPr>
-              <w:spacing w:line="360" w:lineRule="auto"/>
+            <w:tcW w:w="1843" w:type="dxa"/>
+          </w:tcPr>
+          <w:p>
+            <w:pPr>
+              <w:spacing w:line="240" w:lineRule="auto"/>
               <w:ind w:firstLineChars="0" w:firstLine="0"/>
               <w:jc w:val="center"/>
               <w:rPr>
@@ -9944,11 +10155,11 @@
         </w:tc>
         <w:tc>
           <w:tcPr>
-            <w:tcW w:w="1865" w:type="dxa"/>
-          </w:tcPr>
-          <w:p>
-            <w:pPr>
-              <w:spacing w:line="360" w:lineRule="auto"/>
+            <w:tcW w:w="1440" w:type="dxa"/>
+          </w:tcPr>
+          <w:p>
+            <w:pPr>
+              <w:spacing w:line="240" w:lineRule="auto"/>
               <w:ind w:firstLineChars="0" w:firstLine="0"/>
               <w:jc w:val="center"/>
               <w:rPr>
@@ -9977,7 +10188,7 @@
           </w:tcPr>
           <w:p>
             <w:pPr>
-              <w:spacing w:line="360" w:lineRule="auto"/>
+              <w:spacing w:line="240" w:lineRule="auto"/>
               <w:ind w:firstLine="480"/>
               <w:jc w:val="center"/>
               <w:rPr>
@@ -9988,33 +10199,33 @@
         </w:tc>
         <w:tc>
           <w:tcPr>
+            <w:tcW w:w="2813" w:type="dxa"/>
+            <w:vAlign w:val="center"/>
+          </w:tcPr>
+          <w:p>
+            <w:pPr>
+              <w:spacing w:line="240" w:lineRule="auto"/>
+              <w:ind w:firstLineChars="0" w:firstLine="0"/>
+              <w:jc w:val="center"/>
+              <w:rPr>
+                <w:rFonts w:ascii="宋体" w:hAnsi="宋体"/>
+              </w:rPr>
+            </w:pPr>
+            <w:r>
+              <w:rPr>
+                <w:rFonts w:ascii="宋体" w:hAnsi="宋体" w:hint="eastAsia"/>
+              </w:rPr>
+              <w:t>固体推进剂最大应力</w:t>
+            </w:r>
+          </w:p>
+        </w:tc>
+        <w:tc>
+          <w:tcPr>
             <w:tcW w:w="1843" w:type="dxa"/>
-            <w:vAlign w:val="center"/>
-          </w:tcPr>
-          <w:p>
-            <w:pPr>
-              <w:spacing w:line="360" w:lineRule="auto"/>
-              <w:ind w:firstLineChars="0" w:firstLine="0"/>
-              <w:jc w:val="center"/>
-              <w:rPr>
-                <w:rFonts w:ascii="宋体" w:hAnsi="宋体"/>
-              </w:rPr>
-            </w:pPr>
-            <w:r>
-              <w:rPr>
-                <w:rFonts w:ascii="宋体" w:hAnsi="宋体" w:hint="eastAsia"/>
-              </w:rPr>
-              <w:t>固体推进剂最大应力</w:t>
-            </w:r>
-          </w:p>
-        </w:tc>
-        <w:tc>
-          <w:tcPr>
-            <w:tcW w:w="2187" w:type="dxa"/>
-          </w:tcPr>
-          <w:p>
-            <w:pPr>
-              <w:spacing w:line="360" w:lineRule="auto"/>
+          </w:tcPr>
+          <w:p>
+            <w:pPr>
+              <w:spacing w:line="240" w:lineRule="auto"/>
               <w:ind w:firstLineChars="0" w:firstLine="0"/>
               <w:jc w:val="center"/>
               <w:rPr>
@@ -10031,11 +10242,11 @@
         </w:tc>
         <w:tc>
           <w:tcPr>
-            <w:tcW w:w="1476" w:type="dxa"/>
-          </w:tcPr>
-          <w:p>
-            <w:pPr>
-              <w:spacing w:line="360" w:lineRule="auto"/>
+            <w:tcW w:w="1417" w:type="dxa"/>
+          </w:tcPr>
+          <w:p>
+            <w:pPr>
+              <w:spacing w:line="240" w:lineRule="auto"/>
               <w:ind w:firstLineChars="0" w:firstLine="0"/>
               <w:jc w:val="center"/>
               <w:rPr>
@@ -10057,7 +10268,7 @@
           </w:tcPr>
           <w:p>
             <w:pPr>
-              <w:spacing w:line="360" w:lineRule="auto"/>
+              <w:spacing w:line="240" w:lineRule="auto"/>
               <w:ind w:firstLineChars="0" w:firstLine="0"/>
               <w:jc w:val="center"/>
               <w:rPr>
@@ -10074,11 +10285,11 @@
         </w:tc>
         <w:tc>
           <w:tcPr>
-            <w:tcW w:w="1985" w:type="dxa"/>
-          </w:tcPr>
-          <w:p>
-            <w:pPr>
-              <w:spacing w:line="360" w:lineRule="auto"/>
+            <w:tcW w:w="1843" w:type="dxa"/>
+          </w:tcPr>
+          <w:p>
+            <w:pPr>
+              <w:spacing w:line="240" w:lineRule="auto"/>
               <w:ind w:firstLineChars="0" w:firstLine="0"/>
               <w:jc w:val="center"/>
               <w:rPr>
@@ -10095,11 +10306,11 @@
         </w:tc>
         <w:tc>
           <w:tcPr>
-            <w:tcW w:w="1865" w:type="dxa"/>
-          </w:tcPr>
-          <w:p>
-            <w:pPr>
-              <w:spacing w:line="360" w:lineRule="auto"/>
+            <w:tcW w:w="1440" w:type="dxa"/>
+          </w:tcPr>
+          <w:p>
+            <w:pPr>
+              <w:spacing w:line="240" w:lineRule="auto"/>
               <w:ind w:firstLineChars="0" w:firstLine="0"/>
               <w:jc w:val="center"/>
               <w:rPr>
@@ -10128,7 +10339,7 @@
           </w:tcPr>
           <w:p>
             <w:pPr>
-              <w:spacing w:line="360" w:lineRule="auto"/>
+              <w:spacing w:line="240" w:lineRule="auto"/>
               <w:ind w:firstLine="480"/>
               <w:jc w:val="center"/>
               <w:rPr>
@@ -10139,33 +10350,33 @@
         </w:tc>
         <w:tc>
           <w:tcPr>
+            <w:tcW w:w="2813" w:type="dxa"/>
+            <w:vAlign w:val="center"/>
+          </w:tcPr>
+          <w:p>
+            <w:pPr>
+              <w:spacing w:line="240" w:lineRule="auto"/>
+              <w:ind w:firstLineChars="0" w:firstLine="0"/>
+              <w:jc w:val="center"/>
+              <w:rPr>
+                <w:rFonts w:ascii="宋体" w:hAnsi="宋体"/>
+              </w:rPr>
+            </w:pPr>
+            <w:r>
+              <w:rPr>
+                <w:rFonts w:ascii="宋体" w:hAnsi="宋体" w:hint="eastAsia"/>
+              </w:rPr>
+              <w:t>固体推进剂最小应力</w:t>
+            </w:r>
+          </w:p>
+        </w:tc>
+        <w:tc>
+          <w:tcPr>
             <w:tcW w:w="1843" w:type="dxa"/>
-            <w:vAlign w:val="center"/>
-          </w:tcPr>
-          <w:p>
-            <w:pPr>
-              <w:spacing w:line="360" w:lineRule="auto"/>
-              <w:ind w:firstLineChars="0" w:firstLine="0"/>
-              <w:jc w:val="center"/>
-              <w:rPr>
-                <w:rFonts w:ascii="宋体" w:hAnsi="宋体"/>
-              </w:rPr>
-            </w:pPr>
-            <w:r>
-              <w:rPr>
-                <w:rFonts w:ascii="宋体" w:hAnsi="宋体" w:hint="eastAsia"/>
-              </w:rPr>
-              <w:t>固体推进剂最小应力</w:t>
-            </w:r>
-          </w:p>
-        </w:tc>
-        <w:tc>
-          <w:tcPr>
-            <w:tcW w:w="2187" w:type="dxa"/>
-          </w:tcPr>
-          <w:p>
-            <w:pPr>
-              <w:spacing w:line="360" w:lineRule="auto"/>
+          </w:tcPr>
+          <w:p>
+            <w:pPr>
+              <w:spacing w:line="240" w:lineRule="auto"/>
               <w:ind w:firstLineChars="0" w:firstLine="0"/>
               <w:jc w:val="center"/>
               <w:rPr>
@@ -10182,11 +10393,11 @@
         </w:tc>
         <w:tc>
           <w:tcPr>
-            <w:tcW w:w="1476" w:type="dxa"/>
-          </w:tcPr>
-          <w:p>
-            <w:pPr>
-              <w:spacing w:line="360" w:lineRule="auto"/>
+            <w:tcW w:w="1417" w:type="dxa"/>
+          </w:tcPr>
+          <w:p>
+            <w:pPr>
+              <w:spacing w:line="240" w:lineRule="auto"/>
               <w:ind w:firstLineChars="0" w:firstLine="0"/>
               <w:jc w:val="center"/>
               <w:rPr>
@@ -10208,7 +10419,7 @@
           </w:tcPr>
           <w:p>
             <w:pPr>
-              <w:spacing w:line="360" w:lineRule="auto"/>
+              <w:spacing w:line="240" w:lineRule="auto"/>
               <w:ind w:firstLineChars="0" w:firstLine="0"/>
               <w:jc w:val="center"/>
               <w:rPr>
@@ -10225,11 +10436,11 @@
         </w:tc>
         <w:tc>
           <w:tcPr>
-            <w:tcW w:w="1985" w:type="dxa"/>
-          </w:tcPr>
-          <w:p>
-            <w:pPr>
-              <w:spacing w:line="360" w:lineRule="auto"/>
+            <w:tcW w:w="1843" w:type="dxa"/>
+          </w:tcPr>
+          <w:p>
+            <w:pPr>
+              <w:spacing w:line="240" w:lineRule="auto"/>
               <w:ind w:firstLineChars="0" w:firstLine="0"/>
               <w:jc w:val="center"/>
               <w:rPr>
@@ -10246,11 +10457,11 @@
         </w:tc>
         <w:tc>
           <w:tcPr>
-            <w:tcW w:w="1865" w:type="dxa"/>
-          </w:tcPr>
-          <w:p>
-            <w:pPr>
-              <w:spacing w:line="360" w:lineRule="auto"/>
+            <w:tcW w:w="1440" w:type="dxa"/>
+          </w:tcPr>
+          <w:p>
+            <w:pPr>
+              <w:spacing w:line="240" w:lineRule="auto"/>
               <w:ind w:firstLineChars="0" w:firstLine="0"/>
               <w:jc w:val="center"/>
               <w:rPr>
@@ -10279,7 +10490,7 @@
           </w:tcPr>
           <w:p>
             <w:pPr>
-              <w:spacing w:line="360" w:lineRule="auto"/>
+              <w:spacing w:line="240" w:lineRule="auto"/>
               <w:ind w:firstLine="480"/>
               <w:jc w:val="center"/>
               <w:rPr>
@@ -10290,33 +10501,33 @@
         </w:tc>
         <w:tc>
           <w:tcPr>
+            <w:tcW w:w="2813" w:type="dxa"/>
+            <w:vAlign w:val="center"/>
+          </w:tcPr>
+          <w:p>
+            <w:pPr>
+              <w:spacing w:line="240" w:lineRule="auto"/>
+              <w:ind w:firstLineChars="0" w:firstLine="0"/>
+              <w:jc w:val="center"/>
+              <w:rPr>
+                <w:rFonts w:ascii="宋体" w:hAnsi="宋体"/>
+              </w:rPr>
+            </w:pPr>
+            <w:r>
+              <w:rPr>
+                <w:rFonts w:ascii="宋体" w:hAnsi="宋体" w:hint="eastAsia"/>
+              </w:rPr>
+              <w:t>固体推进剂平均应力</w:t>
+            </w:r>
+          </w:p>
+        </w:tc>
+        <w:tc>
+          <w:tcPr>
             <w:tcW w:w="1843" w:type="dxa"/>
-            <w:vAlign w:val="center"/>
-          </w:tcPr>
-          <w:p>
-            <w:pPr>
-              <w:spacing w:line="360" w:lineRule="auto"/>
-              <w:ind w:firstLineChars="0" w:firstLine="0"/>
-              <w:jc w:val="center"/>
-              <w:rPr>
-                <w:rFonts w:ascii="宋体" w:hAnsi="宋体"/>
-              </w:rPr>
-            </w:pPr>
-            <w:r>
-              <w:rPr>
-                <w:rFonts w:ascii="宋体" w:hAnsi="宋体" w:hint="eastAsia"/>
-              </w:rPr>
-              <w:t>固体推进剂平均应力</w:t>
-            </w:r>
-          </w:p>
-        </w:tc>
-        <w:tc>
-          <w:tcPr>
-            <w:tcW w:w="2187" w:type="dxa"/>
-          </w:tcPr>
-          <w:p>
-            <w:pPr>
-              <w:spacing w:line="360" w:lineRule="auto"/>
+          </w:tcPr>
+          <w:p>
+            <w:pPr>
+              <w:spacing w:line="240" w:lineRule="auto"/>
               <w:ind w:firstLineChars="0" w:firstLine="0"/>
               <w:jc w:val="center"/>
               <w:rPr>
@@ -10333,11 +10544,11 @@
         </w:tc>
         <w:tc>
           <w:tcPr>
-            <w:tcW w:w="1476" w:type="dxa"/>
-          </w:tcPr>
-          <w:p>
-            <w:pPr>
-              <w:spacing w:line="360" w:lineRule="auto"/>
+            <w:tcW w:w="1417" w:type="dxa"/>
+          </w:tcPr>
+          <w:p>
+            <w:pPr>
+              <w:spacing w:line="240" w:lineRule="auto"/>
               <w:ind w:firstLineChars="0" w:firstLine="0"/>
               <w:jc w:val="center"/>
               <w:rPr>
@@ -10359,7 +10570,7 @@
           </w:tcPr>
           <w:p>
             <w:pPr>
-              <w:spacing w:line="360" w:lineRule="auto"/>
+              <w:spacing w:line="240" w:lineRule="auto"/>
               <w:ind w:firstLineChars="0" w:firstLine="0"/>
               <w:jc w:val="center"/>
               <w:rPr>
@@ -10376,11 +10587,11 @@
         </w:tc>
         <w:tc>
           <w:tcPr>
-            <w:tcW w:w="1985" w:type="dxa"/>
-          </w:tcPr>
-          <w:p>
-            <w:pPr>
-              <w:spacing w:line="360" w:lineRule="auto"/>
+            <w:tcW w:w="1843" w:type="dxa"/>
+          </w:tcPr>
+          <w:p>
+            <w:pPr>
+              <w:spacing w:line="240" w:lineRule="auto"/>
               <w:ind w:firstLineChars="0" w:firstLine="0"/>
               <w:jc w:val="center"/>
               <w:rPr>
@@ -10397,11 +10608,11 @@
         </w:tc>
         <w:tc>
           <w:tcPr>
-            <w:tcW w:w="1865" w:type="dxa"/>
-          </w:tcPr>
-          <w:p>
-            <w:pPr>
-              <w:spacing w:line="360" w:lineRule="auto"/>
+            <w:tcW w:w="1440" w:type="dxa"/>
+          </w:tcPr>
+          <w:p>
+            <w:pPr>
+              <w:spacing w:line="240" w:lineRule="auto"/>
               <w:ind w:firstLineChars="0" w:firstLine="0"/>
               <w:jc w:val="center"/>
               <w:rPr>
@@ -10430,7 +10641,7 @@
           </w:tcPr>
           <w:p>
             <w:pPr>
-              <w:spacing w:line="360" w:lineRule="auto"/>
+              <w:spacing w:line="240" w:lineRule="auto"/>
               <w:ind w:firstLine="480"/>
               <w:jc w:val="center"/>
               <w:rPr>
@@ -10441,33 +10652,33 @@
         </w:tc>
         <w:tc>
           <w:tcPr>
+            <w:tcW w:w="2813" w:type="dxa"/>
+            <w:vAlign w:val="center"/>
+          </w:tcPr>
+          <w:p>
+            <w:pPr>
+              <w:spacing w:line="240" w:lineRule="auto"/>
+              <w:ind w:firstLineChars="0" w:firstLine="0"/>
+              <w:jc w:val="center"/>
+              <w:rPr>
+                <w:rFonts w:ascii="宋体" w:hAnsi="宋体"/>
+              </w:rPr>
+            </w:pPr>
+            <w:r>
+              <w:rPr>
+                <w:rFonts w:ascii="宋体" w:hAnsi="宋体" w:hint="eastAsia"/>
+              </w:rPr>
+              <w:t>固体推进剂应力标准差</w:t>
+            </w:r>
+          </w:p>
+        </w:tc>
+        <w:tc>
+          <w:tcPr>
             <w:tcW w:w="1843" w:type="dxa"/>
-            <w:vAlign w:val="center"/>
-          </w:tcPr>
-          <w:p>
-            <w:pPr>
-              <w:spacing w:line="360" w:lineRule="auto"/>
-              <w:ind w:firstLineChars="0" w:firstLine="0"/>
-              <w:jc w:val="center"/>
-              <w:rPr>
-                <w:rFonts w:ascii="宋体" w:hAnsi="宋体"/>
-              </w:rPr>
-            </w:pPr>
-            <w:r>
-              <w:rPr>
-                <w:rFonts w:ascii="宋体" w:hAnsi="宋体" w:hint="eastAsia"/>
-              </w:rPr>
-              <w:t>固体推进剂应力标准差</w:t>
-            </w:r>
-          </w:p>
-        </w:tc>
-        <w:tc>
-          <w:tcPr>
-            <w:tcW w:w="2187" w:type="dxa"/>
-          </w:tcPr>
-          <w:p>
-            <w:pPr>
-              <w:spacing w:line="360" w:lineRule="auto"/>
+          </w:tcPr>
+          <w:p>
+            <w:pPr>
+              <w:spacing w:line="240" w:lineRule="auto"/>
               <w:ind w:firstLineChars="0" w:firstLine="0"/>
               <w:jc w:val="center"/>
               <w:rPr>
@@ -10484,11 +10695,11 @@
         </w:tc>
         <w:tc>
           <w:tcPr>
-            <w:tcW w:w="1476" w:type="dxa"/>
-          </w:tcPr>
-          <w:p>
-            <w:pPr>
-              <w:spacing w:line="360" w:lineRule="auto"/>
+            <w:tcW w:w="1417" w:type="dxa"/>
+          </w:tcPr>
+          <w:p>
+            <w:pPr>
+              <w:spacing w:line="240" w:lineRule="auto"/>
               <w:ind w:firstLineChars="0" w:firstLine="0"/>
               <w:jc w:val="center"/>
               <w:rPr>
@@ -10509,7 +10720,7 @@
           </w:tcPr>
           <w:p>
             <w:pPr>
-              <w:spacing w:line="360" w:lineRule="auto"/>
+              <w:spacing w:line="240" w:lineRule="auto"/>
               <w:ind w:firstLineChars="0" w:firstLine="0"/>
               <w:jc w:val="center"/>
               <w:rPr>
@@ -10526,11 +10737,11 @@
         </w:tc>
         <w:tc>
           <w:tcPr>
-            <w:tcW w:w="1985" w:type="dxa"/>
-          </w:tcPr>
-          <w:p>
-            <w:pPr>
-              <w:spacing w:line="360" w:lineRule="auto"/>
+            <w:tcW w:w="1843" w:type="dxa"/>
+          </w:tcPr>
+          <w:p>
+            <w:pPr>
+              <w:spacing w:line="240" w:lineRule="auto"/>
               <w:ind w:firstLineChars="0" w:firstLine="0"/>
               <w:jc w:val="center"/>
               <w:rPr>
@@ -10547,11 +10758,11 @@
         </w:tc>
         <w:tc>
           <w:tcPr>
-            <w:tcW w:w="1865" w:type="dxa"/>
-          </w:tcPr>
-          <w:p>
-            <w:pPr>
-              <w:spacing w:line="360" w:lineRule="auto"/>
+            <w:tcW w:w="1440" w:type="dxa"/>
+          </w:tcPr>
+          <w:p>
+            <w:pPr>
+              <w:spacing w:line="240" w:lineRule="auto"/>
               <w:ind w:firstLineChars="0" w:firstLine="0"/>
               <w:jc w:val="center"/>
               <w:rPr>
@@ -10580,7 +10791,7 @@
           </w:tcPr>
           <w:p>
             <w:pPr>
-              <w:spacing w:line="360" w:lineRule="auto"/>
+              <w:spacing w:line="240" w:lineRule="auto"/>
               <w:ind w:firstLine="480"/>
               <w:jc w:val="center"/>
               <w:rPr>
@@ -10591,39 +10802,40 @@
               <w:rPr>
                 <w:rFonts w:ascii="宋体" w:hAnsi="宋体" w:hint="eastAsia"/>
               </w:rPr>
+              <w:lastRenderedPageBreak/>
               <w:t>应变数据</w:t>
             </w:r>
           </w:p>
         </w:tc>
         <w:tc>
           <w:tcPr>
+            <w:tcW w:w="2813" w:type="dxa"/>
+            <w:vAlign w:val="center"/>
+          </w:tcPr>
+          <w:p>
+            <w:pPr>
+              <w:spacing w:line="240" w:lineRule="auto"/>
+              <w:ind w:firstLineChars="0" w:firstLine="0"/>
+              <w:jc w:val="center"/>
+              <w:rPr>
+                <w:rFonts w:ascii="宋体" w:hAnsi="宋体"/>
+              </w:rPr>
+            </w:pPr>
+            <w:r>
+              <w:rPr>
+                <w:rFonts w:ascii="宋体" w:hAnsi="宋体" w:hint="eastAsia"/>
+              </w:rPr>
+              <w:t>发动机壳体最大应变</w:t>
+            </w:r>
+          </w:p>
+        </w:tc>
+        <w:tc>
+          <w:tcPr>
             <w:tcW w:w="1843" w:type="dxa"/>
-            <w:vAlign w:val="center"/>
-          </w:tcPr>
-          <w:p>
-            <w:pPr>
-              <w:spacing w:line="360" w:lineRule="auto"/>
-              <w:ind w:firstLineChars="0" w:firstLine="0"/>
-              <w:jc w:val="center"/>
-              <w:rPr>
-                <w:rFonts w:ascii="宋体" w:hAnsi="宋体"/>
-              </w:rPr>
-            </w:pPr>
-            <w:r>
-              <w:rPr>
-                <w:rFonts w:ascii="宋体" w:hAnsi="宋体" w:hint="eastAsia"/>
-              </w:rPr>
-              <w:t>发动机壳体最大应变</w:t>
-            </w:r>
-          </w:p>
-        </w:tc>
-        <w:tc>
-          <w:tcPr>
-            <w:tcW w:w="2187" w:type="dxa"/>
-          </w:tcPr>
-          <w:p>
-            <w:pPr>
-              <w:spacing w:line="360" w:lineRule="auto"/>
+          </w:tcPr>
+          <w:p>
+            <w:pPr>
+              <w:spacing w:line="240" w:lineRule="auto"/>
               <w:ind w:firstLineChars="0" w:firstLine="0"/>
               <w:jc w:val="center"/>
               <w:rPr>
@@ -10640,11 +10852,11 @@
         </w:tc>
         <w:tc>
           <w:tcPr>
-            <w:tcW w:w="1476" w:type="dxa"/>
-          </w:tcPr>
-          <w:p>
-            <w:pPr>
-              <w:spacing w:line="360" w:lineRule="auto"/>
+            <w:tcW w:w="1417" w:type="dxa"/>
+          </w:tcPr>
+          <w:p>
+            <w:pPr>
+              <w:spacing w:line="240" w:lineRule="auto"/>
               <w:ind w:firstLineChars="0" w:firstLine="0"/>
               <w:jc w:val="center"/>
               <w:rPr>
@@ -10666,7 +10878,7 @@
           </w:tcPr>
           <w:p>
             <w:pPr>
-              <w:spacing w:line="360" w:lineRule="auto"/>
+              <w:spacing w:line="240" w:lineRule="auto"/>
               <w:ind w:firstLineChars="0" w:firstLine="0"/>
               <w:jc w:val="center"/>
               <w:rPr>
@@ -10683,11 +10895,11 @@
         </w:tc>
         <w:tc>
           <w:tcPr>
-            <w:tcW w:w="1985" w:type="dxa"/>
-          </w:tcPr>
-          <w:p>
-            <w:pPr>
-              <w:spacing w:line="360" w:lineRule="auto"/>
+            <w:tcW w:w="1843" w:type="dxa"/>
+          </w:tcPr>
+          <w:p>
+            <w:pPr>
+              <w:spacing w:line="240" w:lineRule="auto"/>
               <w:ind w:firstLineChars="0" w:firstLine="0"/>
               <w:jc w:val="center"/>
               <w:rPr>
@@ -10704,11 +10916,11 @@
         </w:tc>
         <w:tc>
           <w:tcPr>
-            <w:tcW w:w="1865" w:type="dxa"/>
-          </w:tcPr>
-          <w:p>
-            <w:pPr>
-              <w:spacing w:line="360" w:lineRule="auto"/>
+            <w:tcW w:w="1440" w:type="dxa"/>
+          </w:tcPr>
+          <w:p>
+            <w:pPr>
+              <w:spacing w:line="240" w:lineRule="auto"/>
               <w:ind w:firstLineChars="0" w:firstLine="0"/>
               <w:jc w:val="center"/>
               <w:rPr>
@@ -10737,7 +10949,7 @@
           </w:tcPr>
           <w:p>
             <w:pPr>
-              <w:spacing w:line="360" w:lineRule="auto"/>
+              <w:spacing w:line="240" w:lineRule="auto"/>
               <w:ind w:firstLine="480"/>
               <w:jc w:val="center"/>
               <w:rPr>
@@ -10748,33 +10960,33 @@
         </w:tc>
         <w:tc>
           <w:tcPr>
+            <w:tcW w:w="2813" w:type="dxa"/>
+            <w:vAlign w:val="center"/>
+          </w:tcPr>
+          <w:p>
+            <w:pPr>
+              <w:spacing w:line="240" w:lineRule="auto"/>
+              <w:ind w:firstLineChars="0" w:firstLine="0"/>
+              <w:jc w:val="center"/>
+              <w:rPr>
+                <w:rFonts w:ascii="宋体" w:hAnsi="宋体"/>
+              </w:rPr>
+            </w:pPr>
+            <w:r>
+              <w:rPr>
+                <w:rFonts w:ascii="宋体" w:hAnsi="宋体" w:hint="eastAsia"/>
+              </w:rPr>
+              <w:t>发动机壳体最小应变</w:t>
+            </w:r>
+          </w:p>
+        </w:tc>
+        <w:tc>
+          <w:tcPr>
             <w:tcW w:w="1843" w:type="dxa"/>
-            <w:vAlign w:val="center"/>
-          </w:tcPr>
-          <w:p>
-            <w:pPr>
-              <w:spacing w:line="360" w:lineRule="auto"/>
-              <w:ind w:firstLineChars="0" w:firstLine="0"/>
-              <w:jc w:val="center"/>
-              <w:rPr>
-                <w:rFonts w:ascii="宋体" w:hAnsi="宋体"/>
-              </w:rPr>
-            </w:pPr>
-            <w:r>
-              <w:rPr>
-                <w:rFonts w:ascii="宋体" w:hAnsi="宋体" w:hint="eastAsia"/>
-              </w:rPr>
-              <w:t>发动机壳体最小应变</w:t>
-            </w:r>
-          </w:p>
-        </w:tc>
-        <w:tc>
-          <w:tcPr>
-            <w:tcW w:w="2187" w:type="dxa"/>
-          </w:tcPr>
-          <w:p>
-            <w:pPr>
-              <w:spacing w:line="360" w:lineRule="auto"/>
+          </w:tcPr>
+          <w:p>
+            <w:pPr>
+              <w:spacing w:line="240" w:lineRule="auto"/>
               <w:ind w:firstLineChars="0" w:firstLine="0"/>
               <w:jc w:val="center"/>
               <w:rPr>
@@ -10791,11 +11003,11 @@
         </w:tc>
         <w:tc>
           <w:tcPr>
-            <w:tcW w:w="1476" w:type="dxa"/>
-          </w:tcPr>
-          <w:p>
-            <w:pPr>
-              <w:spacing w:line="360" w:lineRule="auto"/>
+            <w:tcW w:w="1417" w:type="dxa"/>
+          </w:tcPr>
+          <w:p>
+            <w:pPr>
+              <w:spacing w:line="240" w:lineRule="auto"/>
               <w:ind w:firstLineChars="0" w:firstLine="0"/>
               <w:jc w:val="center"/>
               <w:rPr>
@@ -10817,7 +11029,7 @@
           </w:tcPr>
           <w:p>
             <w:pPr>
-              <w:spacing w:line="360" w:lineRule="auto"/>
+              <w:spacing w:line="240" w:lineRule="auto"/>
               <w:ind w:firstLineChars="0" w:firstLine="0"/>
               <w:jc w:val="center"/>
               <w:rPr>
@@ -10834,11 +11046,11 @@
         </w:tc>
         <w:tc>
           <w:tcPr>
-            <w:tcW w:w="1985" w:type="dxa"/>
-          </w:tcPr>
-          <w:p>
-            <w:pPr>
-              <w:spacing w:line="360" w:lineRule="auto"/>
+            <w:tcW w:w="1843" w:type="dxa"/>
+          </w:tcPr>
+          <w:p>
+            <w:pPr>
+              <w:spacing w:line="240" w:lineRule="auto"/>
               <w:ind w:firstLineChars="0" w:firstLine="0"/>
               <w:jc w:val="center"/>
               <w:rPr>
@@ -10855,11 +11067,11 @@
         </w:tc>
         <w:tc>
           <w:tcPr>
-            <w:tcW w:w="1865" w:type="dxa"/>
-          </w:tcPr>
-          <w:p>
-            <w:pPr>
-              <w:spacing w:line="360" w:lineRule="auto"/>
+            <w:tcW w:w="1440" w:type="dxa"/>
+          </w:tcPr>
+          <w:p>
+            <w:pPr>
+              <w:spacing w:line="240" w:lineRule="auto"/>
               <w:ind w:firstLineChars="0" w:firstLine="0"/>
               <w:jc w:val="center"/>
               <w:rPr>
@@ -10888,7 +11100,7 @@
           </w:tcPr>
           <w:p>
             <w:pPr>
-              <w:spacing w:line="360" w:lineRule="auto"/>
+              <w:spacing w:line="240" w:lineRule="auto"/>
               <w:ind w:firstLine="480"/>
               <w:jc w:val="center"/>
               <w:rPr>
@@ -10899,33 +11111,33 @@
         </w:tc>
         <w:tc>
           <w:tcPr>
+            <w:tcW w:w="2813" w:type="dxa"/>
+            <w:vAlign w:val="center"/>
+          </w:tcPr>
+          <w:p>
+            <w:pPr>
+              <w:spacing w:line="240" w:lineRule="auto"/>
+              <w:ind w:firstLineChars="0" w:firstLine="0"/>
+              <w:jc w:val="center"/>
+              <w:rPr>
+                <w:rFonts w:ascii="宋体" w:hAnsi="宋体"/>
+              </w:rPr>
+            </w:pPr>
+            <w:r>
+              <w:rPr>
+                <w:rFonts w:ascii="宋体" w:hAnsi="宋体" w:hint="eastAsia"/>
+              </w:rPr>
+              <w:t>发动机壳体平均应变</w:t>
+            </w:r>
+          </w:p>
+        </w:tc>
+        <w:tc>
+          <w:tcPr>
             <w:tcW w:w="1843" w:type="dxa"/>
-            <w:vAlign w:val="center"/>
-          </w:tcPr>
-          <w:p>
-            <w:pPr>
-              <w:spacing w:line="360" w:lineRule="auto"/>
-              <w:ind w:firstLineChars="0" w:firstLine="0"/>
-              <w:jc w:val="center"/>
-              <w:rPr>
-                <w:rFonts w:ascii="宋体" w:hAnsi="宋体"/>
-              </w:rPr>
-            </w:pPr>
-            <w:r>
-              <w:rPr>
-                <w:rFonts w:ascii="宋体" w:hAnsi="宋体" w:hint="eastAsia"/>
-              </w:rPr>
-              <w:t>发动机壳体平均应变</w:t>
-            </w:r>
-          </w:p>
-        </w:tc>
-        <w:tc>
-          <w:tcPr>
-            <w:tcW w:w="2187" w:type="dxa"/>
-          </w:tcPr>
-          <w:p>
-            <w:pPr>
-              <w:spacing w:line="360" w:lineRule="auto"/>
+          </w:tcPr>
+          <w:p>
+            <w:pPr>
+              <w:spacing w:line="240" w:lineRule="auto"/>
               <w:ind w:firstLineChars="0" w:firstLine="0"/>
               <w:jc w:val="center"/>
               <w:rPr>
@@ -10942,11 +11154,11 @@
         </w:tc>
         <w:tc>
           <w:tcPr>
-            <w:tcW w:w="1476" w:type="dxa"/>
-          </w:tcPr>
-          <w:p>
-            <w:pPr>
-              <w:spacing w:line="360" w:lineRule="auto"/>
+            <w:tcW w:w="1417" w:type="dxa"/>
+          </w:tcPr>
+          <w:p>
+            <w:pPr>
+              <w:spacing w:line="240" w:lineRule="auto"/>
               <w:ind w:firstLineChars="0" w:firstLine="0"/>
               <w:jc w:val="center"/>
               <w:rPr>
@@ -10968,7 +11180,7 @@
           </w:tcPr>
           <w:p>
             <w:pPr>
-              <w:spacing w:line="360" w:lineRule="auto"/>
+              <w:spacing w:line="240" w:lineRule="auto"/>
               <w:ind w:firstLineChars="0" w:firstLine="0"/>
               <w:jc w:val="center"/>
               <w:rPr>
@@ -10985,11 +11197,11 @@
         </w:tc>
         <w:tc>
           <w:tcPr>
-            <w:tcW w:w="1985" w:type="dxa"/>
-          </w:tcPr>
-          <w:p>
-            <w:pPr>
-              <w:spacing w:line="360" w:lineRule="auto"/>
+            <w:tcW w:w="1843" w:type="dxa"/>
+          </w:tcPr>
+          <w:p>
+            <w:pPr>
+              <w:spacing w:line="240" w:lineRule="auto"/>
               <w:ind w:firstLineChars="0" w:firstLine="0"/>
               <w:jc w:val="center"/>
               <w:rPr>
@@ -11006,11 +11218,11 @@
         </w:tc>
         <w:tc>
           <w:tcPr>
-            <w:tcW w:w="1865" w:type="dxa"/>
-          </w:tcPr>
-          <w:p>
-            <w:pPr>
-              <w:spacing w:line="360" w:lineRule="auto"/>
+            <w:tcW w:w="1440" w:type="dxa"/>
+          </w:tcPr>
+          <w:p>
+            <w:pPr>
+              <w:spacing w:line="240" w:lineRule="auto"/>
               <w:ind w:firstLineChars="0" w:firstLine="0"/>
               <w:jc w:val="center"/>
               <w:rPr>
@@ -11039,7 +11251,7 @@
           </w:tcPr>
           <w:p>
             <w:pPr>
-              <w:spacing w:line="360" w:lineRule="auto"/>
+              <w:spacing w:line="240" w:lineRule="auto"/>
               <w:ind w:firstLine="480"/>
               <w:jc w:val="center"/>
               <w:rPr>
@@ -11050,33 +11262,33 @@
         </w:tc>
         <w:tc>
           <w:tcPr>
+            <w:tcW w:w="2813" w:type="dxa"/>
+            <w:vAlign w:val="center"/>
+          </w:tcPr>
+          <w:p>
+            <w:pPr>
+              <w:spacing w:line="240" w:lineRule="auto"/>
+              <w:ind w:firstLineChars="0" w:firstLine="0"/>
+              <w:jc w:val="center"/>
+              <w:rPr>
+                <w:rFonts w:ascii="宋体" w:hAnsi="宋体"/>
+              </w:rPr>
+            </w:pPr>
+            <w:r>
+              <w:rPr>
+                <w:rFonts w:ascii="宋体" w:hAnsi="宋体" w:hint="eastAsia"/>
+              </w:rPr>
+              <w:t>发动机壳体应变标准差</w:t>
+            </w:r>
+          </w:p>
+        </w:tc>
+        <w:tc>
+          <w:tcPr>
             <w:tcW w:w="1843" w:type="dxa"/>
-            <w:vAlign w:val="center"/>
-          </w:tcPr>
-          <w:p>
-            <w:pPr>
-              <w:spacing w:line="360" w:lineRule="auto"/>
-              <w:ind w:firstLineChars="0" w:firstLine="0"/>
-              <w:jc w:val="center"/>
-              <w:rPr>
-                <w:rFonts w:ascii="宋体" w:hAnsi="宋体"/>
-              </w:rPr>
-            </w:pPr>
-            <w:r>
-              <w:rPr>
-                <w:rFonts w:ascii="宋体" w:hAnsi="宋体" w:hint="eastAsia"/>
-              </w:rPr>
-              <w:t>发动机壳体应变标准差</w:t>
-            </w:r>
-          </w:p>
-        </w:tc>
-        <w:tc>
-          <w:tcPr>
-            <w:tcW w:w="2187" w:type="dxa"/>
-          </w:tcPr>
-          <w:p>
-            <w:pPr>
-              <w:spacing w:line="360" w:lineRule="auto"/>
+          </w:tcPr>
+          <w:p>
+            <w:pPr>
+              <w:spacing w:line="240" w:lineRule="auto"/>
               <w:ind w:firstLineChars="0" w:firstLine="0"/>
               <w:jc w:val="center"/>
               <w:rPr>
@@ -11093,11 +11305,11 @@
         </w:tc>
         <w:tc>
           <w:tcPr>
-            <w:tcW w:w="1476" w:type="dxa"/>
-          </w:tcPr>
-          <w:p>
-            <w:pPr>
-              <w:spacing w:line="360" w:lineRule="auto"/>
+            <w:tcW w:w="1417" w:type="dxa"/>
+          </w:tcPr>
+          <w:p>
+            <w:pPr>
+              <w:spacing w:line="240" w:lineRule="auto"/>
               <w:ind w:firstLineChars="0" w:firstLine="0"/>
               <w:jc w:val="center"/>
               <w:rPr>
@@ -11119,7 +11331,7 @@
           </w:tcPr>
           <w:p>
             <w:pPr>
-              <w:spacing w:line="360" w:lineRule="auto"/>
+              <w:spacing w:line="240" w:lineRule="auto"/>
               <w:ind w:firstLineChars="0" w:firstLine="0"/>
               <w:jc w:val="center"/>
               <w:rPr>
@@ -11136,11 +11348,11 @@
         </w:tc>
         <w:tc>
           <w:tcPr>
-            <w:tcW w:w="1985" w:type="dxa"/>
-          </w:tcPr>
-          <w:p>
-            <w:pPr>
-              <w:spacing w:line="360" w:lineRule="auto"/>
+            <w:tcW w:w="1843" w:type="dxa"/>
+          </w:tcPr>
+          <w:p>
+            <w:pPr>
+              <w:spacing w:line="240" w:lineRule="auto"/>
               <w:ind w:firstLineChars="0" w:firstLine="0"/>
               <w:jc w:val="center"/>
               <w:rPr>
@@ -11157,11 +11369,11 @@
         </w:tc>
         <w:tc>
           <w:tcPr>
-            <w:tcW w:w="1865" w:type="dxa"/>
-          </w:tcPr>
-          <w:p>
-            <w:pPr>
-              <w:spacing w:line="360" w:lineRule="auto"/>
+            <w:tcW w:w="1440" w:type="dxa"/>
+          </w:tcPr>
+          <w:p>
+            <w:pPr>
+              <w:spacing w:line="240" w:lineRule="auto"/>
               <w:ind w:firstLineChars="0" w:firstLine="0"/>
               <w:jc w:val="center"/>
               <w:rPr>
@@ -11190,7 +11402,7 @@
           </w:tcPr>
           <w:p>
             <w:pPr>
-              <w:spacing w:line="360" w:lineRule="auto"/>
+              <w:spacing w:line="240" w:lineRule="auto"/>
               <w:ind w:firstLine="480"/>
               <w:jc w:val="center"/>
               <w:rPr>
@@ -11201,33 +11413,33 @@
         </w:tc>
         <w:tc>
           <w:tcPr>
+            <w:tcW w:w="2813" w:type="dxa"/>
+            <w:vAlign w:val="center"/>
+          </w:tcPr>
+          <w:p>
+            <w:pPr>
+              <w:spacing w:line="240" w:lineRule="auto"/>
+              <w:ind w:firstLineChars="0" w:firstLine="0"/>
+              <w:jc w:val="center"/>
+              <w:rPr>
+                <w:rFonts w:ascii="宋体" w:hAnsi="宋体"/>
+              </w:rPr>
+            </w:pPr>
+            <w:r>
+              <w:rPr>
+                <w:rFonts w:ascii="宋体" w:hAnsi="宋体" w:hint="eastAsia"/>
+              </w:rPr>
+              <w:t>固体推进剂最大应变</w:t>
+            </w:r>
+          </w:p>
+        </w:tc>
+        <w:tc>
+          <w:tcPr>
             <w:tcW w:w="1843" w:type="dxa"/>
-            <w:vAlign w:val="center"/>
-          </w:tcPr>
-          <w:p>
-            <w:pPr>
-              <w:spacing w:line="360" w:lineRule="auto"/>
-              <w:ind w:firstLineChars="0" w:firstLine="0"/>
-              <w:jc w:val="center"/>
-              <w:rPr>
-                <w:rFonts w:ascii="宋体" w:hAnsi="宋体"/>
-              </w:rPr>
-            </w:pPr>
-            <w:r>
-              <w:rPr>
-                <w:rFonts w:ascii="宋体" w:hAnsi="宋体" w:hint="eastAsia"/>
-              </w:rPr>
-              <w:t>固体推进剂最大应变</w:t>
-            </w:r>
-          </w:p>
-        </w:tc>
-        <w:tc>
-          <w:tcPr>
-            <w:tcW w:w="2187" w:type="dxa"/>
-          </w:tcPr>
-          <w:p>
-            <w:pPr>
-              <w:spacing w:line="360" w:lineRule="auto"/>
+          </w:tcPr>
+          <w:p>
+            <w:pPr>
+              <w:spacing w:line="240" w:lineRule="auto"/>
               <w:ind w:firstLineChars="0" w:firstLine="0"/>
               <w:jc w:val="center"/>
               <w:rPr>
@@ -11244,11 +11456,11 @@
         </w:tc>
         <w:tc>
           <w:tcPr>
-            <w:tcW w:w="1476" w:type="dxa"/>
-          </w:tcPr>
-          <w:p>
-            <w:pPr>
-              <w:spacing w:line="360" w:lineRule="auto"/>
+            <w:tcW w:w="1417" w:type="dxa"/>
+          </w:tcPr>
+          <w:p>
+            <w:pPr>
+              <w:spacing w:line="240" w:lineRule="auto"/>
               <w:ind w:firstLineChars="0" w:firstLine="0"/>
               <w:jc w:val="center"/>
               <w:rPr>
@@ -11270,7 +11482,7 @@
           </w:tcPr>
           <w:p>
             <w:pPr>
-              <w:spacing w:line="360" w:lineRule="auto"/>
+              <w:spacing w:line="240" w:lineRule="auto"/>
               <w:ind w:firstLineChars="0" w:firstLine="0"/>
               <w:jc w:val="center"/>
               <w:rPr>
@@ -11287,11 +11499,11 @@
         </w:tc>
         <w:tc>
           <w:tcPr>
-            <w:tcW w:w="1985" w:type="dxa"/>
-          </w:tcPr>
-          <w:p>
-            <w:pPr>
-              <w:spacing w:line="360" w:lineRule="auto"/>
+            <w:tcW w:w="1843" w:type="dxa"/>
+          </w:tcPr>
+          <w:p>
+            <w:pPr>
+              <w:spacing w:line="240" w:lineRule="auto"/>
               <w:ind w:firstLineChars="0" w:firstLine="0"/>
               <w:jc w:val="center"/>
               <w:rPr>
@@ -11308,11 +11520,11 @@
         </w:tc>
         <w:tc>
           <w:tcPr>
-            <w:tcW w:w="1865" w:type="dxa"/>
-          </w:tcPr>
-          <w:p>
-            <w:pPr>
-              <w:spacing w:line="360" w:lineRule="auto"/>
+            <w:tcW w:w="1440" w:type="dxa"/>
+          </w:tcPr>
+          <w:p>
+            <w:pPr>
+              <w:spacing w:line="240" w:lineRule="auto"/>
               <w:ind w:firstLineChars="0" w:firstLine="0"/>
               <w:jc w:val="center"/>
               <w:rPr>
@@ -11341,7 +11553,7 @@
           </w:tcPr>
           <w:p>
             <w:pPr>
-              <w:spacing w:line="360" w:lineRule="auto"/>
+              <w:spacing w:line="240" w:lineRule="auto"/>
               <w:ind w:firstLine="480"/>
               <w:jc w:val="center"/>
               <w:rPr>
@@ -11352,33 +11564,33 @@
         </w:tc>
         <w:tc>
           <w:tcPr>
+            <w:tcW w:w="2813" w:type="dxa"/>
+            <w:vAlign w:val="center"/>
+          </w:tcPr>
+          <w:p>
+            <w:pPr>
+              <w:spacing w:line="240" w:lineRule="auto"/>
+              <w:ind w:firstLineChars="0" w:firstLine="0"/>
+              <w:jc w:val="center"/>
+              <w:rPr>
+                <w:rFonts w:ascii="宋体" w:hAnsi="宋体"/>
+              </w:rPr>
+            </w:pPr>
+            <w:r>
+              <w:rPr>
+                <w:rFonts w:ascii="宋体" w:hAnsi="宋体" w:hint="eastAsia"/>
+              </w:rPr>
+              <w:t>固体推进剂最小应变</w:t>
+            </w:r>
+          </w:p>
+        </w:tc>
+        <w:tc>
+          <w:tcPr>
             <w:tcW w:w="1843" w:type="dxa"/>
-            <w:vAlign w:val="center"/>
-          </w:tcPr>
-          <w:p>
-            <w:pPr>
-              <w:spacing w:line="360" w:lineRule="auto"/>
-              <w:ind w:firstLineChars="0" w:firstLine="0"/>
-              <w:jc w:val="center"/>
-              <w:rPr>
-                <w:rFonts w:ascii="宋体" w:hAnsi="宋体"/>
-              </w:rPr>
-            </w:pPr>
-            <w:r>
-              <w:rPr>
-                <w:rFonts w:ascii="宋体" w:hAnsi="宋体" w:hint="eastAsia"/>
-              </w:rPr>
-              <w:t>固体推进剂最小应变</w:t>
-            </w:r>
-          </w:p>
-        </w:tc>
-        <w:tc>
-          <w:tcPr>
-            <w:tcW w:w="2187" w:type="dxa"/>
-          </w:tcPr>
-          <w:p>
-            <w:pPr>
-              <w:spacing w:line="360" w:lineRule="auto"/>
+          </w:tcPr>
+          <w:p>
+            <w:pPr>
+              <w:spacing w:line="240" w:lineRule="auto"/>
               <w:ind w:firstLineChars="0" w:firstLine="0"/>
               <w:jc w:val="center"/>
               <w:rPr>
@@ -11395,11 +11607,11 @@
         </w:tc>
         <w:tc>
           <w:tcPr>
-            <w:tcW w:w="1476" w:type="dxa"/>
-          </w:tcPr>
-          <w:p>
-            <w:pPr>
-              <w:spacing w:line="360" w:lineRule="auto"/>
+            <w:tcW w:w="1417" w:type="dxa"/>
+          </w:tcPr>
+          <w:p>
+            <w:pPr>
+              <w:spacing w:line="240" w:lineRule="auto"/>
               <w:ind w:firstLineChars="0" w:firstLine="0"/>
               <w:jc w:val="center"/>
               <w:rPr>
@@ -11421,7 +11633,7 @@
           </w:tcPr>
           <w:p>
             <w:pPr>
-              <w:spacing w:line="360" w:lineRule="auto"/>
+              <w:spacing w:line="240" w:lineRule="auto"/>
               <w:ind w:firstLineChars="0" w:firstLine="0"/>
               <w:jc w:val="center"/>
               <w:rPr>
@@ -11438,11 +11650,11 @@
         </w:tc>
         <w:tc>
           <w:tcPr>
-            <w:tcW w:w="1985" w:type="dxa"/>
-          </w:tcPr>
-          <w:p>
-            <w:pPr>
-              <w:spacing w:line="360" w:lineRule="auto"/>
+            <w:tcW w:w="1843" w:type="dxa"/>
+          </w:tcPr>
+          <w:p>
+            <w:pPr>
+              <w:spacing w:line="240" w:lineRule="auto"/>
               <w:ind w:firstLineChars="0" w:firstLine="0"/>
               <w:jc w:val="center"/>
               <w:rPr>
@@ -11459,11 +11671,11 @@
         </w:tc>
         <w:tc>
           <w:tcPr>
-            <w:tcW w:w="1865" w:type="dxa"/>
-          </w:tcPr>
-          <w:p>
-            <w:pPr>
-              <w:spacing w:line="360" w:lineRule="auto"/>
+            <w:tcW w:w="1440" w:type="dxa"/>
+          </w:tcPr>
+          <w:p>
+            <w:pPr>
+              <w:spacing w:line="240" w:lineRule="auto"/>
               <w:ind w:firstLineChars="0" w:firstLine="0"/>
               <w:jc w:val="center"/>
               <w:rPr>
@@ -11492,7 +11704,7 @@
           </w:tcPr>
           <w:p>
             <w:pPr>
-              <w:spacing w:line="360" w:lineRule="auto"/>
+              <w:spacing w:line="240" w:lineRule="auto"/>
               <w:ind w:firstLine="480"/>
               <w:jc w:val="center"/>
               <w:rPr>
@@ -11503,33 +11715,33 @@
         </w:tc>
         <w:tc>
           <w:tcPr>
+            <w:tcW w:w="2813" w:type="dxa"/>
+            <w:vAlign w:val="center"/>
+          </w:tcPr>
+          <w:p>
+            <w:pPr>
+              <w:spacing w:line="240" w:lineRule="auto"/>
+              <w:ind w:firstLineChars="0" w:firstLine="0"/>
+              <w:jc w:val="center"/>
+              <w:rPr>
+                <w:rFonts w:ascii="宋体" w:hAnsi="宋体"/>
+              </w:rPr>
+            </w:pPr>
+            <w:r>
+              <w:rPr>
+                <w:rFonts w:ascii="宋体" w:hAnsi="宋体" w:hint="eastAsia"/>
+              </w:rPr>
+              <w:t>固体推进剂平均应变</w:t>
+            </w:r>
+          </w:p>
+        </w:tc>
+        <w:tc>
+          <w:tcPr>
             <w:tcW w:w="1843" w:type="dxa"/>
-            <w:vAlign w:val="center"/>
-          </w:tcPr>
-          <w:p>
-            <w:pPr>
-              <w:spacing w:line="360" w:lineRule="auto"/>
-              <w:ind w:firstLineChars="0" w:firstLine="0"/>
-              <w:jc w:val="center"/>
-              <w:rPr>
-                <w:rFonts w:ascii="宋体" w:hAnsi="宋体"/>
-              </w:rPr>
-            </w:pPr>
-            <w:r>
-              <w:rPr>
-                <w:rFonts w:ascii="宋体" w:hAnsi="宋体" w:hint="eastAsia"/>
-              </w:rPr>
-              <w:t>固体推进剂平均应变</w:t>
-            </w:r>
-          </w:p>
-        </w:tc>
-        <w:tc>
-          <w:tcPr>
-            <w:tcW w:w="2187" w:type="dxa"/>
-          </w:tcPr>
-          <w:p>
-            <w:pPr>
-              <w:spacing w:line="360" w:lineRule="auto"/>
+          </w:tcPr>
+          <w:p>
+            <w:pPr>
+              <w:spacing w:line="240" w:lineRule="auto"/>
               <w:ind w:firstLineChars="0" w:firstLine="0"/>
               <w:jc w:val="center"/>
               <w:rPr>
@@ -11546,11 +11758,11 @@
         </w:tc>
         <w:tc>
           <w:tcPr>
-            <w:tcW w:w="1476" w:type="dxa"/>
-          </w:tcPr>
-          <w:p>
-            <w:pPr>
-              <w:spacing w:line="360" w:lineRule="auto"/>
+            <w:tcW w:w="1417" w:type="dxa"/>
+          </w:tcPr>
+          <w:p>
+            <w:pPr>
+              <w:spacing w:line="240" w:lineRule="auto"/>
               <w:ind w:firstLineChars="0" w:firstLine="0"/>
               <w:jc w:val="center"/>
               <w:rPr>
@@ -11572,7 +11784,7 @@
           </w:tcPr>
           <w:p>
             <w:pPr>
-              <w:spacing w:line="360" w:lineRule="auto"/>
+              <w:spacing w:line="240" w:lineRule="auto"/>
               <w:ind w:firstLineChars="0" w:firstLine="0"/>
               <w:jc w:val="center"/>
               <w:rPr>
@@ -11589,11 +11801,11 @@
         </w:tc>
         <w:tc>
           <w:tcPr>
-            <w:tcW w:w="1985" w:type="dxa"/>
-          </w:tcPr>
-          <w:p>
-            <w:pPr>
-              <w:spacing w:line="360" w:lineRule="auto"/>
+            <w:tcW w:w="1843" w:type="dxa"/>
+          </w:tcPr>
+          <w:p>
+            <w:pPr>
+              <w:spacing w:line="240" w:lineRule="auto"/>
               <w:ind w:firstLineChars="0" w:firstLine="0"/>
               <w:jc w:val="center"/>
               <w:rPr>
@@ -11610,11 +11822,11 @@
         </w:tc>
         <w:tc>
           <w:tcPr>
-            <w:tcW w:w="1865" w:type="dxa"/>
-          </w:tcPr>
-          <w:p>
-            <w:pPr>
-              <w:spacing w:line="360" w:lineRule="auto"/>
+            <w:tcW w:w="1440" w:type="dxa"/>
+          </w:tcPr>
+          <w:p>
+            <w:pPr>
+              <w:spacing w:line="240" w:lineRule="auto"/>
               <w:ind w:firstLineChars="0" w:firstLine="0"/>
               <w:jc w:val="center"/>
               <w:rPr>
@@ -11643,7 +11855,7 @@
           </w:tcPr>
           <w:p>
             <w:pPr>
-              <w:spacing w:line="360" w:lineRule="auto"/>
+              <w:spacing w:line="240" w:lineRule="auto"/>
               <w:ind w:firstLine="480"/>
               <w:jc w:val="center"/>
               <w:rPr>
@@ -11654,33 +11866,33 @@
         </w:tc>
         <w:tc>
           <w:tcPr>
+            <w:tcW w:w="2813" w:type="dxa"/>
+            <w:vAlign w:val="center"/>
+          </w:tcPr>
+          <w:p>
+            <w:pPr>
+              <w:spacing w:line="240" w:lineRule="auto"/>
+              <w:ind w:firstLineChars="0" w:firstLine="0"/>
+              <w:jc w:val="center"/>
+              <w:rPr>
+                <w:rFonts w:ascii="宋体" w:hAnsi="宋体"/>
+              </w:rPr>
+            </w:pPr>
+            <w:r>
+              <w:rPr>
+                <w:rFonts w:ascii="宋体" w:hAnsi="宋体" w:hint="eastAsia"/>
+              </w:rPr>
+              <w:t>固体推进剂应变标准差</w:t>
+            </w:r>
+          </w:p>
+        </w:tc>
+        <w:tc>
+          <w:tcPr>
             <w:tcW w:w="1843" w:type="dxa"/>
-            <w:vAlign w:val="center"/>
-          </w:tcPr>
-          <w:p>
-            <w:pPr>
-              <w:spacing w:line="360" w:lineRule="auto"/>
-              <w:ind w:firstLineChars="0" w:firstLine="0"/>
-              <w:jc w:val="center"/>
-              <w:rPr>
-                <w:rFonts w:ascii="宋体" w:hAnsi="宋体"/>
-              </w:rPr>
-            </w:pPr>
-            <w:r>
-              <w:rPr>
-                <w:rFonts w:ascii="宋体" w:hAnsi="宋体" w:hint="eastAsia"/>
-              </w:rPr>
-              <w:t>固体推进剂应变标准差</w:t>
-            </w:r>
-          </w:p>
-        </w:tc>
-        <w:tc>
-          <w:tcPr>
-            <w:tcW w:w="2187" w:type="dxa"/>
-          </w:tcPr>
-          <w:p>
-            <w:pPr>
-              <w:spacing w:line="360" w:lineRule="auto"/>
+          </w:tcPr>
+          <w:p>
+            <w:pPr>
+              <w:spacing w:line="240" w:lineRule="auto"/>
               <w:ind w:firstLineChars="0" w:firstLine="0"/>
               <w:jc w:val="center"/>
               <w:rPr>
@@ -11697,11 +11909,11 @@
         </w:tc>
         <w:tc>
           <w:tcPr>
-            <w:tcW w:w="1476" w:type="dxa"/>
-          </w:tcPr>
-          <w:p>
-            <w:pPr>
-              <w:spacing w:line="360" w:lineRule="auto"/>
+            <w:tcW w:w="1417" w:type="dxa"/>
+          </w:tcPr>
+          <w:p>
+            <w:pPr>
+              <w:spacing w:line="240" w:lineRule="auto"/>
               <w:ind w:firstLineChars="0" w:firstLine="0"/>
               <w:jc w:val="center"/>
               <w:rPr>
@@ -11722,7 +11934,7 @@
           </w:tcPr>
           <w:p>
             <w:pPr>
-              <w:spacing w:line="360" w:lineRule="auto"/>
+              <w:spacing w:line="240" w:lineRule="auto"/>
               <w:ind w:firstLineChars="0" w:firstLine="0"/>
               <w:jc w:val="center"/>
               <w:rPr>
@@ -11739,11 +11951,11 @@
         </w:tc>
         <w:tc>
           <w:tcPr>
-            <w:tcW w:w="1985" w:type="dxa"/>
-          </w:tcPr>
-          <w:p>
-            <w:pPr>
-              <w:spacing w:line="360" w:lineRule="auto"/>
+            <w:tcW w:w="1843" w:type="dxa"/>
+          </w:tcPr>
+          <w:p>
+            <w:pPr>
+              <w:spacing w:line="240" w:lineRule="auto"/>
               <w:ind w:firstLineChars="0" w:firstLine="0"/>
               <w:jc w:val="center"/>
               <w:rPr>
@@ -11760,11 +11972,11 @@
         </w:tc>
         <w:tc>
           <w:tcPr>
-            <w:tcW w:w="1865" w:type="dxa"/>
-          </w:tcPr>
-          <w:p>
-            <w:pPr>
-              <w:spacing w:line="360" w:lineRule="auto"/>
+            <w:tcW w:w="1440" w:type="dxa"/>
+          </w:tcPr>
+          <w:p>
+            <w:pPr>
+              <w:spacing w:line="240" w:lineRule="auto"/>
               <w:ind w:firstLineChars="0" w:firstLine="0"/>
               <w:jc w:val="center"/>
               <w:rPr>
@@ -11793,7 +12005,7 @@
           </w:tcPr>
           <w:p>
             <w:pPr>
-              <w:spacing w:line="360" w:lineRule="auto"/>
+              <w:spacing w:line="240" w:lineRule="auto"/>
               <w:ind w:firstLineChars="0" w:firstLine="0"/>
               <w:jc w:val="center"/>
               <w:rPr>
@@ -11810,33 +12022,33 @@
         </w:tc>
         <w:tc>
           <w:tcPr>
+            <w:tcW w:w="2813" w:type="dxa"/>
+            <w:vAlign w:val="center"/>
+          </w:tcPr>
+          <w:p>
+            <w:pPr>
+              <w:spacing w:line="240" w:lineRule="auto"/>
+              <w:ind w:firstLineChars="0" w:firstLine="0"/>
+              <w:jc w:val="center"/>
+              <w:rPr>
+                <w:rFonts w:ascii="宋体" w:hAnsi="宋体"/>
+              </w:rPr>
+            </w:pPr>
+            <w:r>
+              <w:rPr>
+                <w:rFonts w:ascii="宋体" w:hAnsi="宋体" w:hint="eastAsia"/>
+              </w:rPr>
+              <w:t>发动机壳体最高温度</w:t>
+            </w:r>
+          </w:p>
+        </w:tc>
+        <w:tc>
+          <w:tcPr>
             <w:tcW w:w="1843" w:type="dxa"/>
-            <w:vAlign w:val="center"/>
-          </w:tcPr>
-          <w:p>
-            <w:pPr>
-              <w:spacing w:line="360" w:lineRule="auto"/>
-              <w:ind w:firstLineChars="0" w:firstLine="0"/>
-              <w:jc w:val="center"/>
-              <w:rPr>
-                <w:rFonts w:ascii="宋体" w:hAnsi="宋体"/>
-              </w:rPr>
-            </w:pPr>
-            <w:r>
-              <w:rPr>
-                <w:rFonts w:ascii="宋体" w:hAnsi="宋体" w:hint="eastAsia"/>
-              </w:rPr>
-              <w:t>发动机壳体最高温度</w:t>
-            </w:r>
-          </w:p>
-        </w:tc>
-        <w:tc>
-          <w:tcPr>
-            <w:tcW w:w="2187" w:type="dxa"/>
-          </w:tcPr>
-          <w:p>
-            <w:pPr>
-              <w:spacing w:line="360" w:lineRule="auto"/>
+          </w:tcPr>
+          <w:p>
+            <w:pPr>
+              <w:spacing w:line="240" w:lineRule="auto"/>
               <w:ind w:firstLineChars="0" w:firstLine="0"/>
               <w:jc w:val="center"/>
               <w:rPr>
@@ -11853,11 +12065,11 @@
         </w:tc>
         <w:tc>
           <w:tcPr>
-            <w:tcW w:w="1476" w:type="dxa"/>
-          </w:tcPr>
-          <w:p>
-            <w:pPr>
-              <w:spacing w:line="360" w:lineRule="auto"/>
+            <w:tcW w:w="1417" w:type="dxa"/>
+          </w:tcPr>
+          <w:p>
+            <w:pPr>
+              <w:spacing w:line="240" w:lineRule="auto"/>
               <w:ind w:firstLineChars="0" w:firstLine="0"/>
               <w:jc w:val="center"/>
               <w:rPr>
@@ -11879,7 +12091,7 @@
           </w:tcPr>
           <w:p>
             <w:pPr>
-              <w:spacing w:line="360" w:lineRule="auto"/>
+              <w:spacing w:line="240" w:lineRule="auto"/>
               <w:ind w:firstLineChars="0" w:firstLine="0"/>
               <w:jc w:val="center"/>
               <w:rPr>
@@ -11910,11 +12122,11 @@
         </w:tc>
         <w:tc>
           <w:tcPr>
-            <w:tcW w:w="1985" w:type="dxa"/>
-          </w:tcPr>
-          <w:p>
-            <w:pPr>
-              <w:spacing w:line="360" w:lineRule="auto"/>
+            <w:tcW w:w="1843" w:type="dxa"/>
+          </w:tcPr>
+          <w:p>
+            <w:pPr>
+              <w:spacing w:line="240" w:lineRule="auto"/>
               <w:ind w:firstLineChars="0" w:firstLine="0"/>
               <w:jc w:val="center"/>
               <w:rPr>
@@ -11945,11 +12157,11 @@
         </w:tc>
         <w:tc>
           <w:tcPr>
-            <w:tcW w:w="1865" w:type="dxa"/>
-          </w:tcPr>
-          <w:p>
-            <w:pPr>
-              <w:spacing w:line="360" w:lineRule="auto"/>
+            <w:tcW w:w="1440" w:type="dxa"/>
+          </w:tcPr>
+          <w:p>
+            <w:pPr>
+              <w:spacing w:line="240" w:lineRule="auto"/>
               <w:ind w:firstLineChars="0" w:firstLine="0"/>
               <w:jc w:val="center"/>
               <w:rPr>
@@ -11978,7 +12190,7 @@
           </w:tcPr>
           <w:p>
             <w:pPr>
-              <w:spacing w:line="360" w:lineRule="auto"/>
+              <w:spacing w:line="240" w:lineRule="auto"/>
               <w:ind w:firstLine="480"/>
               <w:jc w:val="center"/>
               <w:rPr>
@@ -11989,33 +12201,33 @@
         </w:tc>
         <w:tc>
           <w:tcPr>
+            <w:tcW w:w="2813" w:type="dxa"/>
+            <w:vAlign w:val="center"/>
+          </w:tcPr>
+          <w:p>
+            <w:pPr>
+              <w:spacing w:line="240" w:lineRule="auto"/>
+              <w:ind w:firstLineChars="0" w:firstLine="0"/>
+              <w:jc w:val="center"/>
+              <w:rPr>
+                <w:rFonts w:ascii="宋体" w:hAnsi="宋体"/>
+              </w:rPr>
+            </w:pPr>
+            <w:r>
+              <w:rPr>
+                <w:rFonts w:ascii="宋体" w:hAnsi="宋体" w:hint="eastAsia"/>
+              </w:rPr>
+              <w:t>发动机壳体最低温度</w:t>
+            </w:r>
+          </w:p>
+        </w:tc>
+        <w:tc>
+          <w:tcPr>
             <w:tcW w:w="1843" w:type="dxa"/>
-            <w:vAlign w:val="center"/>
-          </w:tcPr>
-          <w:p>
-            <w:pPr>
-              <w:spacing w:line="360" w:lineRule="auto"/>
-              <w:ind w:firstLineChars="0" w:firstLine="0"/>
-              <w:jc w:val="center"/>
-              <w:rPr>
-                <w:rFonts w:ascii="宋体" w:hAnsi="宋体"/>
-              </w:rPr>
-            </w:pPr>
-            <w:r>
-              <w:rPr>
-                <w:rFonts w:ascii="宋体" w:hAnsi="宋体" w:hint="eastAsia"/>
-              </w:rPr>
-              <w:t>发动机壳体最低温度</w:t>
-            </w:r>
-          </w:p>
-        </w:tc>
-        <w:tc>
-          <w:tcPr>
-            <w:tcW w:w="2187" w:type="dxa"/>
-          </w:tcPr>
-          <w:p>
-            <w:pPr>
-              <w:spacing w:line="360" w:lineRule="auto"/>
+          </w:tcPr>
+          <w:p>
+            <w:pPr>
+              <w:spacing w:line="240" w:lineRule="auto"/>
               <w:ind w:firstLineChars="0" w:firstLine="0"/>
               <w:jc w:val="center"/>
               <w:rPr>
@@ -12032,11 +12244,11 @@
         </w:tc>
         <w:tc>
           <w:tcPr>
-            <w:tcW w:w="1476" w:type="dxa"/>
-          </w:tcPr>
-          <w:p>
-            <w:pPr>
-              <w:spacing w:line="360" w:lineRule="auto"/>
+            <w:tcW w:w="1417" w:type="dxa"/>
+          </w:tcPr>
+          <w:p>
+            <w:pPr>
+              <w:spacing w:line="240" w:lineRule="auto"/>
               <w:ind w:firstLineChars="0" w:firstLine="0"/>
               <w:jc w:val="center"/>
               <w:rPr>
@@ -12058,7 +12270,7 @@
           </w:tcPr>
           <w:p>
             <w:pPr>
-              <w:spacing w:line="360" w:lineRule="auto"/>
+              <w:spacing w:line="240" w:lineRule="auto"/>
               <w:ind w:firstLineChars="0" w:firstLine="0"/>
               <w:jc w:val="center"/>
               <w:rPr>
@@ -12075,11 +12287,11 @@
         </w:tc>
         <w:tc>
           <w:tcPr>
-            <w:tcW w:w="1985" w:type="dxa"/>
-          </w:tcPr>
-          <w:p>
-            <w:pPr>
-              <w:spacing w:line="360" w:lineRule="auto"/>
+            <w:tcW w:w="1843" w:type="dxa"/>
+          </w:tcPr>
+          <w:p>
+            <w:pPr>
+              <w:spacing w:line="240" w:lineRule="auto"/>
               <w:ind w:firstLineChars="0" w:firstLine="0"/>
               <w:jc w:val="center"/>
               <w:rPr>
@@ -12096,11 +12308,11 @@
         </w:tc>
         <w:tc>
           <w:tcPr>
-            <w:tcW w:w="1865" w:type="dxa"/>
-          </w:tcPr>
-          <w:p>
-            <w:pPr>
-              <w:spacing w:line="360" w:lineRule="auto"/>
+            <w:tcW w:w="1440" w:type="dxa"/>
+          </w:tcPr>
+          <w:p>
+            <w:pPr>
+              <w:spacing w:line="240" w:lineRule="auto"/>
               <w:ind w:firstLineChars="0" w:firstLine="0"/>
               <w:jc w:val="center"/>
               <w:rPr>
@@ -12129,7 +12341,7 @@
           </w:tcPr>
           <w:p>
             <w:pPr>
-              <w:spacing w:line="360" w:lineRule="auto"/>
+              <w:spacing w:line="240" w:lineRule="auto"/>
               <w:ind w:firstLine="480"/>
               <w:jc w:val="center"/>
               <w:rPr>
@@ -12140,33 +12352,33 @@
         </w:tc>
         <w:tc>
           <w:tcPr>
+            <w:tcW w:w="2813" w:type="dxa"/>
+            <w:vAlign w:val="center"/>
+          </w:tcPr>
+          <w:p>
+            <w:pPr>
+              <w:spacing w:line="240" w:lineRule="auto"/>
+              <w:ind w:firstLineChars="0" w:firstLine="0"/>
+              <w:jc w:val="center"/>
+              <w:rPr>
+                <w:rFonts w:ascii="宋体" w:hAnsi="宋体"/>
+              </w:rPr>
+            </w:pPr>
+            <w:r>
+              <w:rPr>
+                <w:rFonts w:ascii="宋体" w:hAnsi="宋体" w:hint="eastAsia"/>
+              </w:rPr>
+              <w:t>发动机壳体平均温度</w:t>
+            </w:r>
+          </w:p>
+        </w:tc>
+        <w:tc>
+          <w:tcPr>
             <w:tcW w:w="1843" w:type="dxa"/>
-            <w:vAlign w:val="center"/>
-          </w:tcPr>
-          <w:p>
-            <w:pPr>
-              <w:spacing w:line="360" w:lineRule="auto"/>
-              <w:ind w:firstLineChars="0" w:firstLine="0"/>
-              <w:jc w:val="center"/>
-              <w:rPr>
-                <w:rFonts w:ascii="宋体" w:hAnsi="宋体"/>
-              </w:rPr>
-            </w:pPr>
-            <w:r>
-              <w:rPr>
-                <w:rFonts w:ascii="宋体" w:hAnsi="宋体" w:hint="eastAsia"/>
-              </w:rPr>
-              <w:t>发动机壳体平均温度</w:t>
-            </w:r>
-          </w:p>
-        </w:tc>
-        <w:tc>
-          <w:tcPr>
-            <w:tcW w:w="2187" w:type="dxa"/>
-          </w:tcPr>
-          <w:p>
-            <w:pPr>
-              <w:spacing w:line="360" w:lineRule="auto"/>
+          </w:tcPr>
+          <w:p>
+            <w:pPr>
+              <w:spacing w:line="240" w:lineRule="auto"/>
               <w:ind w:firstLineChars="0" w:firstLine="0"/>
               <w:jc w:val="center"/>
               <w:rPr>
@@ -12183,11 +12395,11 @@
         </w:tc>
         <w:tc>
           <w:tcPr>
-            <w:tcW w:w="1476" w:type="dxa"/>
-          </w:tcPr>
-          <w:p>
-            <w:pPr>
-              <w:spacing w:line="360" w:lineRule="auto"/>
+            <w:tcW w:w="1417" w:type="dxa"/>
+          </w:tcPr>
+          <w:p>
+            <w:pPr>
+              <w:spacing w:line="240" w:lineRule="auto"/>
               <w:ind w:firstLineChars="0" w:firstLine="0"/>
               <w:jc w:val="center"/>
               <w:rPr>
@@ -12209,7 +12421,7 @@
           </w:tcPr>
           <w:p>
             <w:pPr>
-              <w:spacing w:line="360" w:lineRule="auto"/>
+              <w:spacing w:line="240" w:lineRule="auto"/>
               <w:ind w:firstLineChars="0" w:firstLine="0"/>
               <w:jc w:val="center"/>
               <w:rPr>
@@ -12240,11 +12452,11 @@
         </w:tc>
         <w:tc>
           <w:tcPr>
-            <w:tcW w:w="1985" w:type="dxa"/>
-          </w:tcPr>
-          <w:p>
-            <w:pPr>
-              <w:spacing w:line="360" w:lineRule="auto"/>
+            <w:tcW w:w="1843" w:type="dxa"/>
+          </w:tcPr>
+          <w:p>
+            <w:pPr>
+              <w:spacing w:line="240" w:lineRule="auto"/>
               <w:ind w:firstLineChars="0" w:firstLine="0"/>
               <w:jc w:val="center"/>
               <w:rPr>
@@ -12275,11 +12487,11 @@
         </w:tc>
         <w:tc>
           <w:tcPr>
-            <w:tcW w:w="1865" w:type="dxa"/>
-          </w:tcPr>
-          <w:p>
-            <w:pPr>
-              <w:spacing w:line="360" w:lineRule="auto"/>
+            <w:tcW w:w="1440" w:type="dxa"/>
+          </w:tcPr>
+          <w:p>
+            <w:pPr>
+              <w:spacing w:line="240" w:lineRule="auto"/>
               <w:ind w:firstLineChars="0" w:firstLine="0"/>
               <w:jc w:val="center"/>
               <w:rPr>
@@ -12308,7 +12520,7 @@
           </w:tcPr>
           <w:p>
             <w:pPr>
-              <w:spacing w:line="360" w:lineRule="auto"/>
+              <w:spacing w:line="240" w:lineRule="auto"/>
               <w:ind w:firstLine="480"/>
               <w:jc w:val="center"/>
               <w:rPr>
@@ -12319,33 +12531,33 @@
         </w:tc>
         <w:tc>
           <w:tcPr>
+            <w:tcW w:w="2813" w:type="dxa"/>
+            <w:vAlign w:val="center"/>
+          </w:tcPr>
+          <w:p>
+            <w:pPr>
+              <w:spacing w:line="240" w:lineRule="auto"/>
+              <w:ind w:firstLineChars="0" w:firstLine="0"/>
+              <w:jc w:val="center"/>
+              <w:rPr>
+                <w:rFonts w:ascii="宋体" w:hAnsi="宋体"/>
+              </w:rPr>
+            </w:pPr>
+            <w:r>
+              <w:rPr>
+                <w:rFonts w:ascii="宋体" w:hAnsi="宋体" w:hint="eastAsia"/>
+              </w:rPr>
+              <w:t>发动机壳体温度标准差</w:t>
+            </w:r>
+          </w:p>
+        </w:tc>
+        <w:tc>
+          <w:tcPr>
             <w:tcW w:w="1843" w:type="dxa"/>
-            <w:vAlign w:val="center"/>
-          </w:tcPr>
-          <w:p>
-            <w:pPr>
-              <w:spacing w:line="360" w:lineRule="auto"/>
-              <w:ind w:firstLineChars="0" w:firstLine="0"/>
-              <w:jc w:val="center"/>
-              <w:rPr>
-                <w:rFonts w:ascii="宋体" w:hAnsi="宋体"/>
-              </w:rPr>
-            </w:pPr>
-            <w:r>
-              <w:rPr>
-                <w:rFonts w:ascii="宋体" w:hAnsi="宋体" w:hint="eastAsia"/>
-              </w:rPr>
-              <w:t>发动机壳体温度标准差</w:t>
-            </w:r>
-          </w:p>
-        </w:tc>
-        <w:tc>
-          <w:tcPr>
-            <w:tcW w:w="2187" w:type="dxa"/>
-          </w:tcPr>
-          <w:p>
-            <w:pPr>
-              <w:spacing w:line="360" w:lineRule="auto"/>
+          </w:tcPr>
+          <w:p>
+            <w:pPr>
+              <w:spacing w:line="240" w:lineRule="auto"/>
               <w:ind w:firstLineChars="0" w:firstLine="0"/>
               <w:jc w:val="center"/>
               <w:rPr>
@@ -12362,11 +12574,11 @@
         </w:tc>
         <w:tc>
           <w:tcPr>
-            <w:tcW w:w="1476" w:type="dxa"/>
-          </w:tcPr>
-          <w:p>
-            <w:pPr>
-              <w:spacing w:line="360" w:lineRule="auto"/>
+            <w:tcW w:w="1417" w:type="dxa"/>
+          </w:tcPr>
+          <w:p>
+            <w:pPr>
+              <w:spacing w:line="240" w:lineRule="auto"/>
               <w:ind w:firstLineChars="0" w:firstLine="0"/>
               <w:jc w:val="center"/>
               <w:rPr>
@@ -12388,7 +12600,7 @@
           </w:tcPr>
           <w:p>
             <w:pPr>
-              <w:spacing w:line="360" w:lineRule="auto"/>
+              <w:spacing w:line="240" w:lineRule="auto"/>
               <w:ind w:firstLineChars="0" w:firstLine="0"/>
               <w:jc w:val="center"/>
               <w:rPr>
@@ -12405,11 +12617,11 @@
         </w:tc>
         <w:tc>
           <w:tcPr>
-            <w:tcW w:w="1985" w:type="dxa"/>
-          </w:tcPr>
-          <w:p>
-            <w:pPr>
-              <w:spacing w:line="360" w:lineRule="auto"/>
+            <w:tcW w:w="1843" w:type="dxa"/>
+          </w:tcPr>
+          <w:p>
+            <w:pPr>
+              <w:spacing w:line="240" w:lineRule="auto"/>
               <w:ind w:firstLineChars="0" w:firstLine="0"/>
               <w:jc w:val="center"/>
               <w:rPr>
@@ -12426,11 +12638,11 @@
         </w:tc>
         <w:tc>
           <w:tcPr>
-            <w:tcW w:w="1865" w:type="dxa"/>
-          </w:tcPr>
-          <w:p>
-            <w:pPr>
-              <w:spacing w:line="360" w:lineRule="auto"/>
+            <w:tcW w:w="1440" w:type="dxa"/>
+          </w:tcPr>
+          <w:p>
+            <w:pPr>
+              <w:spacing w:line="240" w:lineRule="auto"/>
               <w:ind w:firstLineChars="0" w:firstLine="0"/>
               <w:jc w:val="center"/>
               <w:rPr>
@@ -12459,7 +12671,7 @@
           </w:tcPr>
           <w:p>
             <w:pPr>
-              <w:spacing w:line="360" w:lineRule="auto"/>
+              <w:spacing w:line="240" w:lineRule="auto"/>
               <w:ind w:firstLine="480"/>
               <w:jc w:val="center"/>
               <w:rPr>
@@ -12470,33 +12682,33 @@
         </w:tc>
         <w:tc>
           <w:tcPr>
+            <w:tcW w:w="2813" w:type="dxa"/>
+            <w:vAlign w:val="center"/>
+          </w:tcPr>
+          <w:p>
+            <w:pPr>
+              <w:spacing w:line="240" w:lineRule="auto"/>
+              <w:ind w:firstLineChars="0" w:firstLine="0"/>
+              <w:jc w:val="center"/>
+              <w:rPr>
+                <w:rFonts w:ascii="宋体" w:hAnsi="宋体"/>
+              </w:rPr>
+            </w:pPr>
+            <w:r>
+              <w:rPr>
+                <w:rFonts w:ascii="宋体" w:hAnsi="宋体" w:hint="eastAsia"/>
+              </w:rPr>
+              <w:t>固体推进剂最高温度</w:t>
+            </w:r>
+          </w:p>
+        </w:tc>
+        <w:tc>
+          <w:tcPr>
             <w:tcW w:w="1843" w:type="dxa"/>
-            <w:vAlign w:val="center"/>
-          </w:tcPr>
-          <w:p>
-            <w:pPr>
-              <w:spacing w:line="360" w:lineRule="auto"/>
-              <w:ind w:firstLineChars="0" w:firstLine="0"/>
-              <w:jc w:val="center"/>
-              <w:rPr>
-                <w:rFonts w:ascii="宋体" w:hAnsi="宋体"/>
-              </w:rPr>
-            </w:pPr>
-            <w:r>
-              <w:rPr>
-                <w:rFonts w:ascii="宋体" w:hAnsi="宋体" w:hint="eastAsia"/>
-              </w:rPr>
-              <w:t>固体推进剂最高温度</w:t>
-            </w:r>
-          </w:p>
-        </w:tc>
-        <w:tc>
-          <w:tcPr>
-            <w:tcW w:w="2187" w:type="dxa"/>
-          </w:tcPr>
-          <w:p>
-            <w:pPr>
-              <w:spacing w:line="360" w:lineRule="auto"/>
+          </w:tcPr>
+          <w:p>
+            <w:pPr>
+              <w:spacing w:line="240" w:lineRule="auto"/>
               <w:ind w:firstLineChars="0" w:firstLine="0"/>
               <w:jc w:val="center"/>
               <w:rPr>
@@ -12513,11 +12725,11 @@
         </w:tc>
         <w:tc>
           <w:tcPr>
-            <w:tcW w:w="1476" w:type="dxa"/>
-          </w:tcPr>
-          <w:p>
-            <w:pPr>
-              <w:spacing w:line="360" w:lineRule="auto"/>
+            <w:tcW w:w="1417" w:type="dxa"/>
+          </w:tcPr>
+          <w:p>
+            <w:pPr>
+              <w:spacing w:line="240" w:lineRule="auto"/>
               <w:ind w:firstLineChars="0" w:firstLine="0"/>
               <w:jc w:val="center"/>
               <w:rPr>
@@ -12539,7 +12751,7 @@
           </w:tcPr>
           <w:p>
             <w:pPr>
-              <w:spacing w:line="360" w:lineRule="auto"/>
+              <w:spacing w:line="240" w:lineRule="auto"/>
               <w:ind w:firstLineChars="0" w:firstLine="0"/>
               <w:jc w:val="center"/>
               <w:rPr>
@@ -12556,11 +12768,11 @@
         </w:tc>
         <w:tc>
           <w:tcPr>
-            <w:tcW w:w="1985" w:type="dxa"/>
-          </w:tcPr>
-          <w:p>
-            <w:pPr>
-              <w:spacing w:line="360" w:lineRule="auto"/>
+            <w:tcW w:w="1843" w:type="dxa"/>
+          </w:tcPr>
+          <w:p>
+            <w:pPr>
+              <w:spacing w:line="240" w:lineRule="auto"/>
               <w:ind w:firstLineChars="0" w:firstLine="0"/>
               <w:jc w:val="center"/>
               <w:rPr>
@@ -12577,11 +12789,11 @@
         </w:tc>
         <w:tc>
           <w:tcPr>
-            <w:tcW w:w="1865" w:type="dxa"/>
-          </w:tcPr>
-          <w:p>
-            <w:pPr>
-              <w:spacing w:line="360" w:lineRule="auto"/>
+            <w:tcW w:w="1440" w:type="dxa"/>
+          </w:tcPr>
+          <w:p>
+            <w:pPr>
+              <w:spacing w:line="240" w:lineRule="auto"/>
               <w:ind w:firstLineChars="0" w:firstLine="0"/>
               <w:jc w:val="center"/>
               <w:rPr>
@@ -12610,7 +12822,7 @@
           </w:tcPr>
           <w:p>
             <w:pPr>
-              <w:spacing w:line="360" w:lineRule="auto"/>
+              <w:spacing w:line="240" w:lineRule="auto"/>
               <w:ind w:firstLine="480"/>
               <w:jc w:val="center"/>
               <w:rPr>
@@ -12621,33 +12833,33 @@
         </w:tc>
         <w:tc>
           <w:tcPr>
+            <w:tcW w:w="2813" w:type="dxa"/>
+            <w:vAlign w:val="center"/>
+          </w:tcPr>
+          <w:p>
+            <w:pPr>
+              <w:spacing w:line="240" w:lineRule="auto"/>
+              <w:ind w:firstLineChars="0" w:firstLine="0"/>
+              <w:jc w:val="center"/>
+              <w:rPr>
+                <w:rFonts w:ascii="宋体" w:hAnsi="宋体"/>
+              </w:rPr>
+            </w:pPr>
+            <w:r>
+              <w:rPr>
+                <w:rFonts w:ascii="宋体" w:hAnsi="宋体" w:hint="eastAsia"/>
+              </w:rPr>
+              <w:t>固体推进剂最低温度</w:t>
+            </w:r>
+          </w:p>
+        </w:tc>
+        <w:tc>
+          <w:tcPr>
             <w:tcW w:w="1843" w:type="dxa"/>
-            <w:vAlign w:val="center"/>
-          </w:tcPr>
-          <w:p>
-            <w:pPr>
-              <w:spacing w:line="360" w:lineRule="auto"/>
-              <w:ind w:firstLineChars="0" w:firstLine="0"/>
-              <w:jc w:val="center"/>
-              <w:rPr>
-                <w:rFonts w:ascii="宋体" w:hAnsi="宋体"/>
-              </w:rPr>
-            </w:pPr>
-            <w:r>
-              <w:rPr>
-                <w:rFonts w:ascii="宋体" w:hAnsi="宋体" w:hint="eastAsia"/>
-              </w:rPr>
-              <w:t>固体推进剂最低温度</w:t>
-            </w:r>
-          </w:p>
-        </w:tc>
-        <w:tc>
-          <w:tcPr>
-            <w:tcW w:w="2187" w:type="dxa"/>
-          </w:tcPr>
-          <w:p>
-            <w:pPr>
-              <w:spacing w:line="360" w:lineRule="auto"/>
+          </w:tcPr>
+          <w:p>
+            <w:pPr>
+              <w:spacing w:line="240" w:lineRule="auto"/>
               <w:ind w:firstLineChars="0" w:firstLine="0"/>
               <w:jc w:val="center"/>
               <w:rPr>
@@ -12664,11 +12876,11 @@
         </w:tc>
         <w:tc>
           <w:tcPr>
-            <w:tcW w:w="1476" w:type="dxa"/>
-          </w:tcPr>
-          <w:p>
-            <w:pPr>
-              <w:spacing w:line="360" w:lineRule="auto"/>
+            <w:tcW w:w="1417" w:type="dxa"/>
+          </w:tcPr>
+          <w:p>
+            <w:pPr>
+              <w:spacing w:line="240" w:lineRule="auto"/>
               <w:ind w:firstLineChars="0" w:firstLine="0"/>
               <w:jc w:val="center"/>
               <w:rPr>
@@ -12690,7 +12902,7 @@
           </w:tcPr>
           <w:p>
             <w:pPr>
-              <w:spacing w:line="360" w:lineRule="auto"/>
+              <w:spacing w:line="240" w:lineRule="auto"/>
               <w:ind w:firstLineChars="0" w:firstLine="0"/>
               <w:jc w:val="center"/>
               <w:rPr>
@@ -12707,11 +12919,11 @@
         </w:tc>
         <w:tc>
           <w:tcPr>
-            <w:tcW w:w="1985" w:type="dxa"/>
-          </w:tcPr>
-          <w:p>
-            <w:pPr>
-              <w:spacing w:line="360" w:lineRule="auto"/>
+            <w:tcW w:w="1843" w:type="dxa"/>
+          </w:tcPr>
+          <w:p>
+            <w:pPr>
+              <w:spacing w:line="240" w:lineRule="auto"/>
               <w:ind w:firstLineChars="0" w:firstLine="0"/>
               <w:jc w:val="center"/>
               <w:rPr>
@@ -12728,11 +12940,11 @@
         </w:tc>
         <w:tc>
           <w:tcPr>
-            <w:tcW w:w="1865" w:type="dxa"/>
-          </w:tcPr>
-          <w:p>
-            <w:pPr>
-              <w:spacing w:line="360" w:lineRule="auto"/>
+            <w:tcW w:w="1440" w:type="dxa"/>
+          </w:tcPr>
+          <w:p>
+            <w:pPr>
+              <w:spacing w:line="240" w:lineRule="auto"/>
               <w:ind w:firstLineChars="0" w:firstLine="0"/>
               <w:jc w:val="center"/>
               <w:rPr>
@@ -12761,7 +12973,7 @@
           </w:tcPr>
           <w:p>
             <w:pPr>
-              <w:spacing w:line="360" w:lineRule="auto"/>
+              <w:spacing w:line="240" w:lineRule="auto"/>
               <w:ind w:firstLine="480"/>
               <w:jc w:val="center"/>
               <w:rPr>
@@ -12772,33 +12984,33 @@
         </w:tc>
         <w:tc>
           <w:tcPr>
+            <w:tcW w:w="2813" w:type="dxa"/>
+            <w:vAlign w:val="center"/>
+          </w:tcPr>
+          <w:p>
+            <w:pPr>
+              <w:spacing w:line="240" w:lineRule="auto"/>
+              <w:ind w:firstLineChars="0" w:firstLine="0"/>
+              <w:jc w:val="center"/>
+              <w:rPr>
+                <w:rFonts w:ascii="宋体" w:hAnsi="宋体"/>
+              </w:rPr>
+            </w:pPr>
+            <w:r>
+              <w:rPr>
+                <w:rFonts w:ascii="宋体" w:hAnsi="宋体" w:hint="eastAsia"/>
+              </w:rPr>
+              <w:t>固体推进剂平均温度</w:t>
+            </w:r>
+          </w:p>
+        </w:tc>
+        <w:tc>
+          <w:tcPr>
             <w:tcW w:w="1843" w:type="dxa"/>
-            <w:vAlign w:val="center"/>
-          </w:tcPr>
-          <w:p>
-            <w:pPr>
-              <w:spacing w:line="360" w:lineRule="auto"/>
-              <w:ind w:firstLineChars="0" w:firstLine="0"/>
-              <w:jc w:val="center"/>
-              <w:rPr>
-                <w:rFonts w:ascii="宋体" w:hAnsi="宋体"/>
-              </w:rPr>
-            </w:pPr>
-            <w:r>
-              <w:rPr>
-                <w:rFonts w:ascii="宋体" w:hAnsi="宋体" w:hint="eastAsia"/>
-              </w:rPr>
-              <w:t>固体推进剂平均温度</w:t>
-            </w:r>
-          </w:p>
-        </w:tc>
-        <w:tc>
-          <w:tcPr>
-            <w:tcW w:w="2187" w:type="dxa"/>
-          </w:tcPr>
-          <w:p>
-            <w:pPr>
-              <w:spacing w:line="360" w:lineRule="auto"/>
+          </w:tcPr>
+          <w:p>
+            <w:pPr>
+              <w:spacing w:line="240" w:lineRule="auto"/>
               <w:ind w:firstLineChars="0" w:firstLine="0"/>
               <w:jc w:val="center"/>
               <w:rPr>
@@ -12815,11 +13027,11 @@
         </w:tc>
         <w:tc>
           <w:tcPr>
-            <w:tcW w:w="1476" w:type="dxa"/>
-          </w:tcPr>
-          <w:p>
-            <w:pPr>
-              <w:spacing w:line="360" w:lineRule="auto"/>
+            <w:tcW w:w="1417" w:type="dxa"/>
+          </w:tcPr>
+          <w:p>
+            <w:pPr>
+              <w:spacing w:line="240" w:lineRule="auto"/>
               <w:ind w:firstLineChars="0" w:firstLine="0"/>
               <w:jc w:val="center"/>
               <w:rPr>
@@ -12841,7 +13053,7 @@
           </w:tcPr>
           <w:p>
             <w:pPr>
-              <w:spacing w:line="360" w:lineRule="auto"/>
+              <w:spacing w:line="240" w:lineRule="auto"/>
               <w:ind w:firstLineChars="0" w:firstLine="0"/>
               <w:jc w:val="center"/>
               <w:rPr>
@@ -12858,11 +13070,11 @@
         </w:tc>
         <w:tc>
           <w:tcPr>
-            <w:tcW w:w="1985" w:type="dxa"/>
-          </w:tcPr>
-          <w:p>
-            <w:pPr>
-              <w:spacing w:line="360" w:lineRule="auto"/>
+            <w:tcW w:w="1843" w:type="dxa"/>
+          </w:tcPr>
+          <w:p>
+            <w:pPr>
+              <w:spacing w:line="240" w:lineRule="auto"/>
               <w:ind w:firstLineChars="0" w:firstLine="0"/>
               <w:jc w:val="center"/>
               <w:rPr>
@@ -12879,11 +13091,11 @@
         </w:tc>
         <w:tc>
           <w:tcPr>
-            <w:tcW w:w="1865" w:type="dxa"/>
-          </w:tcPr>
-          <w:p>
-            <w:pPr>
-              <w:spacing w:line="360" w:lineRule="auto"/>
+            <w:tcW w:w="1440" w:type="dxa"/>
+          </w:tcPr>
+          <w:p>
+            <w:pPr>
+              <w:spacing w:line="240" w:lineRule="auto"/>
               <w:ind w:firstLineChars="0" w:firstLine="0"/>
               <w:jc w:val="center"/>
               <w:rPr>
@@ -12912,7 +13124,7 @@
           </w:tcPr>
           <w:p>
             <w:pPr>
-              <w:spacing w:line="360" w:lineRule="auto"/>
+              <w:spacing w:line="240" w:lineRule="auto"/>
               <w:ind w:firstLine="480"/>
               <w:jc w:val="center"/>
               <w:rPr>
@@ -12923,33 +13135,33 @@
         </w:tc>
         <w:tc>
           <w:tcPr>
+            <w:tcW w:w="2813" w:type="dxa"/>
+            <w:vAlign w:val="center"/>
+          </w:tcPr>
+          <w:p>
+            <w:pPr>
+              <w:spacing w:line="240" w:lineRule="auto"/>
+              <w:ind w:firstLineChars="0" w:firstLine="0"/>
+              <w:jc w:val="center"/>
+              <w:rPr>
+                <w:rFonts w:ascii="宋体" w:hAnsi="宋体"/>
+              </w:rPr>
+            </w:pPr>
+            <w:r>
+              <w:rPr>
+                <w:rFonts w:ascii="宋体" w:hAnsi="宋体" w:hint="eastAsia"/>
+              </w:rPr>
+              <w:t>固体推进剂温度标准差</w:t>
+            </w:r>
+          </w:p>
+        </w:tc>
+        <w:tc>
+          <w:tcPr>
             <w:tcW w:w="1843" w:type="dxa"/>
-            <w:vAlign w:val="center"/>
-          </w:tcPr>
-          <w:p>
-            <w:pPr>
-              <w:spacing w:line="360" w:lineRule="auto"/>
-              <w:ind w:firstLineChars="0" w:firstLine="0"/>
-              <w:jc w:val="center"/>
-              <w:rPr>
-                <w:rFonts w:ascii="宋体" w:hAnsi="宋体"/>
-              </w:rPr>
-            </w:pPr>
-            <w:r>
-              <w:rPr>
-                <w:rFonts w:ascii="宋体" w:hAnsi="宋体" w:hint="eastAsia"/>
-              </w:rPr>
-              <w:t>固体推进剂温度标准差</w:t>
-            </w:r>
-          </w:p>
-        </w:tc>
-        <w:tc>
-          <w:tcPr>
-            <w:tcW w:w="2187" w:type="dxa"/>
-          </w:tcPr>
-          <w:p>
-            <w:pPr>
-              <w:spacing w:line="360" w:lineRule="auto"/>
+          </w:tcPr>
+          <w:p>
+            <w:pPr>
+              <w:spacing w:line="240" w:lineRule="auto"/>
               <w:ind w:firstLineChars="0" w:firstLine="0"/>
               <w:jc w:val="center"/>
               <w:rPr>
@@ -12966,11 +13178,11 @@
         </w:tc>
         <w:tc>
           <w:tcPr>
-            <w:tcW w:w="1476" w:type="dxa"/>
-          </w:tcPr>
-          <w:p>
-            <w:pPr>
-              <w:spacing w:line="360" w:lineRule="auto"/>
+            <w:tcW w:w="1417" w:type="dxa"/>
+          </w:tcPr>
+          <w:p>
+            <w:pPr>
+              <w:spacing w:line="240" w:lineRule="auto"/>
               <w:ind w:firstLineChars="0" w:firstLine="0"/>
               <w:jc w:val="center"/>
               <w:rPr>
@@ -12992,7 +13204,7 @@
           </w:tcPr>
           <w:p>
             <w:pPr>
-              <w:spacing w:line="360" w:lineRule="auto"/>
+              <w:spacing w:line="240" w:lineRule="auto"/>
               <w:ind w:firstLineChars="0" w:firstLine="0"/>
               <w:jc w:val="center"/>
               <w:rPr>
@@ -13009,11 +13221,11 @@
         </w:tc>
         <w:tc>
           <w:tcPr>
-            <w:tcW w:w="1985" w:type="dxa"/>
-          </w:tcPr>
-          <w:p>
-            <w:pPr>
-              <w:spacing w:line="360" w:lineRule="auto"/>
+            <w:tcW w:w="1843" w:type="dxa"/>
+          </w:tcPr>
+          <w:p>
+            <w:pPr>
+              <w:spacing w:line="240" w:lineRule="auto"/>
               <w:ind w:firstLineChars="0" w:firstLine="0"/>
               <w:jc w:val="center"/>
               <w:rPr>
@@ -13030,11 +13242,11 @@
         </w:tc>
         <w:tc>
           <w:tcPr>
-            <w:tcW w:w="1865" w:type="dxa"/>
-          </w:tcPr>
-          <w:p>
-            <w:pPr>
-              <w:spacing w:line="360" w:lineRule="auto"/>
+            <w:tcW w:w="1440" w:type="dxa"/>
+          </w:tcPr>
+          <w:p>
+            <w:pPr>
+              <w:spacing w:line="240" w:lineRule="auto"/>
               <w:ind w:firstLineChars="0" w:firstLine="0"/>
               <w:jc w:val="center"/>
               <w:rPr>
@@ -13063,7 +13275,7 @@
           </w:tcPr>
           <w:p>
             <w:pPr>
-              <w:spacing w:line="360" w:lineRule="auto"/>
+              <w:spacing w:line="240" w:lineRule="auto"/>
               <w:ind w:firstLineChars="0" w:firstLine="0"/>
               <w:jc w:val="center"/>
               <w:rPr>
@@ -13080,33 +13292,33 @@
         </w:tc>
         <w:tc>
           <w:tcPr>
+            <w:tcW w:w="2813" w:type="dxa"/>
+            <w:vAlign w:val="center"/>
+          </w:tcPr>
+          <w:p>
+            <w:pPr>
+              <w:spacing w:line="240" w:lineRule="auto"/>
+              <w:ind w:firstLineChars="0" w:firstLine="0"/>
+              <w:jc w:val="center"/>
+              <w:rPr>
+                <w:rFonts w:ascii="宋体" w:hAnsi="宋体"/>
+              </w:rPr>
+            </w:pPr>
+            <w:r>
+              <w:rPr>
+                <w:rFonts w:ascii="宋体" w:hAnsi="宋体" w:hint="eastAsia"/>
+              </w:rPr>
+              <w:t>发动机壳体最大超压</w:t>
+            </w:r>
+          </w:p>
+        </w:tc>
+        <w:tc>
+          <w:tcPr>
             <w:tcW w:w="1843" w:type="dxa"/>
-            <w:vAlign w:val="center"/>
-          </w:tcPr>
-          <w:p>
-            <w:pPr>
-              <w:spacing w:line="360" w:lineRule="auto"/>
-              <w:ind w:firstLineChars="0" w:firstLine="0"/>
-              <w:jc w:val="center"/>
-              <w:rPr>
-                <w:rFonts w:ascii="宋体" w:hAnsi="宋体"/>
-              </w:rPr>
-            </w:pPr>
-            <w:r>
-              <w:rPr>
-                <w:rFonts w:ascii="宋体" w:hAnsi="宋体" w:hint="eastAsia"/>
-              </w:rPr>
-              <w:t>发动机壳体最大超压</w:t>
-            </w:r>
-          </w:p>
-        </w:tc>
-        <w:tc>
-          <w:tcPr>
-            <w:tcW w:w="2187" w:type="dxa"/>
-          </w:tcPr>
-          <w:p>
-            <w:pPr>
-              <w:spacing w:line="360" w:lineRule="auto"/>
+          </w:tcPr>
+          <w:p>
+            <w:pPr>
+              <w:spacing w:line="240" w:lineRule="auto"/>
               <w:ind w:firstLineChars="0" w:firstLine="0"/>
               <w:jc w:val="center"/>
               <w:rPr>
@@ -13123,11 +13335,11 @@
         </w:tc>
         <w:tc>
           <w:tcPr>
-            <w:tcW w:w="1476" w:type="dxa"/>
-          </w:tcPr>
-          <w:p>
-            <w:pPr>
-              <w:spacing w:line="360" w:lineRule="auto"/>
+            <w:tcW w:w="1417" w:type="dxa"/>
+          </w:tcPr>
+          <w:p>
+            <w:pPr>
+              <w:spacing w:line="240" w:lineRule="auto"/>
               <w:ind w:firstLineChars="0" w:firstLine="0"/>
               <w:jc w:val="center"/>
               <w:rPr>
@@ -13149,7 +13361,7 @@
           </w:tcPr>
           <w:p>
             <w:pPr>
-              <w:spacing w:line="360" w:lineRule="auto"/>
+              <w:spacing w:line="240" w:lineRule="auto"/>
               <w:ind w:firstLineChars="0" w:firstLine="0"/>
               <w:jc w:val="center"/>
               <w:rPr>
@@ -13180,11 +13392,11 @@
         </w:tc>
         <w:tc>
           <w:tcPr>
-            <w:tcW w:w="1985" w:type="dxa"/>
-          </w:tcPr>
-          <w:p>
-            <w:pPr>
-              <w:spacing w:line="360" w:lineRule="auto"/>
+            <w:tcW w:w="1843" w:type="dxa"/>
+          </w:tcPr>
+          <w:p>
+            <w:pPr>
+              <w:spacing w:line="240" w:lineRule="auto"/>
               <w:ind w:firstLineChars="0" w:firstLine="0"/>
               <w:jc w:val="center"/>
               <w:rPr>
@@ -13215,11 +13427,11 @@
         </w:tc>
         <w:tc>
           <w:tcPr>
-            <w:tcW w:w="1865" w:type="dxa"/>
-          </w:tcPr>
-          <w:p>
-            <w:pPr>
-              <w:spacing w:line="360" w:lineRule="auto"/>
+            <w:tcW w:w="1440" w:type="dxa"/>
+          </w:tcPr>
+          <w:p>
+            <w:pPr>
+              <w:spacing w:line="240" w:lineRule="auto"/>
               <w:ind w:firstLineChars="0" w:firstLine="0"/>
               <w:jc w:val="center"/>
               <w:rPr>
@@ -13248,7 +13460,7 @@
           </w:tcPr>
           <w:p>
             <w:pPr>
-              <w:spacing w:line="360" w:lineRule="auto"/>
+              <w:spacing w:line="240" w:lineRule="auto"/>
               <w:ind w:firstLine="480"/>
               <w:jc w:val="center"/>
               <w:rPr>
@@ -13259,33 +13471,33 @@
         </w:tc>
         <w:tc>
           <w:tcPr>
+            <w:tcW w:w="2813" w:type="dxa"/>
+            <w:vAlign w:val="center"/>
+          </w:tcPr>
+          <w:p>
+            <w:pPr>
+              <w:spacing w:line="240" w:lineRule="auto"/>
+              <w:ind w:firstLineChars="0" w:firstLine="0"/>
+              <w:jc w:val="center"/>
+              <w:rPr>
+                <w:rFonts w:ascii="宋体" w:hAnsi="宋体"/>
+              </w:rPr>
+            </w:pPr>
+            <w:r>
+              <w:rPr>
+                <w:rFonts w:ascii="宋体" w:hAnsi="宋体" w:hint="eastAsia"/>
+              </w:rPr>
+              <w:t>发动机壳体最小超压</w:t>
+            </w:r>
+          </w:p>
+        </w:tc>
+        <w:tc>
+          <w:tcPr>
             <w:tcW w:w="1843" w:type="dxa"/>
-            <w:vAlign w:val="center"/>
-          </w:tcPr>
-          <w:p>
-            <w:pPr>
-              <w:spacing w:line="360" w:lineRule="auto"/>
-              <w:ind w:firstLineChars="0" w:firstLine="0"/>
-              <w:jc w:val="center"/>
-              <w:rPr>
-                <w:rFonts w:ascii="宋体" w:hAnsi="宋体"/>
-              </w:rPr>
-            </w:pPr>
-            <w:r>
-              <w:rPr>
-                <w:rFonts w:ascii="宋体" w:hAnsi="宋体" w:hint="eastAsia"/>
-              </w:rPr>
-              <w:t>发动机壳体最小超压</w:t>
-            </w:r>
-          </w:p>
-        </w:tc>
-        <w:tc>
-          <w:tcPr>
-            <w:tcW w:w="2187" w:type="dxa"/>
-          </w:tcPr>
-          <w:p>
-            <w:pPr>
-              <w:spacing w:line="360" w:lineRule="auto"/>
+          </w:tcPr>
+          <w:p>
+            <w:pPr>
+              <w:spacing w:line="240" w:lineRule="auto"/>
               <w:ind w:firstLineChars="0" w:firstLine="0"/>
               <w:jc w:val="center"/>
               <w:rPr>
@@ -13302,11 +13514,11 @@
         </w:tc>
         <w:tc>
           <w:tcPr>
-            <w:tcW w:w="1476" w:type="dxa"/>
-          </w:tcPr>
-          <w:p>
-            <w:pPr>
-              <w:spacing w:line="360" w:lineRule="auto"/>
+            <w:tcW w:w="1417" w:type="dxa"/>
+          </w:tcPr>
+          <w:p>
+            <w:pPr>
+              <w:spacing w:line="240" w:lineRule="auto"/>
               <w:ind w:firstLineChars="0" w:firstLine="0"/>
               <w:jc w:val="center"/>
               <w:rPr>
@@ -13328,7 +13540,7 @@
           </w:tcPr>
           <w:p>
             <w:pPr>
-              <w:spacing w:line="360" w:lineRule="auto"/>
+              <w:spacing w:line="240" w:lineRule="auto"/>
               <w:ind w:firstLineChars="0" w:firstLine="0"/>
               <w:jc w:val="center"/>
               <w:rPr>
@@ -13345,11 +13557,11 @@
         </w:tc>
         <w:tc>
           <w:tcPr>
-            <w:tcW w:w="1985" w:type="dxa"/>
-          </w:tcPr>
-          <w:p>
-            <w:pPr>
-              <w:spacing w:line="360" w:lineRule="auto"/>
+            <w:tcW w:w="1843" w:type="dxa"/>
+          </w:tcPr>
+          <w:p>
+            <w:pPr>
+              <w:spacing w:line="240" w:lineRule="auto"/>
               <w:ind w:firstLineChars="0" w:firstLine="0"/>
               <w:jc w:val="center"/>
               <w:rPr>
@@ -13366,11 +13578,11 @@
         </w:tc>
         <w:tc>
           <w:tcPr>
-            <w:tcW w:w="1865" w:type="dxa"/>
-          </w:tcPr>
-          <w:p>
-            <w:pPr>
-              <w:spacing w:line="360" w:lineRule="auto"/>
+            <w:tcW w:w="1440" w:type="dxa"/>
+          </w:tcPr>
+          <w:p>
+            <w:pPr>
+              <w:spacing w:line="240" w:lineRule="auto"/>
               <w:ind w:firstLineChars="0" w:firstLine="0"/>
               <w:jc w:val="center"/>
               <w:rPr>
@@ -13399,7 +13611,7 @@
           </w:tcPr>
           <w:p>
             <w:pPr>
-              <w:spacing w:line="360" w:lineRule="auto"/>
+              <w:spacing w:line="240" w:lineRule="auto"/>
               <w:ind w:firstLine="480"/>
               <w:jc w:val="center"/>
               <w:rPr>
@@ -13410,33 +13622,33 @@
         </w:tc>
         <w:tc>
           <w:tcPr>
+            <w:tcW w:w="2813" w:type="dxa"/>
+            <w:vAlign w:val="center"/>
+          </w:tcPr>
+          <w:p>
+            <w:pPr>
+              <w:spacing w:line="240" w:lineRule="auto"/>
+              <w:ind w:firstLineChars="0" w:firstLine="0"/>
+              <w:jc w:val="center"/>
+              <w:rPr>
+                <w:rFonts w:ascii="宋体" w:hAnsi="宋体"/>
+              </w:rPr>
+            </w:pPr>
+            <w:r>
+              <w:rPr>
+                <w:rFonts w:ascii="宋体" w:hAnsi="宋体" w:hint="eastAsia"/>
+              </w:rPr>
+              <w:t>发动机壳体平均超压</w:t>
+            </w:r>
+          </w:p>
+        </w:tc>
+        <w:tc>
+          <w:tcPr>
             <w:tcW w:w="1843" w:type="dxa"/>
-            <w:vAlign w:val="center"/>
-          </w:tcPr>
-          <w:p>
-            <w:pPr>
-              <w:spacing w:line="360" w:lineRule="auto"/>
-              <w:ind w:firstLineChars="0" w:firstLine="0"/>
-              <w:jc w:val="center"/>
-              <w:rPr>
-                <w:rFonts w:ascii="宋体" w:hAnsi="宋体"/>
-              </w:rPr>
-            </w:pPr>
-            <w:r>
-              <w:rPr>
-                <w:rFonts w:ascii="宋体" w:hAnsi="宋体" w:hint="eastAsia"/>
-              </w:rPr>
-              <w:t>发动机壳体平均超压</w:t>
-            </w:r>
-          </w:p>
-        </w:tc>
-        <w:tc>
-          <w:tcPr>
-            <w:tcW w:w="2187" w:type="dxa"/>
-          </w:tcPr>
-          <w:p>
-            <w:pPr>
-              <w:spacing w:line="360" w:lineRule="auto"/>
+          </w:tcPr>
+          <w:p>
+            <w:pPr>
+              <w:spacing w:line="240" w:lineRule="auto"/>
               <w:ind w:firstLineChars="0" w:firstLine="0"/>
               <w:jc w:val="center"/>
               <w:rPr>
@@ -13453,11 +13665,11 @@
         </w:tc>
         <w:tc>
           <w:tcPr>
-            <w:tcW w:w="1476" w:type="dxa"/>
-          </w:tcPr>
-          <w:p>
-            <w:pPr>
-              <w:spacing w:line="360" w:lineRule="auto"/>
+            <w:tcW w:w="1417" w:type="dxa"/>
+          </w:tcPr>
+          <w:p>
+            <w:pPr>
+              <w:spacing w:line="240" w:lineRule="auto"/>
               <w:ind w:firstLineChars="0" w:firstLine="0"/>
               <w:jc w:val="center"/>
               <w:rPr>
@@ -13479,7 +13691,7 @@
           </w:tcPr>
           <w:p>
             <w:pPr>
-              <w:spacing w:line="360" w:lineRule="auto"/>
+              <w:spacing w:line="240" w:lineRule="auto"/>
               <w:ind w:firstLineChars="0" w:firstLine="0"/>
               <w:jc w:val="center"/>
               <w:rPr>
@@ -13510,11 +13722,11 @@
         </w:tc>
         <w:tc>
           <w:tcPr>
-            <w:tcW w:w="1985" w:type="dxa"/>
-          </w:tcPr>
-          <w:p>
-            <w:pPr>
-              <w:spacing w:line="360" w:lineRule="auto"/>
+            <w:tcW w:w="1843" w:type="dxa"/>
+          </w:tcPr>
+          <w:p>
+            <w:pPr>
+              <w:spacing w:line="240" w:lineRule="auto"/>
               <w:ind w:firstLineChars="0" w:firstLine="0"/>
               <w:jc w:val="center"/>
               <w:rPr>
@@ -13545,11 +13757,11 @@
         </w:tc>
         <w:tc>
           <w:tcPr>
-            <w:tcW w:w="1865" w:type="dxa"/>
-          </w:tcPr>
-          <w:p>
-            <w:pPr>
-              <w:spacing w:line="360" w:lineRule="auto"/>
+            <w:tcW w:w="1440" w:type="dxa"/>
+          </w:tcPr>
+          <w:p>
+            <w:pPr>
+              <w:spacing w:line="240" w:lineRule="auto"/>
               <w:ind w:firstLineChars="0" w:firstLine="0"/>
               <w:jc w:val="center"/>
               <w:rPr>
@@ -13578,7 +13790,7 @@
           </w:tcPr>
           <w:p>
             <w:pPr>
-              <w:spacing w:line="360" w:lineRule="auto"/>
+              <w:spacing w:line="240" w:lineRule="auto"/>
               <w:ind w:firstLine="480"/>
               <w:jc w:val="center"/>
               <w:rPr>
@@ -13589,33 +13801,33 @@
         </w:tc>
         <w:tc>
           <w:tcPr>
+            <w:tcW w:w="2813" w:type="dxa"/>
+            <w:vAlign w:val="center"/>
+          </w:tcPr>
+          <w:p>
+            <w:pPr>
+              <w:spacing w:line="240" w:lineRule="auto"/>
+              <w:ind w:firstLineChars="0" w:firstLine="0"/>
+              <w:jc w:val="center"/>
+              <w:rPr>
+                <w:rFonts w:ascii="宋体" w:hAnsi="宋体"/>
+              </w:rPr>
+            </w:pPr>
+            <w:r>
+              <w:rPr>
+                <w:rFonts w:ascii="宋体" w:hAnsi="宋体" w:hint="eastAsia"/>
+              </w:rPr>
+              <w:t>发动机壳体超压标准差</w:t>
+            </w:r>
+          </w:p>
+        </w:tc>
+        <w:tc>
+          <w:tcPr>
             <w:tcW w:w="1843" w:type="dxa"/>
-            <w:vAlign w:val="center"/>
-          </w:tcPr>
-          <w:p>
-            <w:pPr>
-              <w:spacing w:line="360" w:lineRule="auto"/>
-              <w:ind w:firstLineChars="0" w:firstLine="0"/>
-              <w:jc w:val="center"/>
-              <w:rPr>
-                <w:rFonts w:ascii="宋体" w:hAnsi="宋体"/>
-              </w:rPr>
-            </w:pPr>
-            <w:r>
-              <w:rPr>
-                <w:rFonts w:ascii="宋体" w:hAnsi="宋体" w:hint="eastAsia"/>
-              </w:rPr>
-              <w:t>发动机壳体超压标准差</w:t>
-            </w:r>
-          </w:p>
-        </w:tc>
-        <w:tc>
-          <w:tcPr>
-            <w:tcW w:w="2187" w:type="dxa"/>
-          </w:tcPr>
-          <w:p>
-            <w:pPr>
-              <w:spacing w:line="360" w:lineRule="auto"/>
+          </w:tcPr>
+          <w:p>
+            <w:pPr>
+              <w:spacing w:line="240" w:lineRule="auto"/>
               <w:ind w:firstLineChars="0" w:firstLine="0"/>
               <w:jc w:val="center"/>
               <w:rPr>
@@ -13632,11 +13844,11 @@
         </w:tc>
         <w:tc>
           <w:tcPr>
-            <w:tcW w:w="1476" w:type="dxa"/>
-          </w:tcPr>
-          <w:p>
-            <w:pPr>
-              <w:spacing w:line="360" w:lineRule="auto"/>
+            <w:tcW w:w="1417" w:type="dxa"/>
+          </w:tcPr>
+          <w:p>
+            <w:pPr>
+              <w:spacing w:line="240" w:lineRule="auto"/>
               <w:ind w:firstLineChars="0" w:firstLine="0"/>
               <w:jc w:val="center"/>
               <w:rPr>
@@ -13658,7 +13870,7 @@
           </w:tcPr>
           <w:p>
             <w:pPr>
-              <w:spacing w:line="360" w:lineRule="auto"/>
+              <w:spacing w:line="240" w:lineRule="auto"/>
               <w:ind w:firstLineChars="0" w:firstLine="0"/>
               <w:jc w:val="center"/>
               <w:rPr>
@@ -13675,11 +13887,11 @@
         </w:tc>
         <w:tc>
           <w:tcPr>
-            <w:tcW w:w="1985" w:type="dxa"/>
-          </w:tcPr>
-          <w:p>
-            <w:pPr>
-              <w:spacing w:line="360" w:lineRule="auto"/>
+            <w:tcW w:w="1843" w:type="dxa"/>
+          </w:tcPr>
+          <w:p>
+            <w:pPr>
+              <w:spacing w:line="240" w:lineRule="auto"/>
               <w:ind w:firstLineChars="0" w:firstLine="0"/>
               <w:jc w:val="center"/>
               <w:rPr>
@@ -13696,11 +13908,11 @@
         </w:tc>
         <w:tc>
           <w:tcPr>
-            <w:tcW w:w="1865" w:type="dxa"/>
-          </w:tcPr>
-          <w:p>
-            <w:pPr>
-              <w:spacing w:line="360" w:lineRule="auto"/>
+            <w:tcW w:w="1440" w:type="dxa"/>
+          </w:tcPr>
+          <w:p>
+            <w:pPr>
+              <w:spacing w:line="240" w:lineRule="auto"/>
               <w:ind w:firstLineChars="0" w:firstLine="0"/>
               <w:jc w:val="center"/>
               <w:rPr>
@@ -13729,7 +13941,7 @@
           </w:tcPr>
           <w:p>
             <w:pPr>
-              <w:spacing w:line="360" w:lineRule="auto"/>
+              <w:spacing w:line="240" w:lineRule="auto"/>
               <w:ind w:firstLine="480"/>
               <w:jc w:val="center"/>
               <w:rPr>
@@ -13740,33 +13952,33 @@
         </w:tc>
         <w:tc>
           <w:tcPr>
+            <w:tcW w:w="2813" w:type="dxa"/>
+            <w:vAlign w:val="center"/>
+          </w:tcPr>
+          <w:p>
+            <w:pPr>
+              <w:spacing w:line="240" w:lineRule="auto"/>
+              <w:ind w:firstLineChars="0" w:firstLine="0"/>
+              <w:jc w:val="center"/>
+              <w:rPr>
+                <w:rFonts w:ascii="宋体" w:hAnsi="宋体"/>
+              </w:rPr>
+            </w:pPr>
+            <w:r>
+              <w:rPr>
+                <w:rFonts w:ascii="宋体" w:hAnsi="宋体" w:hint="eastAsia"/>
+              </w:rPr>
+              <w:t>固体推进剂最大超压</w:t>
+            </w:r>
+          </w:p>
+        </w:tc>
+        <w:tc>
+          <w:tcPr>
             <w:tcW w:w="1843" w:type="dxa"/>
-            <w:vAlign w:val="center"/>
-          </w:tcPr>
-          <w:p>
-            <w:pPr>
-              <w:spacing w:line="360" w:lineRule="auto"/>
-              <w:ind w:firstLineChars="0" w:firstLine="0"/>
-              <w:jc w:val="center"/>
-              <w:rPr>
-                <w:rFonts w:ascii="宋体" w:hAnsi="宋体"/>
-              </w:rPr>
-            </w:pPr>
-            <w:r>
-              <w:rPr>
-                <w:rFonts w:ascii="宋体" w:hAnsi="宋体" w:hint="eastAsia"/>
-              </w:rPr>
-              <w:t>固体推进剂最大超压</w:t>
-            </w:r>
-          </w:p>
-        </w:tc>
-        <w:tc>
-          <w:tcPr>
-            <w:tcW w:w="2187" w:type="dxa"/>
-          </w:tcPr>
-          <w:p>
-            <w:pPr>
-              <w:spacing w:line="360" w:lineRule="auto"/>
+          </w:tcPr>
+          <w:p>
+            <w:pPr>
+              <w:spacing w:line="240" w:lineRule="auto"/>
               <w:ind w:firstLineChars="0" w:firstLine="0"/>
               <w:jc w:val="center"/>
               <w:rPr>
@@ -13783,11 +13995,11 @@
         </w:tc>
         <w:tc>
           <w:tcPr>
-            <w:tcW w:w="1476" w:type="dxa"/>
-          </w:tcPr>
-          <w:p>
-            <w:pPr>
-              <w:spacing w:line="360" w:lineRule="auto"/>
+            <w:tcW w:w="1417" w:type="dxa"/>
+          </w:tcPr>
+          <w:p>
+            <w:pPr>
+              <w:spacing w:line="240" w:lineRule="auto"/>
               <w:ind w:firstLineChars="0" w:firstLine="0"/>
               <w:jc w:val="center"/>
               <w:rPr>
@@ -13809,7 +14021,7 @@
           </w:tcPr>
           <w:p>
             <w:pPr>
-              <w:spacing w:line="360" w:lineRule="auto"/>
+              <w:spacing w:line="240" w:lineRule="auto"/>
               <w:ind w:firstLineChars="0" w:firstLine="0"/>
               <w:jc w:val="center"/>
               <w:rPr>
@@ -13826,11 +14038,11 @@
         </w:tc>
         <w:tc>
           <w:tcPr>
-            <w:tcW w:w="1985" w:type="dxa"/>
-          </w:tcPr>
-          <w:p>
-            <w:pPr>
-              <w:spacing w:line="360" w:lineRule="auto"/>
+            <w:tcW w:w="1843" w:type="dxa"/>
+          </w:tcPr>
+          <w:p>
+            <w:pPr>
+              <w:spacing w:line="240" w:lineRule="auto"/>
               <w:ind w:firstLineChars="0" w:firstLine="0"/>
               <w:jc w:val="center"/>
               <w:rPr>
@@ -13847,11 +14059,11 @@
         </w:tc>
         <w:tc>
           <w:tcPr>
-            <w:tcW w:w="1865" w:type="dxa"/>
-          </w:tcPr>
-          <w:p>
-            <w:pPr>
-              <w:spacing w:line="360" w:lineRule="auto"/>
+            <w:tcW w:w="1440" w:type="dxa"/>
+          </w:tcPr>
+          <w:p>
+            <w:pPr>
+              <w:spacing w:line="240" w:lineRule="auto"/>
               <w:ind w:firstLineChars="0" w:firstLine="0"/>
               <w:jc w:val="center"/>
               <w:rPr>
@@ -13880,7 +14092,7 @@
           </w:tcPr>
           <w:p>
             <w:pPr>
-              <w:spacing w:line="360" w:lineRule="auto"/>
+              <w:spacing w:line="240" w:lineRule="auto"/>
               <w:ind w:firstLine="480"/>
               <w:jc w:val="center"/>
               <w:rPr>
@@ -13891,33 +14103,33 @@
         </w:tc>
         <w:tc>
           <w:tcPr>
+            <w:tcW w:w="2813" w:type="dxa"/>
+            <w:vAlign w:val="center"/>
+          </w:tcPr>
+          <w:p>
+            <w:pPr>
+              <w:spacing w:line="240" w:lineRule="auto"/>
+              <w:ind w:firstLineChars="0" w:firstLine="0"/>
+              <w:jc w:val="center"/>
+              <w:rPr>
+                <w:rFonts w:ascii="宋体" w:hAnsi="宋体"/>
+              </w:rPr>
+            </w:pPr>
+            <w:r>
+              <w:rPr>
+                <w:rFonts w:ascii="宋体" w:hAnsi="宋体" w:hint="eastAsia"/>
+              </w:rPr>
+              <w:t>固体推进剂最小超压</w:t>
+            </w:r>
+          </w:p>
+        </w:tc>
+        <w:tc>
+          <w:tcPr>
             <w:tcW w:w="1843" w:type="dxa"/>
-            <w:vAlign w:val="center"/>
-          </w:tcPr>
-          <w:p>
-            <w:pPr>
-              <w:spacing w:line="360" w:lineRule="auto"/>
-              <w:ind w:firstLineChars="0" w:firstLine="0"/>
-              <w:jc w:val="center"/>
-              <w:rPr>
-                <w:rFonts w:ascii="宋体" w:hAnsi="宋体"/>
-              </w:rPr>
-            </w:pPr>
-            <w:r>
-              <w:rPr>
-                <w:rFonts w:ascii="宋体" w:hAnsi="宋体" w:hint="eastAsia"/>
-              </w:rPr>
-              <w:t>固体推进剂最小超压</w:t>
-            </w:r>
-          </w:p>
-        </w:tc>
-        <w:tc>
-          <w:tcPr>
-            <w:tcW w:w="2187" w:type="dxa"/>
-          </w:tcPr>
-          <w:p>
-            <w:pPr>
-              <w:spacing w:line="360" w:lineRule="auto"/>
+          </w:tcPr>
+          <w:p>
+            <w:pPr>
+              <w:spacing w:line="240" w:lineRule="auto"/>
               <w:ind w:firstLineChars="0" w:firstLine="0"/>
               <w:jc w:val="center"/>
               <w:rPr>
@@ -13934,11 +14146,11 @@
         </w:tc>
         <w:tc>
           <w:tcPr>
-            <w:tcW w:w="1476" w:type="dxa"/>
-          </w:tcPr>
-          <w:p>
-            <w:pPr>
-              <w:spacing w:line="360" w:lineRule="auto"/>
+            <w:tcW w:w="1417" w:type="dxa"/>
+          </w:tcPr>
+          <w:p>
+            <w:pPr>
+              <w:spacing w:line="240" w:lineRule="auto"/>
               <w:ind w:firstLineChars="0" w:firstLine="0"/>
               <w:jc w:val="center"/>
               <w:rPr>
@@ -13960,7 +14172,7 @@
           </w:tcPr>
           <w:p>
             <w:pPr>
-              <w:spacing w:line="360" w:lineRule="auto"/>
+              <w:spacing w:line="240" w:lineRule="auto"/>
               <w:ind w:firstLineChars="0" w:firstLine="0"/>
               <w:jc w:val="center"/>
               <w:rPr>
@@ -13977,11 +14189,11 @@
         </w:tc>
         <w:tc>
           <w:tcPr>
-            <w:tcW w:w="1985" w:type="dxa"/>
-          </w:tcPr>
-          <w:p>
-            <w:pPr>
-              <w:spacing w:line="360" w:lineRule="auto"/>
+            <w:tcW w:w="1843" w:type="dxa"/>
+          </w:tcPr>
+          <w:p>
+            <w:pPr>
+              <w:spacing w:line="240" w:lineRule="auto"/>
               <w:ind w:firstLineChars="0" w:firstLine="0"/>
               <w:jc w:val="center"/>
               <w:rPr>
@@ -13998,11 +14210,11 @@
         </w:tc>
         <w:tc>
           <w:tcPr>
-            <w:tcW w:w="1865" w:type="dxa"/>
-          </w:tcPr>
-          <w:p>
-            <w:pPr>
-              <w:spacing w:line="360" w:lineRule="auto"/>
+            <w:tcW w:w="1440" w:type="dxa"/>
+          </w:tcPr>
+          <w:p>
+            <w:pPr>
+              <w:spacing w:line="240" w:lineRule="auto"/>
               <w:ind w:firstLineChars="0" w:firstLine="0"/>
               <w:jc w:val="center"/>
               <w:rPr>
@@ -14031,7 +14243,7 @@
           </w:tcPr>
           <w:p>
             <w:pPr>
-              <w:spacing w:line="360" w:lineRule="auto"/>
+              <w:spacing w:line="240" w:lineRule="auto"/>
               <w:ind w:firstLine="480"/>
               <w:jc w:val="center"/>
               <w:rPr>
@@ -14042,33 +14254,33 @@
         </w:tc>
         <w:tc>
           <w:tcPr>
+            <w:tcW w:w="2813" w:type="dxa"/>
+            <w:vAlign w:val="center"/>
+          </w:tcPr>
+          <w:p>
+            <w:pPr>
+              <w:spacing w:line="240" w:lineRule="auto"/>
+              <w:ind w:firstLineChars="0" w:firstLine="0"/>
+              <w:jc w:val="center"/>
+              <w:rPr>
+                <w:rFonts w:ascii="宋体" w:hAnsi="宋体"/>
+              </w:rPr>
+            </w:pPr>
+            <w:r>
+              <w:rPr>
+                <w:rFonts w:ascii="宋体" w:hAnsi="宋体" w:hint="eastAsia"/>
+              </w:rPr>
+              <w:t>固体推进剂平均超压</w:t>
+            </w:r>
+          </w:p>
+        </w:tc>
+        <w:tc>
+          <w:tcPr>
             <w:tcW w:w="1843" w:type="dxa"/>
-            <w:vAlign w:val="center"/>
-          </w:tcPr>
-          <w:p>
-            <w:pPr>
-              <w:spacing w:line="360" w:lineRule="auto"/>
-              <w:ind w:firstLineChars="0" w:firstLine="0"/>
-              <w:jc w:val="center"/>
-              <w:rPr>
-                <w:rFonts w:ascii="宋体" w:hAnsi="宋体"/>
-              </w:rPr>
-            </w:pPr>
-            <w:r>
-              <w:rPr>
-                <w:rFonts w:ascii="宋体" w:hAnsi="宋体" w:hint="eastAsia"/>
-              </w:rPr>
-              <w:t>固体推进剂平均超压</w:t>
-            </w:r>
-          </w:p>
-        </w:tc>
-        <w:tc>
-          <w:tcPr>
-            <w:tcW w:w="2187" w:type="dxa"/>
-          </w:tcPr>
-          <w:p>
-            <w:pPr>
-              <w:spacing w:line="360" w:lineRule="auto"/>
+          </w:tcPr>
+          <w:p>
+            <w:pPr>
+              <w:spacing w:line="240" w:lineRule="auto"/>
               <w:ind w:firstLineChars="0" w:firstLine="0"/>
               <w:jc w:val="center"/>
               <w:rPr>
@@ -14085,11 +14297,11 @@
         </w:tc>
         <w:tc>
           <w:tcPr>
-            <w:tcW w:w="1476" w:type="dxa"/>
-          </w:tcPr>
-          <w:p>
-            <w:pPr>
-              <w:spacing w:line="360" w:lineRule="auto"/>
+            <w:tcW w:w="1417" w:type="dxa"/>
+          </w:tcPr>
+          <w:p>
+            <w:pPr>
+              <w:spacing w:line="240" w:lineRule="auto"/>
               <w:ind w:firstLineChars="0" w:firstLine="0"/>
               <w:jc w:val="center"/>
               <w:rPr>
@@ -14111,7 +14323,7 @@
           </w:tcPr>
           <w:p>
             <w:pPr>
-              <w:spacing w:line="360" w:lineRule="auto"/>
+              <w:spacing w:line="240" w:lineRule="auto"/>
               <w:ind w:firstLineChars="0" w:firstLine="0"/>
               <w:jc w:val="center"/>
               <w:rPr>
@@ -14128,11 +14340,11 @@
         </w:tc>
         <w:tc>
           <w:tcPr>
-            <w:tcW w:w="1985" w:type="dxa"/>
-          </w:tcPr>
-          <w:p>
-            <w:pPr>
-              <w:spacing w:line="360" w:lineRule="auto"/>
+            <w:tcW w:w="1843" w:type="dxa"/>
+          </w:tcPr>
+          <w:p>
+            <w:pPr>
+              <w:spacing w:line="240" w:lineRule="auto"/>
               <w:ind w:firstLineChars="0" w:firstLine="0"/>
               <w:jc w:val="center"/>
               <w:rPr>
@@ -14149,11 +14361,11 @@
         </w:tc>
         <w:tc>
           <w:tcPr>
-            <w:tcW w:w="1865" w:type="dxa"/>
-          </w:tcPr>
-          <w:p>
-            <w:pPr>
-              <w:spacing w:line="360" w:lineRule="auto"/>
+            <w:tcW w:w="1440" w:type="dxa"/>
+          </w:tcPr>
+          <w:p>
+            <w:pPr>
+              <w:spacing w:line="240" w:lineRule="auto"/>
               <w:ind w:firstLineChars="0" w:firstLine="0"/>
               <w:jc w:val="center"/>
               <w:rPr>
@@ -14182,7 +14394,7 @@
           </w:tcPr>
           <w:p>
             <w:pPr>
-              <w:spacing w:line="360" w:lineRule="auto"/>
+              <w:spacing w:line="240" w:lineRule="auto"/>
               <w:ind w:firstLine="480"/>
               <w:jc w:val="center"/>
               <w:rPr>
@@ -14193,33 +14405,33 @@
         </w:tc>
         <w:tc>
           <w:tcPr>
+            <w:tcW w:w="2813" w:type="dxa"/>
+            <w:vAlign w:val="center"/>
+          </w:tcPr>
+          <w:p>
+            <w:pPr>
+              <w:spacing w:line="240" w:lineRule="auto"/>
+              <w:ind w:firstLineChars="0" w:firstLine="0"/>
+              <w:jc w:val="center"/>
+              <w:rPr>
+                <w:rFonts w:ascii="宋体" w:hAnsi="宋体"/>
+              </w:rPr>
+            </w:pPr>
+            <w:r>
+              <w:rPr>
+                <w:rFonts w:ascii="宋体" w:hAnsi="宋体" w:hint="eastAsia"/>
+              </w:rPr>
+              <w:t>固体推进剂超压标准差</w:t>
+            </w:r>
+          </w:p>
+        </w:tc>
+        <w:tc>
+          <w:tcPr>
             <w:tcW w:w="1843" w:type="dxa"/>
-            <w:vAlign w:val="center"/>
-          </w:tcPr>
-          <w:p>
-            <w:pPr>
-              <w:spacing w:line="360" w:lineRule="auto"/>
-              <w:ind w:firstLineChars="0" w:firstLine="0"/>
-              <w:jc w:val="center"/>
-              <w:rPr>
-                <w:rFonts w:ascii="宋体" w:hAnsi="宋体"/>
-              </w:rPr>
-            </w:pPr>
-            <w:r>
-              <w:rPr>
-                <w:rFonts w:ascii="宋体" w:hAnsi="宋体" w:hint="eastAsia"/>
-              </w:rPr>
-              <w:t>固体推进剂超压标准差</w:t>
-            </w:r>
-          </w:p>
-        </w:tc>
-        <w:tc>
-          <w:tcPr>
-            <w:tcW w:w="2187" w:type="dxa"/>
-          </w:tcPr>
-          <w:p>
-            <w:pPr>
-              <w:spacing w:line="360" w:lineRule="auto"/>
+          </w:tcPr>
+          <w:p>
+            <w:pPr>
+              <w:spacing w:line="240" w:lineRule="auto"/>
               <w:ind w:firstLineChars="0" w:firstLine="0"/>
               <w:jc w:val="center"/>
               <w:rPr>
@@ -14236,11 +14448,11 @@
         </w:tc>
         <w:tc>
           <w:tcPr>
-            <w:tcW w:w="1476" w:type="dxa"/>
-          </w:tcPr>
-          <w:p>
-            <w:pPr>
-              <w:spacing w:line="360" w:lineRule="auto"/>
+            <w:tcW w:w="1417" w:type="dxa"/>
+          </w:tcPr>
+          <w:p>
+            <w:pPr>
+              <w:spacing w:line="240" w:lineRule="auto"/>
               <w:ind w:firstLineChars="0" w:firstLine="0"/>
               <w:jc w:val="center"/>
               <w:rPr>
@@ -14261,7 +14473,7 @@
           </w:tcPr>
           <w:p>
             <w:pPr>
-              <w:spacing w:line="360" w:lineRule="auto"/>
+              <w:spacing w:line="240" w:lineRule="auto"/>
               <w:ind w:firstLineChars="0" w:firstLine="0"/>
               <w:jc w:val="center"/>
               <w:rPr>
@@ -14278,11 +14490,11 @@
         </w:tc>
         <w:tc>
           <w:tcPr>
-            <w:tcW w:w="1985" w:type="dxa"/>
-          </w:tcPr>
-          <w:p>
-            <w:pPr>
-              <w:spacing w:line="360" w:lineRule="auto"/>
+            <w:tcW w:w="1843" w:type="dxa"/>
+          </w:tcPr>
+          <w:p>
+            <w:pPr>
+              <w:spacing w:line="240" w:lineRule="auto"/>
               <w:ind w:firstLineChars="0" w:firstLine="0"/>
               <w:jc w:val="center"/>
               <w:rPr>
@@ -14299,11 +14511,11 @@
         </w:tc>
         <w:tc>
           <w:tcPr>
-            <w:tcW w:w="1865" w:type="dxa"/>
-          </w:tcPr>
-          <w:p>
-            <w:pPr>
-              <w:spacing w:line="360" w:lineRule="auto"/>
+            <w:tcW w:w="1440" w:type="dxa"/>
+          </w:tcPr>
+          <w:p>
+            <w:pPr>
+              <w:spacing w:line="240" w:lineRule="auto"/>
               <w:ind w:firstLineChars="0" w:firstLine="0"/>
               <w:jc w:val="center"/>
               <w:rPr>
@@ -14319,6 +14531,470 @@
           </w:p>
         </w:tc>
       </w:tr>
+    </w:tbl>
+    <w:p>
+      <w:pPr>
+        <w:ind w:firstLine="480"/>
+        <w:jc w:val="center"/>
+      </w:pPr>
+    </w:p>
+    <w:p>
+      <w:pPr>
+        <w:spacing w:beforeLines="50" w:before="163" w:afterLines="50" w:after="163"/>
+        <w:ind w:firstLine="480"/>
+        <w:sectPr>
+          <w:pgSz w:w="16838" w:h="11906" w:orient="landscape"/>
+          <w:pgMar w:top="1797" w:right="1440" w:bottom="1797" w:left="1440" w:header="567" w:footer="425" w:gutter="0"/>
+          <w:cols w:space="425"/>
+          <w:docGrid w:type="lines" w:linePitch="326"/>
+        </w:sectPr>
+      </w:pPr>
+    </w:p>
+    <w:p>
+      <w:pPr>
+        <w:spacing w:beforeLines="50" w:before="120" w:afterLines="50" w:after="120"/>
+        <w:ind w:firstLine="480"/>
+      </w:pPr>
+      <w:r>
+        <w:lastRenderedPageBreak/>
+        <w:t>计算结果</w:t>
+      </w:r>
+      <w:r>
+        <w:t>云图</w:t>
+      </w:r>
+      <w:r>
+        <w:t>数据</w:t>
+      </w:r>
+      <w:r>
+        <w:t>如</w:t>
+      </w:r>
+      <w:r>
+        <w:t>表</w:t>
+      </w:r>
+      <w:r>
+        <w:rPr>
+          <w:rFonts w:hint="eastAsia"/>
+        </w:rPr>
+        <w:t>9</w:t>
+      </w:r>
+      <w:r>
+        <w:rPr>
+          <w:rFonts w:hint="eastAsia"/>
+        </w:rPr>
+        <w:t>所示</w:t>
+      </w:r>
+      <w:r>
+        <w:t>：</w:t>
+      </w:r>
+    </w:p>
+    <w:p>
+      <w:pPr>
+        <w:ind w:firstLine="480"/>
+        <w:jc w:val="center"/>
+      </w:pPr>
+      <w:r>
+        <w:t>表</w:t>
+      </w:r>
+      <w:r>
+        <w:rPr>
+          <w:rFonts w:hint="eastAsia"/>
+        </w:rPr>
+        <w:t>9</w:t>
+      </w:r>
+      <w:r>
+        <w:t>计算结果云图表</w:t>
+      </w:r>
+    </w:p>
+    <w:tbl>
+      <w:tblPr>
+        <w:tblStyle w:val="aa"/>
+        <w:tblW w:w="0" w:type="auto"/>
+        <w:tblLook w:val="04A0" w:firstRow="1" w:lastRow="0" w:firstColumn="1" w:lastColumn="0" w:noHBand="0" w:noVBand="1"/>
+      </w:tblPr>
+      <w:tblGrid>
+        <w:gridCol w:w="2518"/>
+        <w:gridCol w:w="6010"/>
+      </w:tblGrid>
+      <w:tr>
+        <w:tc>
+          <w:tcPr>
+            <w:tcW w:w="2518" w:type="dxa"/>
+          </w:tcPr>
+          <w:p>
+            <w:pPr>
+              <w:spacing w:line="240" w:lineRule="auto"/>
+              <w:ind w:firstLineChars="0" w:firstLine="0"/>
+              <w:jc w:val="center"/>
+            </w:pPr>
+            <w:bookmarkStart w:id="0" w:name="_GoBack" w:colFirst="1" w:colLast="1"/>
+            <w:r>
+              <w:t>壳体应力云图</w:t>
+            </w:r>
+          </w:p>
+        </w:tc>
+        <w:tc>
+          <w:tcPr>
+            <w:tcW w:w="6010" w:type="dxa"/>
+          </w:tcPr>
+          <w:p>
+            <w:pPr>
+              <w:spacing w:line="240" w:lineRule="auto"/>
+              <w:ind w:firstLineChars="0" w:firstLine="0"/>
+              <w:jc w:val="center"/>
+            </w:pPr>
+            <w:r>
+              <w:rPr>
+                <w:rFonts w:ascii="宋体" w:hAnsi="宋体" w:hint="eastAsia"/>
+                <w:kern w:val="0"/>
+              </w:rPr>
+              <w:t>{{壳体应力云图}}</w:t>
+            </w:r>
+          </w:p>
+        </w:tc>
+      </w:tr>
+      <w:tr>
+        <w:tc>
+          <w:tcPr>
+            <w:tcW w:w="2518" w:type="dxa"/>
+          </w:tcPr>
+          <w:p>
+            <w:pPr>
+              <w:spacing w:line="240" w:lineRule="auto"/>
+              <w:ind w:firstLineChars="0" w:firstLine="0"/>
+              <w:jc w:val="center"/>
+            </w:pPr>
+            <w:r>
+              <w:t>推进剂应力云图</w:t>
+            </w:r>
+          </w:p>
+        </w:tc>
+        <w:tc>
+          <w:tcPr>
+            <w:tcW w:w="6010" w:type="dxa"/>
+          </w:tcPr>
+          <w:p>
+            <w:pPr>
+              <w:spacing w:line="240" w:lineRule="auto"/>
+              <w:ind w:firstLineChars="0" w:firstLine="0"/>
+              <w:jc w:val="center"/>
+            </w:pPr>
+            <w:r>
+              <w:rPr>
+                <w:rFonts w:ascii="宋体" w:hAnsi="宋体" w:hint="eastAsia"/>
+                <w:kern w:val="0"/>
+              </w:rPr>
+              <w:t>{{推进剂应力云图}}</w:t>
+            </w:r>
+          </w:p>
+        </w:tc>
+      </w:tr>
+      <w:tr>
+        <w:tc>
+          <w:tcPr>
+            <w:tcW w:w="2518" w:type="dxa"/>
+          </w:tcPr>
+          <w:p>
+            <w:pPr>
+              <w:spacing w:line="240" w:lineRule="auto"/>
+              <w:ind w:firstLineChars="0" w:firstLine="0"/>
+              <w:jc w:val="center"/>
+            </w:pPr>
+            <w:r>
+              <w:t>壳体</w:t>
+            </w:r>
+            <w:r>
+              <w:rPr>
+                <w:rFonts w:hint="eastAsia"/>
+              </w:rPr>
+              <w:t>应变</w:t>
+            </w:r>
+            <w:r>
+              <w:t>云图</w:t>
+            </w:r>
+          </w:p>
+        </w:tc>
+        <w:tc>
+          <w:tcPr>
+            <w:tcW w:w="6010" w:type="dxa"/>
+          </w:tcPr>
+          <w:p>
+            <w:pPr>
+              <w:spacing w:line="240" w:lineRule="auto"/>
+              <w:ind w:firstLineChars="0" w:firstLine="0"/>
+              <w:jc w:val="center"/>
+            </w:pPr>
+            <w:r>
+              <w:rPr>
+                <w:rFonts w:ascii="宋体" w:hAnsi="宋体" w:hint="eastAsia"/>
+              </w:rPr>
+              <w:t>{{</w:t>
+            </w:r>
+            <w:r>
+              <w:rPr>
+                <w:rFonts w:ascii="宋体" w:hAnsi="宋体" w:hint="eastAsia"/>
+                <w:kern w:val="0"/>
+              </w:rPr>
+              <w:t>壳体应变云图}}</w:t>
+            </w:r>
+          </w:p>
+        </w:tc>
+      </w:tr>
+      <w:tr>
+        <w:tc>
+          <w:tcPr>
+            <w:tcW w:w="2518" w:type="dxa"/>
+          </w:tcPr>
+          <w:p>
+            <w:pPr>
+              <w:spacing w:line="240" w:lineRule="auto"/>
+              <w:ind w:firstLineChars="0" w:firstLine="0"/>
+              <w:jc w:val="center"/>
+            </w:pPr>
+            <w:r>
+              <w:t>推进剂</w:t>
+            </w:r>
+            <w:r>
+              <w:rPr>
+                <w:rFonts w:hint="eastAsia"/>
+              </w:rPr>
+              <w:t>应变</w:t>
+            </w:r>
+            <w:r>
+              <w:t>云图</w:t>
+            </w:r>
+          </w:p>
+        </w:tc>
+        <w:tc>
+          <w:tcPr>
+            <w:tcW w:w="6010" w:type="dxa"/>
+          </w:tcPr>
+          <w:p>
+            <w:pPr>
+              <w:spacing w:line="240" w:lineRule="auto"/>
+              <w:ind w:firstLineChars="0" w:firstLine="0"/>
+              <w:jc w:val="center"/>
+            </w:pPr>
+            <w:r>
+              <w:rPr>
+                <w:rFonts w:ascii="宋体" w:hAnsi="宋体" w:hint="eastAsia"/>
+              </w:rPr>
+              <w:t>{{</w:t>
+            </w:r>
+            <w:r>
+              <w:rPr>
+                <w:rFonts w:ascii="宋体" w:hAnsi="宋体" w:hint="eastAsia"/>
+                <w:kern w:val="0"/>
+              </w:rPr>
+              <w:t>推进剂应变云图}}</w:t>
+            </w:r>
+          </w:p>
+        </w:tc>
+      </w:tr>
+      <w:tr>
+        <w:tc>
+          <w:tcPr>
+            <w:tcW w:w="2518" w:type="dxa"/>
+          </w:tcPr>
+          <w:p>
+            <w:pPr>
+              <w:spacing w:line="240" w:lineRule="auto"/>
+              <w:ind w:firstLineChars="0" w:firstLine="0"/>
+              <w:jc w:val="center"/>
+            </w:pPr>
+            <w:r>
+              <w:t>壳体</w:t>
+            </w:r>
+            <w:r>
+              <w:rPr>
+                <w:rFonts w:hint="eastAsia"/>
+              </w:rPr>
+              <w:t>温度</w:t>
+            </w:r>
+            <w:r>
+              <w:t>云图</w:t>
+            </w:r>
+          </w:p>
+        </w:tc>
+        <w:tc>
+          <w:tcPr>
+            <w:tcW w:w="6010" w:type="dxa"/>
+          </w:tcPr>
+          <w:p>
+            <w:pPr>
+              <w:spacing w:line="240" w:lineRule="auto"/>
+              <w:ind w:firstLineChars="0" w:firstLine="0"/>
+              <w:jc w:val="center"/>
+            </w:pPr>
+            <w:r>
+              <w:rPr>
+                <w:rFonts w:ascii="宋体" w:hAnsi="宋体" w:hint="eastAsia"/>
+              </w:rPr>
+              <w:t>{{</w:t>
+            </w:r>
+            <w:r>
+              <w:rPr>
+                <w:rFonts w:ascii="宋体" w:hAnsi="宋体" w:hint="eastAsia"/>
+                <w:kern w:val="0"/>
+              </w:rPr>
+              <w:t>壳体温度云图}}</w:t>
+            </w:r>
+          </w:p>
+        </w:tc>
+      </w:tr>
+      <w:tr>
+        <w:tc>
+          <w:tcPr>
+            <w:tcW w:w="2518" w:type="dxa"/>
+          </w:tcPr>
+          <w:p>
+            <w:pPr>
+              <w:spacing w:line="240" w:lineRule="auto"/>
+              <w:ind w:firstLineChars="0" w:firstLine="0"/>
+              <w:jc w:val="center"/>
+            </w:pPr>
+            <w:r>
+              <w:t>推进剂</w:t>
+            </w:r>
+            <w:r>
+              <w:rPr>
+                <w:rFonts w:hint="eastAsia"/>
+              </w:rPr>
+              <w:t>温度</w:t>
+            </w:r>
+            <w:r>
+              <w:t>云图</w:t>
+            </w:r>
+          </w:p>
+        </w:tc>
+        <w:tc>
+          <w:tcPr>
+            <w:tcW w:w="6010" w:type="dxa"/>
+          </w:tcPr>
+          <w:p>
+            <w:pPr>
+              <w:spacing w:line="240" w:lineRule="auto"/>
+              <w:ind w:firstLineChars="0" w:firstLine="0"/>
+              <w:jc w:val="center"/>
+            </w:pPr>
+            <w:r>
+              <w:rPr>
+                <w:rFonts w:ascii="宋体" w:hAnsi="宋体" w:hint="eastAsia"/>
+              </w:rPr>
+              <w:t>{{</w:t>
+            </w:r>
+            <w:r>
+              <w:rPr>
+                <w:rFonts w:ascii="宋体" w:hAnsi="宋体" w:hint="eastAsia"/>
+                <w:kern w:val="0"/>
+              </w:rPr>
+              <w:t>推进剂温度云图}}</w:t>
+            </w:r>
+          </w:p>
+        </w:tc>
+      </w:tr>
+      <w:tr>
+        <w:tc>
+          <w:tcPr>
+            <w:tcW w:w="2518" w:type="dxa"/>
+          </w:tcPr>
+          <w:p>
+            <w:pPr>
+              <w:spacing w:line="240" w:lineRule="auto"/>
+              <w:ind w:firstLineChars="0" w:firstLine="0"/>
+              <w:jc w:val="center"/>
+            </w:pPr>
+            <w:r>
+              <w:t>壳体</w:t>
+            </w:r>
+            <w:r>
+              <w:rPr>
+                <w:rFonts w:hint="eastAsia"/>
+              </w:rPr>
+              <w:t>超压</w:t>
+            </w:r>
+            <w:r>
+              <w:t>云图</w:t>
+            </w:r>
+          </w:p>
+        </w:tc>
+        <w:tc>
+          <w:tcPr>
+            <w:tcW w:w="6010" w:type="dxa"/>
+          </w:tcPr>
+          <w:p>
+            <w:pPr>
+              <w:spacing w:line="240" w:lineRule="auto"/>
+              <w:ind w:firstLineChars="0" w:firstLine="0"/>
+              <w:jc w:val="center"/>
+            </w:pPr>
+            <w:r>
+              <w:rPr>
+                <w:rFonts w:ascii="宋体" w:hAnsi="宋体" w:hint="eastAsia"/>
+              </w:rPr>
+              <w:t>{{</w:t>
+            </w:r>
+            <w:r>
+              <w:rPr>
+                <w:rFonts w:ascii="宋体" w:hAnsi="宋体" w:hint="eastAsia"/>
+                <w:kern w:val="0"/>
+              </w:rPr>
+              <w:t>壳体超压云图}}</w:t>
+            </w:r>
+          </w:p>
+        </w:tc>
+      </w:tr>
+      <w:tr>
+        <w:tc>
+          <w:tcPr>
+            <w:tcW w:w="2518" w:type="dxa"/>
+          </w:tcPr>
+          <w:p>
+            <w:pPr>
+              <w:spacing w:line="240" w:lineRule="auto"/>
+              <w:ind w:firstLineChars="0" w:firstLine="0"/>
+              <w:jc w:val="center"/>
+            </w:pPr>
+            <w:r>
+              <w:t>推进剂</w:t>
+            </w:r>
+            <w:r>
+              <w:rPr>
+                <w:rFonts w:hint="eastAsia"/>
+              </w:rPr>
+              <w:t>超压</w:t>
+            </w:r>
+            <w:r>
+              <w:t>云图</w:t>
+            </w:r>
+          </w:p>
+        </w:tc>
+        <w:tc>
+          <w:tcPr>
+            <w:tcW w:w="6010" w:type="dxa"/>
+          </w:tcPr>
+          <w:p>
+            <w:pPr>
+              <w:spacing w:line="240" w:lineRule="auto"/>
+              <w:ind w:firstLineChars="0" w:firstLine="0"/>
+              <w:jc w:val="center"/>
+            </w:pPr>
+            <w:r>
+              <w:rPr>
+                <w:rFonts w:ascii="宋体" w:hAnsi="宋体" w:hint="eastAsia"/>
+              </w:rPr>
+              <w:t>{{</w:t>
+            </w:r>
+            <w:r>
+              <w:rPr>
+                <w:rFonts w:ascii="宋体" w:hAnsi="宋体" w:hint="eastAsia"/>
+                <w:kern w:val="0"/>
+              </w:rPr>
+              <w:t>推进剂超压云图}}</w:t>
+            </w:r>
+          </w:p>
+        </w:tc>
+      </w:tr>
+      <w:bookmarkEnd w:id="0"/>
     </w:tbl>
     <w:p>
       <w:pPr>
@@ -14334,564 +15010,165 @@
         <w:rPr>
           <w:rFonts w:hint="eastAsia"/>
         </w:rPr>
-        <w:tab/>
-      </w:r>
-      <w:r>
-        <w:t>应力云图</w:t>
-      </w:r>
-      <w:r>
-        <w:t>如图</w:t>
-      </w:r>
-      <w:r>
-        <w:rPr>
-          <w:rFonts w:hint="eastAsia"/>
-        </w:rPr>
-        <w:t>3</w:t>
-      </w:r>
-      <w:r>
-        <w:t>所示。</w:t>
+        <w:t>分析</w:t>
+      </w:r>
+      <w:r>
+        <w:rPr>
+          <w:rFonts w:hint="eastAsia"/>
+        </w:rPr>
+        <w:t>:</w:t>
+      </w:r>
+      <w:r>
+        <w:rPr>
+          <w:rFonts w:hint="eastAsia"/>
+        </w:rPr>
+        <w:t>结合云图可知，</w:t>
+      </w:r>
+      <w:r>
+        <w:rPr>
+          <w:rFonts w:hint="eastAsia"/>
+        </w:rPr>
+        <w:t>聚能装药口径</w:t>
+      </w:r>
+      <w:r>
+        <w:rPr>
+          <w:rFonts w:hint="eastAsia"/>
+        </w:rPr>
+        <w:t>为</w:t>
+      </w:r>
+      <w:r>
+        <w:rPr>
+          <w:rFonts w:hint="eastAsia"/>
+        </w:rPr>
+        <w:t>{{</w:t>
+      </w:r>
+      <w:r>
+        <w:rPr>
+          <w:rFonts w:hint="eastAsia"/>
+        </w:rPr>
+        <w:t>聚能装药口径</w:t>
+      </w:r>
+      <w:r>
+        <w:rPr>
+          <w:rFonts w:hint="eastAsia"/>
+        </w:rPr>
+        <w:t>}}m</w:t>
+      </w:r>
+      <w:r>
+        <w:rPr>
+          <w:rFonts w:hint="eastAsia"/>
+        </w:rPr>
+        <w:t>m</w:t>
+      </w:r>
+      <w:r>
+        <w:rPr>
+          <w:rFonts w:hint="eastAsia"/>
+        </w:rPr>
+        <w:t>条件下推进剂薄弱环节位于</w:t>
+      </w:r>
+      <w:proofErr w:type="spellStart"/>
+      <w:r>
+        <w:rPr>
+          <w:rFonts w:hint="eastAsia"/>
+        </w:rPr>
+        <w:t>xxxxxx</w:t>
+      </w:r>
+      <w:proofErr w:type="spellEnd"/>
+      <w:r>
+        <w:rPr>
+          <w:rFonts w:hint="eastAsia"/>
+        </w:rPr>
+        <w:t>，发动机最大超压值为</w:t>
+      </w:r>
+      <w:r>
+        <w:rPr>
+          <w:rFonts w:hint="eastAsia"/>
+        </w:rPr>
+        <w:t>{{</w:t>
+      </w:r>
+      <w:r>
+        <w:rPr>
+          <w:rFonts w:ascii="宋体" w:hAnsi="宋体" w:hint="eastAsia"/>
+        </w:rPr>
+        <w:t>固体推进剂最大超压</w:t>
+      </w:r>
+      <w:r>
+        <w:rPr>
+          <w:rFonts w:hint="eastAsia"/>
+        </w:rPr>
+        <w:t>}}</w:t>
+      </w:r>
+      <w:r>
+        <w:rPr>
+          <w:rFonts w:hint="eastAsia"/>
+        </w:rPr>
+        <w:t>MPa</w:t>
+      </w:r>
+      <w:r>
+        <w:rPr>
+          <w:rFonts w:hint="eastAsia"/>
+        </w:rPr>
+        <w:t>。壳体薄弱环节位于</w:t>
+      </w:r>
+      <w:proofErr w:type="spellStart"/>
+      <w:r>
+        <w:rPr>
+          <w:rFonts w:hint="eastAsia"/>
+        </w:rPr>
+        <w:t>xxxxxxxx</w:t>
+      </w:r>
+      <w:proofErr w:type="spellEnd"/>
+      <w:r>
+        <w:rPr>
+          <w:rFonts w:hint="eastAsia"/>
+        </w:rPr>
+        <w:t>，最大应力为</w:t>
+      </w:r>
+      <w:r>
+        <w:rPr>
+          <w:rFonts w:hint="eastAsia"/>
+        </w:rPr>
+        <w:t>{{</w:t>
+      </w:r>
+      <w:r>
+        <w:rPr>
+          <w:rFonts w:ascii="宋体" w:hAnsi="宋体" w:hint="eastAsia"/>
+        </w:rPr>
+        <w:t>发动机壳体最大应力</w:t>
+      </w:r>
+      <w:r>
+        <w:rPr>
+          <w:rFonts w:hint="eastAsia"/>
+        </w:rPr>
+        <w:t>}}</w:t>
+      </w:r>
+      <w:r>
+        <w:rPr>
+          <w:rFonts w:hint="eastAsia"/>
+        </w:rPr>
+        <w:t>MPa</w:t>
+      </w:r>
+      <w:r>
+        <w:rPr>
+          <w:rFonts w:hint="eastAsia"/>
+        </w:rPr>
+        <w:t>。</w:t>
       </w:r>
     </w:p>
     <w:p>
       <w:pPr>
-        <w:spacing w:line="240" w:lineRule="auto"/>
-        <w:ind w:firstLine="480"/>
-        <w:jc w:val="center"/>
-        <w:rPr>
-          <w:rFonts w:eastAsia="仿宋" w:hint="eastAsia"/>
-          <w:kern w:val="0"/>
-        </w:rPr>
-      </w:pPr>
-      <w:r>
-        <w:rPr>
-          <w:rFonts w:eastAsia="仿宋" w:hint="eastAsia"/>
-          <w:kern w:val="0"/>
-        </w:rPr>
-        <w:t>{{</w:t>
-      </w:r>
-      <w:r>
-        <w:rPr>
-          <w:rFonts w:eastAsia="仿宋" w:hint="eastAsia"/>
-          <w:kern w:val="0"/>
-        </w:rPr>
-        <w:t>应力云图</w:t>
-      </w:r>
-      <w:r>
-        <w:rPr>
-          <w:rFonts w:eastAsia="仿宋" w:hint="eastAsia"/>
-          <w:kern w:val="0"/>
-        </w:rPr>
-        <w:t>}}</w:t>
-      </w:r>
-    </w:p>
-    <w:p>
-      <w:pPr>
-        <w:spacing w:line="240" w:lineRule="auto"/>
-        <w:ind w:firstLine="480"/>
-        <w:jc w:val="center"/>
-      </w:pPr>
-      <w:r>
-        <w:rPr>
-          <w:rFonts w:hint="eastAsia"/>
-        </w:rPr>
-        <w:t>图</w:t>
-      </w:r>
-      <w:r>
-        <w:rPr>
-          <w:rFonts w:hint="eastAsia"/>
-        </w:rPr>
-        <w:t>3</w:t>
-      </w:r>
-      <w:r>
-        <w:rPr>
-          <w:rFonts w:hint="eastAsia"/>
-        </w:rPr>
-        <w:t>应力云图</w:t>
-      </w:r>
-    </w:p>
-    <w:p>
-      <w:pPr>
-        <w:ind w:firstLine="480"/>
-      </w:pPr>
-      <w:r>
-        <w:rPr>
-          <w:rFonts w:hint="eastAsia"/>
-        </w:rPr>
-        <w:tab/>
-      </w:r>
-      <w:r>
-        <w:t>应</w:t>
-      </w:r>
-      <w:r>
-        <w:rPr>
-          <w:rFonts w:hint="eastAsia"/>
-        </w:rPr>
-        <w:t>变</w:t>
-      </w:r>
-      <w:r>
-        <w:t>云图</w:t>
-      </w:r>
-      <w:r>
-        <w:t>如图</w:t>
-      </w:r>
-      <w:r>
-        <w:rPr>
-          <w:rFonts w:hint="eastAsia"/>
-        </w:rPr>
-        <w:t>4</w:t>
-      </w:r>
-      <w:r>
-        <w:t>所示。</w:t>
-      </w:r>
-    </w:p>
-    <w:p>
-      <w:pPr>
-        <w:spacing w:line="240" w:lineRule="auto"/>
-        <w:ind w:firstLine="480"/>
-        <w:jc w:val="center"/>
-        <w:rPr>
-          <w:rFonts w:hint="eastAsia"/>
-        </w:rPr>
-      </w:pPr>
-      <w:r>
-        <w:rPr>
-          <w:rFonts w:hint="eastAsia"/>
-        </w:rPr>
-        <w:t>{{</w:t>
-      </w:r>
-      <w:r>
-        <w:rPr>
-          <w:rFonts w:hint="eastAsia"/>
-        </w:rPr>
-        <w:t>应变</w:t>
-      </w:r>
-      <w:r>
-        <w:rPr>
-          <w:rFonts w:hint="eastAsia"/>
-        </w:rPr>
-        <w:t>云图</w:t>
-      </w:r>
-      <w:r>
-        <w:rPr>
-          <w:rFonts w:hint="eastAsia"/>
-        </w:rPr>
-        <w:t>}}</w:t>
-      </w:r>
-    </w:p>
-    <w:p>
-      <w:pPr>
-        <w:spacing w:line="240" w:lineRule="auto"/>
-        <w:ind w:firstLine="480"/>
-        <w:jc w:val="center"/>
-      </w:pPr>
-      <w:r>
-        <w:rPr>
-          <w:rFonts w:hint="eastAsia"/>
-        </w:rPr>
-        <w:t>图</w:t>
-      </w:r>
-      <w:r>
-        <w:rPr>
-          <w:rFonts w:hint="eastAsia"/>
-        </w:rPr>
-        <w:t>4</w:t>
-      </w:r>
-      <w:r>
-        <w:rPr>
-          <w:rFonts w:hint="eastAsia"/>
-        </w:rPr>
-        <w:t>应变</w:t>
-      </w:r>
-      <w:r>
-        <w:rPr>
-          <w:rFonts w:hint="eastAsia"/>
-        </w:rPr>
-        <w:t>云图</w:t>
-      </w:r>
-    </w:p>
-    <w:p>
-      <w:pPr>
-        <w:ind w:firstLine="480"/>
-      </w:pPr>
-      <w:r>
-        <w:rPr>
-          <w:rFonts w:hint="eastAsia"/>
-        </w:rPr>
-        <w:tab/>
-      </w:r>
-      <w:r>
-        <w:t>温度云图</w:t>
-      </w:r>
-      <w:r>
-        <w:t>如图</w:t>
-      </w:r>
-      <w:r>
-        <w:rPr>
-          <w:rFonts w:hint="eastAsia"/>
-        </w:rPr>
-        <w:t>5</w:t>
-      </w:r>
-      <w:r>
-        <w:t>所示。</w:t>
-      </w:r>
-    </w:p>
-    <w:p>
-      <w:pPr>
-        <w:spacing w:line="240" w:lineRule="auto"/>
-        <w:ind w:firstLine="480"/>
-        <w:jc w:val="center"/>
-        <w:rPr>
-          <w:rFonts w:hint="eastAsia"/>
-        </w:rPr>
-      </w:pPr>
-      <w:r>
-        <w:rPr>
-          <w:rFonts w:hint="eastAsia"/>
-        </w:rPr>
-        <w:t>{{</w:t>
-      </w:r>
-      <w:r>
-        <w:rPr>
-          <w:rFonts w:hint="eastAsia"/>
-        </w:rPr>
-        <w:t>温度</w:t>
-      </w:r>
-      <w:r>
-        <w:rPr>
-          <w:rFonts w:hint="eastAsia"/>
-        </w:rPr>
-        <w:t>云图</w:t>
-      </w:r>
-      <w:r>
-        <w:rPr>
-          <w:rFonts w:hint="eastAsia"/>
-        </w:rPr>
-        <w:t>}}</w:t>
-      </w:r>
-    </w:p>
-    <w:p>
-      <w:pPr>
-        <w:spacing w:line="240" w:lineRule="auto"/>
-        <w:ind w:firstLine="480"/>
-        <w:jc w:val="center"/>
-      </w:pPr>
-      <w:r>
-        <w:rPr>
-          <w:rFonts w:hint="eastAsia"/>
-        </w:rPr>
-        <w:t>图</w:t>
-      </w:r>
-      <w:r>
-        <w:rPr>
-          <w:rFonts w:hint="eastAsia"/>
-        </w:rPr>
-        <w:t>5</w:t>
-      </w:r>
-      <w:r>
-        <w:rPr>
-          <w:rFonts w:hint="eastAsia"/>
-        </w:rPr>
-        <w:t>温度</w:t>
-      </w:r>
-      <w:r>
-        <w:rPr>
-          <w:rFonts w:hint="eastAsia"/>
-        </w:rPr>
-        <w:t>云图</w:t>
-      </w:r>
-    </w:p>
-    <w:p>
-      <w:pPr>
-        <w:ind w:firstLine="480"/>
-      </w:pPr>
-      <w:r>
-        <w:rPr>
-          <w:rFonts w:hint="eastAsia"/>
-        </w:rPr>
-        <w:tab/>
-      </w:r>
-      <w:r>
-        <w:t>超压云图</w:t>
-      </w:r>
-      <w:r>
-        <w:t>如图</w:t>
-      </w:r>
-      <w:r>
-        <w:rPr>
-          <w:rFonts w:hint="eastAsia"/>
-        </w:rPr>
-        <w:t>6</w:t>
-      </w:r>
-      <w:r>
-        <w:t>所示。</w:t>
-      </w:r>
-    </w:p>
-    <w:p>
-      <w:pPr>
-        <w:spacing w:line="240" w:lineRule="auto"/>
-        <w:ind w:firstLine="480"/>
-        <w:jc w:val="center"/>
-        <w:rPr>
-          <w:rFonts w:hint="eastAsia"/>
-        </w:rPr>
-      </w:pPr>
-      <w:r>
-        <w:rPr>
-          <w:rFonts w:hint="eastAsia"/>
-        </w:rPr>
-        <w:lastRenderedPageBreak/>
-        <w:t>{{</w:t>
-      </w:r>
-      <w:r>
-        <w:rPr>
-          <w:rFonts w:hint="eastAsia"/>
-        </w:rPr>
-        <w:t>超压</w:t>
-      </w:r>
-      <w:r>
-        <w:rPr>
-          <w:rFonts w:hint="eastAsia"/>
-        </w:rPr>
-        <w:t>云图</w:t>
-      </w:r>
-      <w:r>
-        <w:rPr>
-          <w:rFonts w:hint="eastAsia"/>
-        </w:rPr>
-        <w:t>}}</w:t>
-      </w:r>
-    </w:p>
-    <w:p>
-      <w:pPr>
-        <w:spacing w:line="240" w:lineRule="auto"/>
-        <w:ind w:firstLine="480"/>
-        <w:jc w:val="center"/>
-      </w:pPr>
-      <w:bookmarkStart w:id="0" w:name="_GoBack"/>
-      <w:bookmarkEnd w:id="0"/>
-      <w:r>
-        <w:rPr>
-          <w:rFonts w:hint="eastAsia"/>
-        </w:rPr>
-        <w:t>图</w:t>
-      </w:r>
-      <w:r>
-        <w:rPr>
-          <w:rFonts w:hint="eastAsia"/>
-        </w:rPr>
-        <w:t>6</w:t>
-      </w:r>
-      <w:r>
-        <w:rPr>
-          <w:rFonts w:hint="eastAsia"/>
-        </w:rPr>
-        <w:t>超压</w:t>
-      </w:r>
-      <w:r>
-        <w:rPr>
-          <w:rFonts w:hint="eastAsia"/>
-        </w:rPr>
-        <w:t>云图</w:t>
-      </w:r>
-    </w:p>
-    <w:p>
-      <w:pPr>
-        <w:ind w:firstLine="480"/>
-        <w:jc w:val="center"/>
-      </w:pPr>
-    </w:p>
-    <w:p>
-      <w:pPr>
-        <w:ind w:firstLine="480"/>
-      </w:pPr>
-      <w:r>
-        <w:rPr>
-          <w:rFonts w:hint="eastAsia"/>
-        </w:rPr>
-        <w:t>分析</w:t>
-      </w:r>
-      <w:r>
-        <w:rPr>
-          <w:rFonts w:hint="eastAsia"/>
-        </w:rPr>
-        <w:t>:</w:t>
-      </w:r>
-      <w:r>
-        <w:rPr>
-          <w:rFonts w:hint="eastAsia"/>
-        </w:rPr>
-        <w:t>结合云图可知，</w:t>
-      </w:r>
-      <w:r>
-        <w:rPr>
-          <w:rFonts w:hint="eastAsia"/>
-        </w:rPr>
-        <w:t>聚能装药口径</w:t>
-      </w:r>
-      <w:r>
-        <w:rPr>
-          <w:rFonts w:hint="eastAsia"/>
-        </w:rPr>
-        <w:t>为</w:t>
-      </w:r>
-      <w:r>
-        <w:rPr>
-          <w:rFonts w:hint="eastAsia"/>
-        </w:rPr>
-        <w:t>{{</w:t>
-      </w:r>
-      <w:r>
-        <w:rPr>
-          <w:rFonts w:hint="eastAsia"/>
-        </w:rPr>
-        <w:t>聚能装药口径</w:t>
-      </w:r>
-      <w:r>
-        <w:rPr>
-          <w:rFonts w:hint="eastAsia"/>
-        </w:rPr>
-        <w:t>}}m</w:t>
-      </w:r>
-      <w:r>
-        <w:rPr>
-          <w:rFonts w:hint="eastAsia"/>
-        </w:rPr>
-        <w:t>m</w:t>
-      </w:r>
-      <w:r>
-        <w:rPr>
-          <w:rFonts w:hint="eastAsia"/>
-        </w:rPr>
-        <w:t>条件下推进剂薄弱环节位于</w:t>
-      </w:r>
-      <w:proofErr w:type="spellStart"/>
-      <w:r>
-        <w:rPr>
-          <w:rFonts w:hint="eastAsia"/>
-        </w:rPr>
-        <w:t>xxxxxx</w:t>
-      </w:r>
-      <w:proofErr w:type="spellEnd"/>
-      <w:r>
-        <w:rPr>
-          <w:rFonts w:hint="eastAsia"/>
-        </w:rPr>
-        <w:t>，发动机最大超压值为</w:t>
-      </w:r>
-      <w:r>
-        <w:rPr>
-          <w:rFonts w:hint="eastAsia"/>
-        </w:rPr>
-        <w:t>{{</w:t>
-      </w:r>
-      <w:r>
-        <w:rPr>
-          <w:rFonts w:ascii="宋体" w:hAnsi="宋体" w:hint="eastAsia"/>
-        </w:rPr>
-        <w:t>固体推进剂最大超压</w:t>
-      </w:r>
-      <w:r>
-        <w:rPr>
-          <w:rFonts w:hint="eastAsia"/>
-        </w:rPr>
-        <w:t>}}</w:t>
-      </w:r>
-      <w:r>
-        <w:rPr>
-          <w:rFonts w:hint="eastAsia"/>
-        </w:rPr>
-        <w:t>MPa</w:t>
-      </w:r>
-      <w:r>
-        <w:rPr>
-          <w:rFonts w:hint="eastAsia"/>
-        </w:rPr>
-        <w:t>。壳体薄弱环节位于</w:t>
-      </w:r>
-      <w:proofErr w:type="spellStart"/>
-      <w:r>
-        <w:rPr>
-          <w:rFonts w:hint="eastAsia"/>
-        </w:rPr>
-        <w:t>xxxxxxxx</w:t>
-      </w:r>
-      <w:proofErr w:type="spellEnd"/>
-      <w:r>
-        <w:rPr>
-          <w:rFonts w:hint="eastAsia"/>
-        </w:rPr>
-        <w:t>，最大应力为</w:t>
-      </w:r>
-      <w:r>
-        <w:rPr>
-          <w:rFonts w:hint="eastAsia"/>
-        </w:rPr>
-        <w:t>{{</w:t>
-      </w:r>
-      <w:r>
-        <w:rPr>
-          <w:rFonts w:ascii="宋体" w:hAnsi="宋体" w:hint="eastAsia"/>
-        </w:rPr>
-        <w:t>发动机壳体最大应力</w:t>
-      </w:r>
-      <w:r>
-        <w:rPr>
-          <w:rFonts w:hint="eastAsia"/>
-        </w:rPr>
-        <w:t>}}</w:t>
-      </w:r>
-      <w:r>
-        <w:rPr>
-          <w:rFonts w:hint="eastAsia"/>
-        </w:rPr>
-        <w:t>MPa</w:t>
-      </w:r>
-      <w:r>
-        <w:rPr>
-          <w:rFonts w:hint="eastAsia"/>
-        </w:rPr>
-        <w:t>。</w:t>
-      </w:r>
-    </w:p>
-    <w:p>
-      <w:pPr>
+        <w:spacing w:beforeLines="50" w:before="120" w:afterLines="50" w:after="120"/>
         <w:ind w:firstLineChars="0" w:firstLine="0"/>
-      </w:pPr>
-      <w:r>
-        <w:br w:type="page"/>
-      </w:r>
-    </w:p>
-    <w:p>
-      <w:pPr>
-        <w:spacing w:beforeLines="50" w:before="163" w:afterLines="50" w:after="163"/>
-        <w:ind w:firstLine="482"/>
         <w:rPr>
           <w:rFonts w:ascii="黑体" w:eastAsia="黑体" w:hAnsi="黑体"/>
           <w:b/>
         </w:rPr>
-        <w:sectPr>
-          <w:pgSz w:w="16838" w:h="11906" w:orient="landscape"/>
-          <w:pgMar w:top="1797" w:right="1440" w:bottom="1797" w:left="1440" w:header="567" w:footer="425" w:gutter="0"/>
-          <w:cols w:space="425"/>
-          <w:docGrid w:type="lines" w:linePitch="326"/>
-        </w:sectPr>
-      </w:pPr>
-    </w:p>
-    <w:p>
-      <w:pPr>
-        <w:spacing w:beforeLines="50" w:before="163" w:afterLines="50" w:after="163"/>
-        <w:ind w:firstLine="482"/>
-        <w:rPr>
-          <w:rFonts w:ascii="黑体" w:eastAsia="黑体" w:hAnsi="黑体"/>
-          <w:b/>
-        </w:rPr>
       </w:pPr>
       <w:r>
         <w:rPr>
           <w:rFonts w:ascii="黑体" w:eastAsia="黑体" w:hAnsi="黑体" w:hint="eastAsia"/>
           <w:b/>
         </w:rPr>
-        <w:lastRenderedPageBreak/>
         <w:t>4结论</w:t>
       </w:r>
     </w:p>
@@ -15759,7 +16036,7 @@
       <w:pgSz w:w="11906" w:h="16838"/>
       <w:pgMar w:top="1440" w:right="1797" w:bottom="1440" w:left="1797" w:header="567" w:footer="425" w:gutter="0"/>
       <w:cols w:space="425"/>
-      <w:docGrid w:type="linesAndChars" w:linePitch="326"/>
+      <w:docGrid w:linePitch="326"/>
     </w:sectPr>
   </w:body>
 </w:document>
@@ -15889,7 +16166,7 @@
                 <w:sz w:val="21"/>
                 <w:szCs w:val="21"/>
               </w:rPr>
-              <w:t>12</w:t>
+              <w:t>13</w:t>
             </w:r>
             <w:r>
               <w:rPr>
@@ -15962,7 +16239,7 @@
                 <w:sz w:val="21"/>
                 <w:szCs w:val="21"/>
               </w:rPr>
-              <w:t>16</w:t>
+              <w:t>15</w:t>
             </w:r>
             <w:r>
               <w:rPr>
@@ -18089,7 +18366,7 @@
   <a:extraClrSchemeLst/>
   <a:extLst>
     <a:ext uri="{05A4C25C-085E-4340-85A3-A5531E510DB2}">
-      <thm15:themeFamily xmlns:thm15="http://schemas.microsoft.com/office/thememl/2012/main" xmlns="" name="Office Theme" id="{2E142A2C-CD16-42D6-873A-C26D2A0506FA}" vid="{1BDDFF52-6CD6-40A5-AB3C-68EB2F1E4D0A}"/>
+      <thm15:themeFamily xmlns="" xmlns:thm15="http://schemas.microsoft.com/office/thememl/2012/main" name="Office Theme" id="{2E142A2C-CD16-42D6-873A-C26D2A0506FA}" vid="{1BDDFF52-6CD6-40A5-AB3C-68EB2F1E4D0A}"/>
     </a:ext>
   </a:extLst>
 </a:theme>

--- a/mainWidget/mainWidget/src/template/射流冲击仿真计算数据表.docx
+++ b/mainWidget/mainWidget/src/template/射流冲击仿真计算数据表.docx
@@ -14531,6 +14531,338 @@
           </w:p>
         </w:tc>
       </w:tr>
+      <w:tr>
+        <w:trPr>
+          <w:trHeight w:val="747"/>
+          <w:jc w:val="center"/>
+        </w:trPr>
+        <w:tc>
+          <w:tcPr>
+            <w:tcW w:w="1680" w:type="dxa"/>
+            <w:vMerge w:val="restart"/>
+            <w:vAlign w:val="center"/>
+          </w:tcPr>
+          <w:p>
+            <w:pPr>
+              <w:spacing w:line="240" w:lineRule="auto"/>
+              <w:ind w:firstLine="480"/>
+              <w:jc w:val="center"/>
+              <w:rPr>
+                <w:rFonts w:ascii="宋体" w:hAnsi="宋体"/>
+              </w:rPr>
+            </w:pPr>
+            <w:bookmarkStart w:id="0" w:name="_GoBack" w:colFirst="0" w:colLast="0"/>
+            <w:r>
+              <w:rPr>
+                <w:rFonts w:ascii="宋体" w:hAnsi="宋体"/>
+              </w:rPr>
+              <w:t>反应度</w:t>
+            </w:r>
+          </w:p>
+        </w:tc>
+        <w:tc>
+          <w:tcPr>
+            <w:tcW w:w="2813" w:type="dxa"/>
+            <w:vAlign w:val="center"/>
+          </w:tcPr>
+          <w:p>
+            <w:pPr>
+              <w:spacing w:line="240" w:lineRule="auto"/>
+              <w:ind w:firstLineChars="0" w:firstLine="0"/>
+              <w:jc w:val="center"/>
+              <w:rPr>
+                <w:rFonts w:ascii="宋体" w:hAnsi="宋体" w:hint="eastAsia"/>
+              </w:rPr>
+            </w:pPr>
+            <w:r>
+              <w:rPr>
+                <w:rFonts w:ascii="宋体" w:hAnsi="宋体" w:hint="eastAsia"/>
+              </w:rPr>
+              <w:t>固体推进剂最大反应度</w:t>
+            </w:r>
+          </w:p>
+        </w:tc>
+        <w:tc>
+          <w:tcPr>
+            <w:tcW w:w="1843" w:type="dxa"/>
+          </w:tcPr>
+          <w:p>
+            <w:pPr>
+              <w:spacing w:line="240" w:lineRule="auto"/>
+              <w:ind w:firstLineChars="0" w:firstLine="0"/>
+              <w:jc w:val="center"/>
+              <w:rPr>
+                <w:rFonts w:ascii="宋体" w:hAnsi="宋体" w:hint="eastAsia"/>
+              </w:rPr>
+            </w:pPr>
+            <w:r>
+              <w:rPr>
+                <w:rFonts w:ascii="宋体" w:hAnsi="宋体" w:hint="eastAsia"/>
+              </w:rPr>
+              <w:t>{{</w:t>
+            </w:r>
+            <w:r>
+              <w:rPr>
+                <w:rFonts w:ascii="宋体" w:hAnsi="宋体" w:hint="eastAsia"/>
+              </w:rPr>
+              <w:t>固体推进剂最大反应度</w:t>
+            </w:r>
+            <w:r>
+              <w:rPr>
+                <w:rFonts w:ascii="宋体" w:hAnsi="宋体" w:hint="eastAsia"/>
+              </w:rPr>
+              <w:t>}}</w:t>
+            </w:r>
+          </w:p>
+        </w:tc>
+        <w:tc>
+          <w:tcPr>
+            <w:tcW w:w="1417" w:type="dxa"/>
+          </w:tcPr>
+          <w:p>
+            <w:pPr>
+              <w:spacing w:line="240" w:lineRule="auto"/>
+              <w:ind w:firstLineChars="0" w:firstLine="0"/>
+              <w:jc w:val="center"/>
+              <w:rPr>
+                <w:rFonts w:ascii="宋体" w:hAnsi="宋体" w:hint="eastAsia"/>
+              </w:rPr>
+            </w:pPr>
+          </w:p>
+        </w:tc>
+        <w:tc>
+          <w:tcPr>
+            <w:tcW w:w="2268" w:type="dxa"/>
+          </w:tcPr>
+          <w:p>
+            <w:pPr>
+              <w:spacing w:line="240" w:lineRule="auto"/>
+              <w:ind w:firstLineChars="0" w:firstLine="0"/>
+              <w:jc w:val="center"/>
+              <w:rPr>
+                <w:rFonts w:ascii="宋体" w:hAnsi="宋体" w:hint="eastAsia"/>
+              </w:rPr>
+            </w:pPr>
+            <w:r>
+              <w:rPr>
+                <w:rFonts w:ascii="宋体" w:hAnsi="宋体" w:hint="eastAsia"/>
+              </w:rPr>
+              <w:t>固体推进剂最小反应度</w:t>
+            </w:r>
+          </w:p>
+        </w:tc>
+        <w:tc>
+          <w:tcPr>
+            <w:tcW w:w="1843" w:type="dxa"/>
+          </w:tcPr>
+          <w:p>
+            <w:pPr>
+              <w:spacing w:line="240" w:lineRule="auto"/>
+              <w:ind w:firstLineChars="0" w:firstLine="0"/>
+              <w:jc w:val="center"/>
+              <w:rPr>
+                <w:rFonts w:ascii="宋体" w:hAnsi="宋体" w:hint="eastAsia"/>
+              </w:rPr>
+            </w:pPr>
+            <w:r>
+              <w:rPr>
+                <w:rFonts w:ascii="宋体" w:hAnsi="宋体" w:hint="eastAsia"/>
+              </w:rPr>
+              <w:t>{{</w:t>
+            </w:r>
+            <w:r>
+              <w:rPr>
+                <w:rFonts w:ascii="宋体" w:hAnsi="宋体" w:hint="eastAsia"/>
+              </w:rPr>
+              <w:t>固体推进剂最小反应度</w:t>
+            </w:r>
+            <w:r>
+              <w:rPr>
+                <w:rFonts w:ascii="宋体" w:hAnsi="宋体" w:hint="eastAsia"/>
+              </w:rPr>
+              <w:t>}}</w:t>
+            </w:r>
+          </w:p>
+        </w:tc>
+        <w:tc>
+          <w:tcPr>
+            <w:tcW w:w="1440" w:type="dxa"/>
+          </w:tcPr>
+          <w:p>
+            <w:pPr>
+              <w:spacing w:line="240" w:lineRule="auto"/>
+              <w:ind w:firstLineChars="0" w:firstLine="0"/>
+              <w:jc w:val="center"/>
+              <w:rPr>
+                <w:rFonts w:ascii="宋体" w:hAnsi="宋体" w:hint="eastAsia"/>
+              </w:rPr>
+            </w:pPr>
+          </w:p>
+        </w:tc>
+      </w:tr>
+      <w:bookmarkEnd w:id="0"/>
+      <w:tr>
+        <w:trPr>
+          <w:trHeight w:val="747"/>
+          <w:jc w:val="center"/>
+        </w:trPr>
+        <w:tc>
+          <w:tcPr>
+            <w:tcW w:w="1680" w:type="dxa"/>
+            <w:vMerge/>
+            <w:vAlign w:val="center"/>
+          </w:tcPr>
+          <w:p>
+            <w:pPr>
+              <w:spacing w:line="240" w:lineRule="auto"/>
+              <w:ind w:firstLine="480"/>
+              <w:jc w:val="center"/>
+              <w:rPr>
+                <w:rFonts w:ascii="宋体" w:hAnsi="宋体"/>
+              </w:rPr>
+            </w:pPr>
+          </w:p>
+        </w:tc>
+        <w:tc>
+          <w:tcPr>
+            <w:tcW w:w="2813" w:type="dxa"/>
+            <w:vAlign w:val="center"/>
+          </w:tcPr>
+          <w:p>
+            <w:pPr>
+              <w:spacing w:line="240" w:lineRule="auto"/>
+              <w:ind w:firstLineChars="0" w:firstLine="0"/>
+              <w:jc w:val="center"/>
+              <w:rPr>
+                <w:rFonts w:ascii="宋体" w:hAnsi="宋体" w:hint="eastAsia"/>
+              </w:rPr>
+            </w:pPr>
+            <w:r>
+              <w:rPr>
+                <w:rFonts w:ascii="宋体" w:hAnsi="宋体" w:hint="eastAsia"/>
+              </w:rPr>
+              <w:t>固体推进剂平均反应度</w:t>
+            </w:r>
+          </w:p>
+        </w:tc>
+        <w:tc>
+          <w:tcPr>
+            <w:tcW w:w="1843" w:type="dxa"/>
+          </w:tcPr>
+          <w:p>
+            <w:pPr>
+              <w:spacing w:line="240" w:lineRule="auto"/>
+              <w:ind w:firstLineChars="0" w:firstLine="0"/>
+              <w:jc w:val="center"/>
+              <w:rPr>
+                <w:rFonts w:ascii="宋体" w:hAnsi="宋体" w:hint="eastAsia"/>
+              </w:rPr>
+            </w:pPr>
+            <w:r>
+              <w:rPr>
+                <w:rFonts w:ascii="宋体" w:hAnsi="宋体" w:hint="eastAsia"/>
+              </w:rPr>
+              <w:t>{{</w:t>
+            </w:r>
+            <w:r>
+              <w:rPr>
+                <w:rFonts w:ascii="宋体" w:hAnsi="宋体" w:hint="eastAsia"/>
+              </w:rPr>
+              <w:t>固体推进剂平均反应度</w:t>
+            </w:r>
+            <w:r>
+              <w:rPr>
+                <w:rFonts w:ascii="宋体" w:hAnsi="宋体" w:hint="eastAsia"/>
+              </w:rPr>
+              <w:t>}}</w:t>
+            </w:r>
+          </w:p>
+        </w:tc>
+        <w:tc>
+          <w:tcPr>
+            <w:tcW w:w="1417" w:type="dxa"/>
+          </w:tcPr>
+          <w:p>
+            <w:pPr>
+              <w:spacing w:line="240" w:lineRule="auto"/>
+              <w:ind w:firstLineChars="0" w:firstLine="0"/>
+              <w:jc w:val="center"/>
+              <w:rPr>
+                <w:rFonts w:ascii="宋体" w:hAnsi="宋体" w:hint="eastAsia"/>
+              </w:rPr>
+            </w:pPr>
+          </w:p>
+        </w:tc>
+        <w:tc>
+          <w:tcPr>
+            <w:tcW w:w="2268" w:type="dxa"/>
+          </w:tcPr>
+          <w:p>
+            <w:pPr>
+              <w:spacing w:line="240" w:lineRule="auto"/>
+              <w:ind w:firstLineChars="0" w:firstLine="0"/>
+              <w:jc w:val="center"/>
+              <w:rPr>
+                <w:rFonts w:ascii="宋体" w:hAnsi="宋体" w:hint="eastAsia"/>
+              </w:rPr>
+            </w:pPr>
+            <w:r>
+              <w:rPr>
+                <w:rFonts w:ascii="宋体" w:hAnsi="宋体" w:hint="eastAsia"/>
+              </w:rPr>
+              <w:t>固体推进剂反应度标准差</w:t>
+            </w:r>
+          </w:p>
+        </w:tc>
+        <w:tc>
+          <w:tcPr>
+            <w:tcW w:w="1843" w:type="dxa"/>
+          </w:tcPr>
+          <w:p>
+            <w:pPr>
+              <w:spacing w:line="240" w:lineRule="auto"/>
+              <w:ind w:firstLineChars="0" w:firstLine="0"/>
+              <w:jc w:val="center"/>
+              <w:rPr>
+                <w:rFonts w:ascii="宋体" w:hAnsi="宋体" w:hint="eastAsia"/>
+              </w:rPr>
+            </w:pPr>
+            <w:r>
+              <w:rPr>
+                <w:rFonts w:ascii="宋体" w:hAnsi="宋体" w:hint="eastAsia"/>
+              </w:rPr>
+              <w:t>{{</w:t>
+            </w:r>
+            <w:r>
+              <w:rPr>
+                <w:rFonts w:ascii="宋体" w:hAnsi="宋体" w:hint="eastAsia"/>
+              </w:rPr>
+              <w:t>固体推进剂反应度标准差</w:t>
+            </w:r>
+            <w:r>
+              <w:rPr>
+                <w:rFonts w:ascii="宋体" w:hAnsi="宋体" w:hint="eastAsia"/>
+              </w:rPr>
+              <w:t>}}</w:t>
+            </w:r>
+          </w:p>
+        </w:tc>
+        <w:tc>
+          <w:tcPr>
+            <w:tcW w:w="1440" w:type="dxa"/>
+          </w:tcPr>
+          <w:p>
+            <w:pPr>
+              <w:spacing w:line="240" w:lineRule="auto"/>
+              <w:ind w:firstLineChars="0" w:firstLine="0"/>
+              <w:jc w:val="center"/>
+              <w:rPr>
+                <w:rFonts w:ascii="宋体" w:hAnsi="宋体" w:hint="eastAsia"/>
+              </w:rPr>
+            </w:pPr>
+          </w:p>
+        </w:tc>
+      </w:tr>
     </w:tbl>
     <w:p>
       <w:pPr>
@@ -14626,7 +14958,6 @@
               <w:ind w:firstLineChars="0" w:firstLine="0"/>
               <w:jc w:val="center"/>
             </w:pPr>
-            <w:bookmarkStart w:id="0" w:name="_GoBack" w:colFirst="1" w:colLast="1"/>
             <w:r>
               <w:t>壳体应力云图</w:t>
             </w:r>
@@ -14994,7 +15325,60 @@
           </w:p>
         </w:tc>
       </w:tr>
-      <w:bookmarkEnd w:id="0"/>
+      <w:tr>
+        <w:tc>
+          <w:tcPr>
+            <w:tcW w:w="2518" w:type="dxa"/>
+          </w:tcPr>
+          <w:p>
+            <w:pPr>
+              <w:spacing w:line="240" w:lineRule="auto"/>
+              <w:ind w:firstLineChars="0" w:firstLine="0"/>
+              <w:jc w:val="center"/>
+            </w:pPr>
+            <w:r>
+              <w:rPr>
+                <w:rFonts w:hint="eastAsia"/>
+              </w:rPr>
+              <w:t>推进剂反应度云图</w:t>
+            </w:r>
+          </w:p>
+        </w:tc>
+        <w:tc>
+          <w:tcPr>
+            <w:tcW w:w="6010" w:type="dxa"/>
+          </w:tcPr>
+          <w:p>
+            <w:pPr>
+              <w:spacing w:line="240" w:lineRule="auto"/>
+              <w:ind w:firstLineChars="0" w:firstLine="0"/>
+              <w:jc w:val="center"/>
+              <w:rPr>
+                <w:rFonts w:ascii="宋体" w:hAnsi="宋体" w:hint="eastAsia"/>
+              </w:rPr>
+            </w:pPr>
+            <w:r>
+              <w:rPr>
+                <w:rFonts w:ascii="宋体" w:hAnsi="宋体" w:hint="eastAsia"/>
+              </w:rPr>
+              <w:t>{{</w:t>
+            </w:r>
+            <w:r>
+              <w:rPr>
+                <w:rFonts w:hint="eastAsia"/>
+              </w:rPr>
+              <w:t>反应度</w:t>
+            </w:r>
+            <w:r>
+              <w:rPr>
+                <w:rFonts w:ascii="宋体" w:hAnsi="宋体" w:hint="eastAsia"/>
+                <w:kern w:val="0"/>
+              </w:rPr>
+              <w:t>云图}}</w:t>
+            </w:r>
+          </w:p>
+        </w:tc>
+      </w:tr>
     </w:tbl>
     <w:p>
       <w:pPr>
@@ -16166,7 +16550,7 @@
                 <w:sz w:val="21"/>
                 <w:szCs w:val="21"/>
               </w:rPr>
-              <w:t>13</w:t>
+              <w:t>12</w:t>
             </w:r>
             <w:r>
               <w:rPr>
@@ -18366,7 +18750,7 @@
   <a:extraClrSchemeLst/>
   <a:extLst>
     <a:ext uri="{05A4C25C-085E-4340-85A3-A5531E510DB2}">
-      <thm15:themeFamily xmlns="" xmlns:thm15="http://schemas.microsoft.com/office/thememl/2012/main" name="Office Theme" id="{2E142A2C-CD16-42D6-873A-C26D2A0506FA}" vid="{1BDDFF52-6CD6-40A5-AB3C-68EB2F1E4D0A}"/>
+      <thm15:themeFamily xmlns:thm15="http://schemas.microsoft.com/office/thememl/2012/main" xmlns="" name="Office Theme" id="{2E142A2C-CD16-42D6-873A-C26D2A0506FA}" vid="{1BDDFF52-6CD6-40A5-AB3C-68EB2F1E4D0A}"/>
     </a:ext>
   </a:extLst>
 </a:theme>

--- a/mainWidget/mainWidget/src/template/射流冲击仿真计算数据表.docx
+++ b/mainWidget/mainWidget/src/template/射流冲击仿真计算数据表.docx
@@ -9060,73 +9060,31 @@
         </w:rPr>
         <w:t>观测点设置如下图所示。</w:t>
       </w:r>
-      <w:r>
-        <w:rPr>
-          <w:rFonts w:hint="eastAsia"/>
-          <w:highlight w:val="yellow"/>
-        </w:rPr>
-        <w:t>(</w:t>
-      </w:r>
-      <w:r>
-        <w:rPr>
-          <w:rFonts w:hint="eastAsia"/>
-          <w:highlight w:val="yellow"/>
-        </w:rPr>
-        <w:t>导入观测点分布情况，交代观测点分布的位置和数量，例如下图。</w:t>
-      </w:r>
-      <w:r>
-        <w:rPr>
-          <w:rFonts w:hint="eastAsia"/>
-          <w:highlight w:val="yellow"/>
-        </w:rPr>
-        <w:t>)</w:t>
-      </w:r>
     </w:p>
     <w:p>
       <w:pPr>
         <w:spacing w:line="240" w:lineRule="auto"/>
         <w:ind w:firstLine="480"/>
+        <w:jc w:val="center"/>
       </w:pPr>
       <w:r>
         <w:rPr>
-          <w:noProof/>
-        </w:rPr>
-        <w:lastRenderedPageBreak/>
-        <w:drawing>
-          <wp:inline distT="0" distB="0" distL="0" distR="0" wp14:anchorId="174DA1B1" wp14:editId="02D8A488">
-            <wp:extent cx="5274310" cy="1699260"/>
-            <wp:effectExtent l="0" t="0" r="2540" b="0"/>
-            <wp:docPr id="61234768" name="图片 1"/>
-            <wp:cNvGraphicFramePr>
-              <a:graphicFrameLocks xmlns:a="http://schemas.openxmlformats.org/drawingml/2006/main" noChangeAspect="1"/>
-            </wp:cNvGraphicFramePr>
-            <a:graphic xmlns:a="http://schemas.openxmlformats.org/drawingml/2006/main">
-              <a:graphicData uri="http://schemas.openxmlformats.org/drawingml/2006/picture">
-                <pic:pic xmlns:pic="http://schemas.openxmlformats.org/drawingml/2006/picture">
-                  <pic:nvPicPr>
-                    <pic:cNvPr id="61234768" name=""/>
-                    <pic:cNvPicPr/>
-                  </pic:nvPicPr>
-                  <pic:blipFill>
-                    <a:blip r:embed="rId7"/>
-                    <a:stretch>
-                      <a:fillRect/>
-                    </a:stretch>
-                  </pic:blipFill>
-                  <pic:spPr>
-                    <a:xfrm>
-                      <a:off x="0" y="0"/>
-                      <a:ext cx="5274310" cy="1699260"/>
-                    </a:xfrm>
-                    <a:prstGeom prst="rect">
-                      <a:avLst/>
-                    </a:prstGeom>
-                  </pic:spPr>
-                </pic:pic>
-              </a:graphicData>
-            </a:graphic>
-          </wp:inline>
-        </w:drawing>
+          <w:rFonts w:ascii="宋体" w:hAnsi="宋体" w:hint="eastAsia"/>
+        </w:rPr>
+        <w:t>{{</w:t>
+      </w:r>
+      <w:r>
+        <w:rPr>
+          <w:rFonts w:hint="eastAsia"/>
+        </w:rPr>
+        <w:t>观测点分布图</w:t>
+      </w:r>
+      <w:r>
+        <w:rPr>
+          <w:rFonts w:ascii="宋体" w:hAnsi="宋体" w:hint="eastAsia"/>
+          <w:kern w:val="0"/>
+        </w:rPr>
+        <w:t>}}</w:t>
       </w:r>
     </w:p>
     <w:p>
@@ -9134,6 +9092,8 @@
         <w:ind w:firstLine="480"/>
         <w:jc w:val="center"/>
       </w:pPr>
+      <w:bookmarkStart w:id="0" w:name="_GoBack"/>
+      <w:bookmarkEnd w:id="0"/>
       <w:r>
         <w:rPr>
           <w:rFonts w:hint="eastAsia"/>
@@ -9447,12 +9407,12 @@
       <w:pPr>
         <w:ind w:firstLine="480"/>
         <w:sectPr>
-          <w:headerReference w:type="even" r:id="rId8"/>
-          <w:headerReference w:type="default" r:id="rId9"/>
-          <w:footerReference w:type="even" r:id="rId10"/>
-          <w:footerReference w:type="default" r:id="rId11"/>
-          <w:headerReference w:type="first" r:id="rId12"/>
-          <w:footerReference w:type="first" r:id="rId13"/>
+          <w:headerReference w:type="even" r:id="rId7"/>
+          <w:headerReference w:type="default" r:id="rId8"/>
+          <w:footerReference w:type="even" r:id="rId9"/>
+          <w:footerReference w:type="default" r:id="rId10"/>
+          <w:headerReference w:type="first" r:id="rId11"/>
+          <w:footerReference w:type="first" r:id="rId12"/>
           <w:pgSz w:w="11906" w:h="16838"/>
           <w:pgMar w:top="1440" w:right="1797" w:bottom="1440" w:left="1797" w:header="567" w:footer="425" w:gutter="0"/>
           <w:cols w:space="425"/>
@@ -9460,6 +9420,7 @@
         </w:sectPr>
       </w:pPr>
       <w:r>
+        <w:lastRenderedPageBreak/>
         <w:br w:type="page"/>
       </w:r>
     </w:p>
@@ -10792,7 +10753,7 @@
           <w:p>
             <w:pPr>
               <w:spacing w:line="240" w:lineRule="auto"/>
-              <w:ind w:firstLine="480"/>
+              <w:ind w:firstLineChars="0" w:firstLine="0"/>
               <w:jc w:val="center"/>
               <w:rPr>
                 <w:rFonts w:ascii="宋体" w:hAnsi="宋体"/>
@@ -14545,19 +14506,32 @@
           <w:p>
             <w:pPr>
               <w:spacing w:line="240" w:lineRule="auto"/>
-              <w:ind w:firstLine="480"/>
-              <w:jc w:val="center"/>
-              <w:rPr>
-                <w:rFonts w:ascii="宋体" w:hAnsi="宋体"/>
-              </w:rPr>
-            </w:pPr>
-            <w:bookmarkStart w:id="0" w:name="_GoBack" w:colFirst="0" w:colLast="0"/>
-            <w:r>
-              <w:rPr>
-                <w:rFonts w:ascii="宋体" w:hAnsi="宋体"/>
-              </w:rPr>
-              <w:t>反应度</w:t>
-            </w:r>
+              <w:ind w:firstLineChars="0" w:firstLine="0"/>
+              <w:jc w:val="center"/>
+              <w:rPr>
+                <w:rFonts w:ascii="宋体" w:hAnsi="宋体"/>
+              </w:rPr>
+            </w:pPr>
+            <w:r>
+              <w:rPr>
+                <w:rFonts w:ascii="宋体" w:hAnsi="宋体"/>
+              </w:rPr>
+              <w:t>反应</w:t>
+            </w:r>
+            <w:proofErr w:type="gramStart"/>
+            <w:r>
+              <w:rPr>
+                <w:rFonts w:ascii="宋体" w:hAnsi="宋体"/>
+              </w:rPr>
+              <w:t>度</w:t>
+            </w:r>
+            <w:r>
+              <w:rPr>
+                <w:rFonts w:ascii="宋体" w:hAnsi="宋体"/>
+              </w:rPr>
+              <w:t>数据</w:t>
+            </w:r>
+            <w:proofErr w:type="gramEnd"/>
           </w:p>
         </w:tc>
         <w:tc>
@@ -14571,7 +14545,7 @@
               <w:ind w:firstLineChars="0" w:firstLine="0"/>
               <w:jc w:val="center"/>
               <w:rPr>
-                <w:rFonts w:ascii="宋体" w:hAnsi="宋体" w:hint="eastAsia"/>
+                <w:rFonts w:ascii="宋体" w:hAnsi="宋体"/>
               </w:rPr>
             </w:pPr>
             <w:r>
@@ -14592,7 +14566,7 @@
               <w:ind w:firstLineChars="0" w:firstLine="0"/>
               <w:jc w:val="center"/>
               <w:rPr>
-                <w:rFonts w:ascii="宋体" w:hAnsi="宋体" w:hint="eastAsia"/>
+                <w:rFonts w:ascii="宋体" w:hAnsi="宋体"/>
               </w:rPr>
             </w:pPr>
             <w:r>
@@ -14625,7 +14599,7 @@
               <w:ind w:firstLineChars="0" w:firstLine="0"/>
               <w:jc w:val="center"/>
               <w:rPr>
-                <w:rFonts w:ascii="宋体" w:hAnsi="宋体" w:hint="eastAsia"/>
+                <w:rFonts w:ascii="宋体" w:hAnsi="宋体"/>
               </w:rPr>
             </w:pPr>
           </w:p>
@@ -14640,7 +14614,7 @@
               <w:ind w:firstLineChars="0" w:firstLine="0"/>
               <w:jc w:val="center"/>
               <w:rPr>
-                <w:rFonts w:ascii="宋体" w:hAnsi="宋体" w:hint="eastAsia"/>
+                <w:rFonts w:ascii="宋体" w:hAnsi="宋体"/>
               </w:rPr>
             </w:pPr>
             <w:r>
@@ -14661,7 +14635,7 @@
               <w:ind w:firstLineChars="0" w:firstLine="0"/>
               <w:jc w:val="center"/>
               <w:rPr>
-                <w:rFonts w:ascii="宋体" w:hAnsi="宋体" w:hint="eastAsia"/>
+                <w:rFonts w:ascii="宋体" w:hAnsi="宋体"/>
               </w:rPr>
             </w:pPr>
             <w:r>
@@ -14694,13 +14668,12 @@
               <w:ind w:firstLineChars="0" w:firstLine="0"/>
               <w:jc w:val="center"/>
               <w:rPr>
-                <w:rFonts w:ascii="宋体" w:hAnsi="宋体" w:hint="eastAsia"/>
+                <w:rFonts w:ascii="宋体" w:hAnsi="宋体"/>
               </w:rPr>
             </w:pPr>
           </w:p>
         </w:tc>
       </w:tr>
-      <w:bookmarkEnd w:id="0"/>
       <w:tr>
         <w:trPr>
           <w:trHeight w:val="747"/>
@@ -14734,7 +14707,7 @@
               <w:ind w:firstLineChars="0" w:firstLine="0"/>
               <w:jc w:val="center"/>
               <w:rPr>
-                <w:rFonts w:ascii="宋体" w:hAnsi="宋体" w:hint="eastAsia"/>
+                <w:rFonts w:ascii="宋体" w:hAnsi="宋体"/>
               </w:rPr>
             </w:pPr>
             <w:r>
@@ -14755,7 +14728,7 @@
               <w:ind w:firstLineChars="0" w:firstLine="0"/>
               <w:jc w:val="center"/>
               <w:rPr>
-                <w:rFonts w:ascii="宋体" w:hAnsi="宋体" w:hint="eastAsia"/>
+                <w:rFonts w:ascii="宋体" w:hAnsi="宋体"/>
               </w:rPr>
             </w:pPr>
             <w:r>
@@ -14788,7 +14761,7 @@
               <w:ind w:firstLineChars="0" w:firstLine="0"/>
               <w:jc w:val="center"/>
               <w:rPr>
-                <w:rFonts w:ascii="宋体" w:hAnsi="宋体" w:hint="eastAsia"/>
+                <w:rFonts w:ascii="宋体" w:hAnsi="宋体"/>
               </w:rPr>
             </w:pPr>
           </w:p>
@@ -14803,7 +14776,7 @@
               <w:ind w:firstLineChars="0" w:firstLine="0"/>
               <w:jc w:val="center"/>
               <w:rPr>
-                <w:rFonts w:ascii="宋体" w:hAnsi="宋体" w:hint="eastAsia"/>
+                <w:rFonts w:ascii="宋体" w:hAnsi="宋体"/>
               </w:rPr>
             </w:pPr>
             <w:r>
@@ -14824,7 +14797,7 @@
               <w:ind w:firstLineChars="0" w:firstLine="0"/>
               <w:jc w:val="center"/>
               <w:rPr>
-                <w:rFonts w:ascii="宋体" w:hAnsi="宋体" w:hint="eastAsia"/>
+                <w:rFonts w:ascii="宋体" w:hAnsi="宋体"/>
               </w:rPr>
             </w:pPr>
             <w:r>
@@ -14857,7 +14830,7 @@
               <w:ind w:firstLineChars="0" w:firstLine="0"/>
               <w:jc w:val="center"/>
               <w:rPr>
-                <w:rFonts w:ascii="宋体" w:hAnsi="宋体" w:hint="eastAsia"/>
+                <w:rFonts w:ascii="宋体" w:hAnsi="宋体"/>
               </w:rPr>
             </w:pPr>
           </w:p>
@@ -15354,7 +15327,7 @@
               <w:ind w:firstLineChars="0" w:firstLine="0"/>
               <w:jc w:val="center"/>
               <w:rPr>
-                <w:rFonts w:ascii="宋体" w:hAnsi="宋体" w:hint="eastAsia"/>
+                <w:rFonts w:ascii="宋体" w:hAnsi="宋体"/>
               </w:rPr>
             </w:pPr>
             <w:r>
@@ -16550,7 +16523,7 @@
                 <w:sz w:val="21"/>
                 <w:szCs w:val="21"/>
               </w:rPr>
-              <w:t>12</w:t>
+              <w:t>8</w:t>
             </w:r>
             <w:r>
               <w:rPr>

--- a/mainWidget/mainWidget/src/template/射流冲击仿真计算数据表.docx
+++ b/mainWidget/mainWidget/src/template/射流冲击仿真计算数据表.docx
@@ -3356,7 +3356,7 @@
         </w:tc>
         <w:tc>
           <w:tcPr>
-            <w:tcW w:w="1038" w:type="dxa"/>
+            <w:tcW w:w="1231" w:type="dxa"/>
           </w:tcPr>
           <w:p>
             <w:pPr>
@@ -3561,7 +3561,7 @@
         </w:tc>
         <w:tc>
           <w:tcPr>
-            <w:tcW w:w="1038" w:type="dxa"/>
+            <w:tcW w:w="1231" w:type="dxa"/>
           </w:tcPr>
           <w:p>
             <w:pPr>
@@ -3733,7 +3733,7 @@
         </w:tc>
         <w:tc>
           <w:tcPr>
-            <w:tcW w:w="1038" w:type="dxa"/>
+            <w:tcW w:w="1231" w:type="dxa"/>
           </w:tcPr>
           <w:p>
             <w:pPr>
@@ -3775,6 +3775,7 @@
               <w:ind w:firstLineChars="0" w:firstLine="0"/>
               <w:jc w:val="center"/>
             </w:pPr>
+            <w:bookmarkStart w:id="0" w:name="_GoBack" w:colFirst="4" w:colLast="6"/>
             <w:r>
               <w:rPr>
                 <w:rFonts w:hint="eastAsia"/>
@@ -3899,19 +3900,7 @@
               <w:rPr>
                 <w:rFonts w:hint="eastAsia"/>
               </w:rPr>
-              <w:t>{{</w:t>
-            </w:r>
-            <w:r>
-              <w:rPr>
-                <w:rFonts w:hint="eastAsia"/>
-              </w:rPr>
-              <w:t>G1</w:t>
-            </w:r>
-            <w:r>
-              <w:rPr>
-                <w:rFonts w:hint="eastAsia"/>
-              </w:rPr>
-              <w:t>}}</w:t>
+              <w:t>6.8</w:t>
             </w:r>
           </w:p>
         </w:tc>
@@ -3923,55 +3912,31 @@
             <w:pPr>
               <w:pStyle w:val="ad"/>
               <w:ind w:firstLineChars="0" w:firstLine="0"/>
-            </w:pPr>
-            <w:r>
-              <w:rPr>
-                <w:rFonts w:hint="eastAsia"/>
-              </w:rPr>
-              <w:t>{{</w:t>
-            </w:r>
-            <w:r>
-              <w:rPr>
-                <w:rFonts w:hint="eastAsia"/>
-              </w:rPr>
-              <w:t>G2</w:t>
-            </w:r>
-            <w:r>
-              <w:rPr>
-                <w:rFonts w:hint="eastAsia"/>
-              </w:rPr>
-              <w:t>}}</w:t>
-            </w:r>
-          </w:p>
-        </w:tc>
-        <w:tc>
-          <w:tcPr>
-            <w:tcW w:w="1038" w:type="dxa"/>
+              <w:jc w:val="center"/>
+            </w:pPr>
+            <w:r>
+              <w:rPr>
+                <w:rFonts w:hint="eastAsia"/>
+              </w:rPr>
+              <w:t>2.2</w:t>
+            </w:r>
+          </w:p>
+        </w:tc>
+        <w:tc>
+          <w:tcPr>
+            <w:tcW w:w="1231" w:type="dxa"/>
           </w:tcPr>
           <w:p>
             <w:pPr>
               <w:pStyle w:val="ad"/>
               <w:ind w:firstLineChars="0" w:firstLine="0"/>
-            </w:pPr>
-            <w:r>
-              <w:rPr>
-                <w:rFonts w:hint="eastAsia"/>
-              </w:rPr>
-              <w:t>{{</w:t>
-            </w:r>
-            <w:proofErr w:type="spellStart"/>
-            <w:r>
-              <w:rPr>
-                <w:rFonts w:hint="eastAsia"/>
-              </w:rPr>
-              <w:t>Figmax</w:t>
-            </w:r>
-            <w:proofErr w:type="spellEnd"/>
-            <w:r>
-              <w:rPr>
-                <w:rFonts w:hint="eastAsia"/>
-              </w:rPr>
-              <w:t>}}</w:t>
+              <w:jc w:val="center"/>
+            </w:pPr>
+            <w:r>
+              <w:rPr>
+                <w:rFonts w:hint="eastAsia"/>
+              </w:rPr>
+              <w:t>6.8</w:t>
             </w:r>
           </w:p>
         </w:tc>
@@ -3989,6 +3954,7 @@
         </w:tc>
       </w:tr>
     </w:tbl>
+    <w:bookmarkEnd w:id="0"/>
     <w:p>
       <w:pPr>
         <w:ind w:firstLine="480"/>
@@ -9092,8 +9058,6 @@
         <w:ind w:firstLine="480"/>
         <w:jc w:val="center"/>
       </w:pPr>
-      <w:bookmarkStart w:id="0" w:name="_GoBack"/>
-      <w:bookmarkEnd w:id="0"/>
       <w:r>
         <w:rPr>
           <w:rFonts w:hint="eastAsia"/>
@@ -9197,101 +9161,56 @@
         </w:rPr>
         <w:t>:</w:t>
       </w:r>
-      <w:proofErr w:type="gramStart"/>
       <w:r>
         <w:rPr>
           <w:rFonts w:hint="eastAsia"/>
-        </w:rPr>
-        <w:t>FG1max:</w:t>
-      </w:r>
-      <w:proofErr w:type="gramEnd"/>
+          <w:kern w:val="0"/>
+          <w14:ligatures w14:val="none"/>
+        </w:rPr>
+        <w:t xml:space="preserve"> </w:t>
+      </w:r>
       <w:r>
         <w:rPr>
           <w:rFonts w:hint="eastAsia"/>
-        </w:rPr>
-        <w:t>{{G1}}</w:t>
+          <w:kern w:val="0"/>
+          <w14:ligatures w14:val="none"/>
+        </w:rPr>
+        <w:t>FG1max:6.8</w:t>
       </w:r>
       <w:r>
         <w:rPr>
           <w:rFonts w:hint="eastAsia"/>
+          <w:kern w:val="0"/>
+          <w14:ligatures w14:val="none"/>
         </w:rPr>
         <w:tab/>
+        <w:t xml:space="preserve"> FG2min: 2.2 </w:t>
       </w:r>
       <w:r>
         <w:rPr>
           <w:rFonts w:hint="eastAsia"/>
-        </w:rPr>
-        <w:t xml:space="preserve"> </w:t>
-      </w:r>
+          <w:kern w:val="0"/>
+          <w14:ligatures w14:val="none"/>
+        </w:rPr>
+        <w:tab/>
+      </w:r>
+      <w:proofErr w:type="spellStart"/>
       <w:r>
         <w:rPr>
           <w:rFonts w:hint="eastAsia"/>
-        </w:rPr>
-        <w:t>FG2min:</w:t>
-      </w:r>
+          <w:kern w:val="0"/>
+          <w14:ligatures w14:val="none"/>
+        </w:rPr>
+        <w:t>Figmax</w:t>
+      </w:r>
+      <w:proofErr w:type="spellEnd"/>
       <w:r>
         <w:rPr>
           <w:rFonts w:hint="eastAsia"/>
-        </w:rPr>
-        <w:t xml:space="preserve"> </w:t>
-      </w:r>
-      <w:r>
-        <w:rPr>
-          <w:rFonts w:hint="eastAsia"/>
-        </w:rPr>
-        <w:t>{{G2}}</w:t>
-      </w:r>
-      <w:r>
-        <w:rPr>
-          <w:rFonts w:hint="eastAsia"/>
-        </w:rPr>
-        <w:t xml:space="preserve"> </w:t>
-      </w:r>
-      <w:r>
-        <w:rPr>
-          <w:rFonts w:hint="eastAsia"/>
-        </w:rPr>
-        <w:tab/>
-      </w:r>
-      <w:proofErr w:type="spellStart"/>
-      <w:r>
-        <w:rPr>
-          <w:rFonts w:hint="eastAsia"/>
-        </w:rPr>
-        <w:t>Figmax</w:t>
-      </w:r>
-      <w:proofErr w:type="spellEnd"/>
-      <w:r>
-        <w:rPr>
-          <w:rFonts w:hint="eastAsia"/>
-        </w:rPr>
-        <w:t>:</w:t>
-      </w:r>
-      <w:r>
-        <w:rPr>
-          <w:rFonts w:hint="eastAsia"/>
-        </w:rPr>
-        <w:t xml:space="preserve"> </w:t>
-      </w:r>
-      <w:r>
-        <w:rPr>
-          <w:rFonts w:hint="eastAsia"/>
-        </w:rPr>
-        <w:t>{{</w:t>
-      </w:r>
-      <w:proofErr w:type="spellStart"/>
-      <w:r>
-        <w:rPr>
-          <w:rFonts w:hint="eastAsia"/>
-        </w:rPr>
-        <w:t>Figmax</w:t>
-      </w:r>
-      <w:proofErr w:type="spellEnd"/>
-      <w:r>
-        <w:rPr>
-          <w:rFonts w:hint="eastAsia"/>
-        </w:rPr>
-        <w:t>}}</w:t>
+          <w:kern w:val="0"/>
+          <w14:ligatures w14:val="none"/>
+        </w:rPr>
+        <w:t>: 6.8</w:t>
       </w:r>
     </w:p>
     <w:p>
@@ -16523,7 +16442,7 @@
                 <w:sz w:val="21"/>
                 <w:szCs w:val="21"/>
               </w:rPr>
-              <w:t>8</w:t>
+              <w:t>3</w:t>
             </w:r>
             <w:r>
               <w:rPr>
@@ -18723,7 +18642,7 @@
   <a:extraClrSchemeLst/>
   <a:extLst>
     <a:ext uri="{05A4C25C-085E-4340-85A3-A5531E510DB2}">
-      <thm15:themeFamily xmlns:thm15="http://schemas.microsoft.com/office/thememl/2012/main" xmlns="" name="Office Theme" id="{2E142A2C-CD16-42D6-873A-C26D2A0506FA}" vid="{1BDDFF52-6CD6-40A5-AB3C-68EB2F1E4D0A}"/>
+      <thm15:themeFamily xmlns="" xmlns:thm15="http://schemas.microsoft.com/office/thememl/2012/main" name="Office Theme" id="{2E142A2C-CD16-42D6-873A-C26D2A0506FA}" vid="{1BDDFF52-6CD6-40A5-AB3C-68EB2F1E4D0A}"/>
     </a:ext>
   </a:extLst>
 </a:theme>

--- a/mainWidget/mainWidget/src/template/射流冲击仿真计算数据表.docx
+++ b/mainWidget/mainWidget/src/template/射流冲击仿真计算数据表.docx
@@ -9914,8 +9914,6 @@
                 <w:rFonts w:ascii="Times New Roman" w:hAnsi="Times New Roman" w:cs="Times New Roman"/>
               </w:rPr>
             </w:pPr>
-            <w:bookmarkStart w:id="3" w:name="_GoBack"/>
-            <w:bookmarkEnd w:id="3"/>
             <w:r>
               <w:rPr>
                 <w:rFonts w:ascii="Times New Roman" w:hAnsi="Times New Roman" w:cs="Times New Roman" w:hint="eastAsia"/>
@@ -9945,12 +9943,14 @@
           <w:p>
             <w:pPr>
               <w:spacing w:line="240" w:lineRule="auto"/>
-              <w:ind w:firstLine="480"/>
+              <w:ind w:firstLineChars="0" w:firstLine="0"/>
               <w:jc w:val="center"/>
               <w:rPr>
                 <w:rFonts w:ascii="Times New Roman" w:hAnsi="Times New Roman" w:cs="Times New Roman"/>
               </w:rPr>
             </w:pPr>
+            <w:bookmarkStart w:id="3" w:name="_GoBack"/>
+            <w:bookmarkEnd w:id="3"/>
             <w:r>
               <w:rPr>
                 <w:rFonts w:ascii="Times New Roman" w:hAnsi="Times New Roman" w:cs="Times New Roman"/>
@@ -24426,7 +24426,7 @@
   <a:extraClrSchemeLst/>
   <a:extLst>
     <a:ext uri="{05A4C25C-085E-4340-85A3-A5531E510DB2}">
-      <thm15:themeFamily xmlns="" xmlns:thm15="http://schemas.microsoft.com/office/thememl/2012/main" name="Office Theme" id="{2E142A2C-CD16-42D6-873A-C26D2A0506FA}" vid="{1BDDFF52-6CD6-40A5-AB3C-68EB2F1E4D0A}"/>
+      <thm15:themeFamily xmlns:thm15="http://schemas.microsoft.com/office/thememl/2012/main" xmlns="" name="Office Theme" id="{2E142A2C-CD16-42D6-873A-C26D2A0506FA}" vid="{1BDDFF52-6CD6-40A5-AB3C-68EB2F1E4D0A}"/>
     </a:ext>
   </a:extLst>
 </a:theme>
